--- a/Trading_Agent_Features.docx
+++ b/Trading_Agent_Features.docx
@@ -6843,7 +6843,1246 @@
         <w:rPr>
           <w:color w:val="1A3A6A"/>
         </w:rPr>
-        <w:t>9. Priority Summary — What to Build Next</w:t>
+        <w:t>9. Real Edge — Building Durable Competitive Advantage</w:t>
+      </w:r>
+    </w:p>
+    <w:p>
+      <w:pPr>
+        <w:spacing w:after="120"/>
+      </w:pPr>
+      <w:r>
+        <w:t>Honest assessment of where the current system has edge — and where it does not — and what to build to create genuine, durable advantage over commodity signals.</w:t>
+      </w:r>
+    </w:p>
+    <w:p>
+      <w:pPr>
+        <w:pStyle w:val="Heading2"/>
+      </w:pPr>
+      <w:r>
+        <w:rPr>
+          <w:color w:val="1A3A6A"/>
+        </w:rPr>
+        <w:t>Why Current Signals Have No Edge</w:t>
+      </w:r>
+    </w:p>
+    <w:p>
+      <w:pPr>
+        <w:spacing w:after="120"/>
+      </w:pPr>
+      <w:r>
+        <w:t>RSI, MACD, and Bollinger Bands are in every trading textbook and every retail platform. Quant funds run the same signals at microsecond speed with better fills. By the time yfinance shows a signal (15-min delayed), it is already partially priced in. Commodity signals + delayed data = no structural advantage. The current system's real value is in its risk management discipline (3:1 R:R, stop-loss, sector caps, position sizing) — not its signal intelligence.</w:t>
+      </w:r>
+    </w:p>
+    <w:p>
+      <w:pPr>
+        <w:pStyle w:val="Heading2"/>
+      </w:pPr>
+      <w:r>
+        <w:rPr>
+          <w:color w:val="1A3A6A"/>
+        </w:rPr>
+        <w:t>Where Retail Can Actually Win</w:t>
+      </w:r>
+    </w:p>
+    <w:p>
+      <w:pPr>
+        <w:spacing w:after="120"/>
+      </w:pPr>
+      <w:r>
+        <w:t>Large hedge funds cannot exploit small-cap opportunities — $10M minimum position sizes make many universe tickers untradeable for institutional money. A focused system exploiting stock-specific catalysts and alternative data can find edge that institutional capital ignores by design. The goal is information asymmetry at the stock level, not speed.</w:t>
+      </w:r>
+    </w:p>
+    <w:p>
+      <w:pPr>
+        <w:pStyle w:val="Heading2"/>
+      </w:pPr>
+      <w:r>
+        <w:rPr>
+          <w:color w:val="1A3A6A"/>
+        </w:rPr>
+        <w:t>Honest Confidence Assessment</w:t>
+      </w:r>
+    </w:p>
+    <w:tbl>
+      <w:tblPr>
+        <w:tblStyle w:val="TableGrid"/>
+        <w:tblW w:type="auto" w:w="0"/>
+        <w:tblLook w:firstColumn="1" w:firstRow="1" w:lastColumn="0" w:lastRow="0" w:noHBand="0" w:noVBand="1" w:val="04A0"/>
+      </w:tblPr>
+      <w:tblGrid>
+        <w:gridCol w:w="2880"/>
+        <w:gridCol w:w="2880"/>
+        <w:gridCol w:w="2880"/>
+      </w:tblGrid>
+      <w:tr>
+        <w:tc>
+          <w:tcPr>
+            <w:tcW w:type="dxa" w:w="2880"/>
+          </w:tcPr>
+          <w:p>
+            <w:r>
+              <w:rPr>
+                <w:b/>
+              </w:rPr>
+              <w:t>Scenario</w:t>
+            </w:r>
+          </w:p>
+        </w:tc>
+        <w:tc>
+          <w:tcPr>
+            <w:tcW w:type="dxa" w:w="2880"/>
+          </w:tcPr>
+          <w:p>
+            <w:r>
+              <w:rPr>
+                <w:b/>
+              </w:rPr>
+              <w:t>Expected Daily P&amp;L</w:t>
+            </w:r>
+          </w:p>
+        </w:tc>
+        <w:tc>
+          <w:tcPr>
+            <w:tcW w:type="dxa" w:w="2880"/>
+          </w:tcPr>
+          <w:p>
+            <w:r>
+              <w:rPr>
+                <w:b/>
+              </w:rPr>
+              <w:t>Notes</w:t>
+            </w:r>
+          </w:p>
+        </w:tc>
+      </w:tr>
+      <w:tr>
+        <w:tc>
+          <w:tcPr>
+            <w:tcW w:type="dxa" w:w="2880"/>
+          </w:tcPr>
+          <w:p/>
+        </w:tc>
+        <w:tc>
+          <w:tcPr>
+            <w:tcW w:type="dxa" w:w="2880"/>
+          </w:tcPr>
+          <w:p/>
+        </w:tc>
+        <w:tc>
+          <w:tcPr>
+            <w:tcW w:type="dxa" w:w="2880"/>
+          </w:tcPr>
+          <w:p/>
+        </w:tc>
+      </w:tr>
+      <w:tr>
+        <w:tc>
+          <w:tcPr>
+            <w:tcW w:type="dxa" w:w="2880"/>
+          </w:tcPr>
+          <w:p/>
+        </w:tc>
+        <w:tc>
+          <w:tcPr>
+            <w:tcW w:type="dxa" w:w="2880"/>
+          </w:tcPr>
+          <w:p/>
+        </w:tc>
+        <w:tc>
+          <w:tcPr>
+            <w:tcW w:type="dxa" w:w="2880"/>
+          </w:tcPr>
+          <w:p/>
+        </w:tc>
+      </w:tr>
+      <w:tr>
+        <w:tc>
+          <w:tcPr>
+            <w:tcW w:type="dxa" w:w="2880"/>
+          </w:tcPr>
+          <w:p/>
+        </w:tc>
+        <w:tc>
+          <w:tcPr>
+            <w:tcW w:type="dxa" w:w="2880"/>
+          </w:tcPr>
+          <w:p/>
+        </w:tc>
+        <w:tc>
+          <w:tcPr>
+            <w:tcW w:type="dxa" w:w="2880"/>
+          </w:tcPr>
+          <w:p/>
+        </w:tc>
+      </w:tr>
+      <w:tr>
+        <w:tc>
+          <w:tcPr>
+            <w:tcW w:type="dxa" w:w="2880"/>
+          </w:tcPr>
+          <w:p/>
+        </w:tc>
+        <w:tc>
+          <w:tcPr>
+            <w:tcW w:type="dxa" w:w="2880"/>
+          </w:tcPr>
+          <w:p/>
+        </w:tc>
+        <w:tc>
+          <w:tcPr>
+            <w:tcW w:type="dxa" w:w="2880"/>
+          </w:tcPr>
+          <w:p/>
+        </w:tc>
+      </w:tr>
+      <w:tr>
+        <w:tc>
+          <w:tcPr>
+            <w:tcW w:type="dxa" w:w="2880"/>
+          </w:tcPr>
+          <w:p/>
+        </w:tc>
+        <w:tc>
+          <w:tcPr>
+            <w:tcW w:type="dxa" w:w="2880"/>
+          </w:tcPr>
+          <w:p/>
+        </w:tc>
+        <w:tc>
+          <w:tcPr>
+            <w:tcW w:type="dxa" w:w="2880"/>
+          </w:tcPr>
+          <w:p/>
+        </w:tc>
+      </w:tr>
+      <w:tr>
+        <w:tc>
+          <w:tcPr>
+            <w:tcW w:type="dxa" w:w="2880"/>
+          </w:tcPr>
+          <w:p>
+            <w:r>
+              <w:t>Paper trading, bull market</w:t>
+            </w:r>
+          </w:p>
+        </w:tc>
+        <w:tc>
+          <w:tcPr>
+            <w:tcW w:type="dxa" w:w="2880"/>
+          </w:tcPr>
+          <w:p>
+            <w:r>
+              <w:t>$500–750</w:t>
+            </w:r>
+          </w:p>
+        </w:tc>
+        <w:tc>
+          <w:tcPr>
+            <w:tcW w:type="dxa" w:w="2880"/>
+          </w:tcPr>
+          <w:p>
+            <w:r>
+              <w:t>Close to 30-day backtest — favorable conditions</w:t>
+            </w:r>
+          </w:p>
+        </w:tc>
+      </w:tr>
+      <w:tr>
+        <w:tc>
+          <w:tcPr>
+            <w:tcW w:type="dxa" w:w="2880"/>
+          </w:tcPr>
+          <w:p>
+            <w:r>
+              <w:t>Paper trading, choppy market</w:t>
+            </w:r>
+          </w:p>
+        </w:tc>
+        <w:tc>
+          <w:tcPr>
+            <w:tcW w:type="dxa" w:w="2880"/>
+          </w:tcPr>
+          <w:p>
+            <w:r>
+              <w:t>$0–200, some losses</w:t>
+            </w:r>
+          </w:p>
+        </w:tc>
+        <w:tc>
+          <w:tcPr>
+            <w:tcW w:type="dxa" w:w="2880"/>
+          </w:tcPr>
+          <w:p>
+            <w:r>
+              <w:t>Momentum signals fail in sideways/mean-reverting markets</w:t>
+            </w:r>
+          </w:p>
+        </w:tc>
+      </w:tr>
+      <w:tr>
+        <w:tc>
+          <w:tcPr>
+            <w:tcW w:type="dxa" w:w="2880"/>
+          </w:tcPr>
+          <w:p>
+            <w:r>
+              <w:t>Real money, bull market</w:t>
+            </w:r>
+          </w:p>
+        </w:tc>
+        <w:tc>
+          <w:tcPr>
+            <w:tcW w:type="dxa" w:w="2880"/>
+          </w:tcPr>
+          <w:p>
+            <w:r>
+              <w:t>$200–400</w:t>
+            </w:r>
+          </w:p>
+        </w:tc>
+        <w:tc>
+          <w:tcPr>
+            <w:tcW w:type="dxa" w:w="2880"/>
+          </w:tcPr>
+          <w:p>
+            <w:r>
+              <w:t>~40% haircut from slippage, spreads, partial fills</w:t>
+            </w:r>
+          </w:p>
+        </w:tc>
+      </w:tr>
+      <w:tr>
+        <w:tc>
+          <w:tcPr>
+            <w:tcW w:type="dxa" w:w="2880"/>
+          </w:tcPr>
+          <w:p>
+            <w:r>
+              <w:t>Real money, choppy market</w:t>
+            </w:r>
+          </w:p>
+        </w:tc>
+        <w:tc>
+          <w:tcPr>
+            <w:tcW w:type="dxa" w:w="2880"/>
+          </w:tcPr>
+          <w:p>
+            <w:r>
+              <w:t>Breakeven to -loss</w:t>
+            </w:r>
+          </w:p>
+        </w:tc>
+        <w:tc>
+          <w:tcPr>
+            <w:tcW w:type="dxa" w:w="2880"/>
+          </w:tcPr>
+          <w:p>
+            <w:r>
+              <w:t>No edge on non-trending days with current signals</w:t>
+            </w:r>
+          </w:p>
+        </w:tc>
+      </w:tr>
+      <w:tr>
+        <w:tc>
+          <w:tcPr>
+            <w:tcW w:type="dxa" w:w="2880"/>
+          </w:tcPr>
+          <w:p>
+            <w:r>
+              <w:t>Real money, volatility spike</w:t>
+            </w:r>
+          </w:p>
+        </w:tc>
+        <w:tc>
+          <w:tcPr>
+            <w:tcW w:type="dxa" w:w="2880"/>
+          </w:tcPr>
+          <w:p>
+            <w:r>
+              <w:t>Reduced but protected</w:t>
+            </w:r>
+          </w:p>
+        </w:tc>
+        <w:tc>
+          <w:tcPr>
+            <w:tcW w:type="dxa" w:w="2880"/>
+          </w:tcPr>
+          <w:p>
+            <w:r>
+              <w:t>VIX gates reduce position count — good design</w:t>
+            </w:r>
+          </w:p>
+        </w:tc>
+      </w:tr>
+    </w:tbl>
+    <w:p/>
+    <w:p>
+      <w:pPr>
+        <w:spacing w:after="120"/>
+      </w:pPr>
+      <w:r>
+        <w:t>Overall confidence: 6/10 paper, 4/10 real money with current signals only.</w:t>
+      </w:r>
+    </w:p>
+    <w:p>
+      <w:pPr>
+        <w:pStyle w:val="Heading2"/>
+      </w:pPr>
+      <w:r>
+        <w:rPr>
+          <w:color w:val="1A3A6A"/>
+        </w:rPr>
+        <w:t>Features That Create Real Edge</w:t>
+      </w:r>
+    </w:p>
+    <w:p>
+      <w:pPr>
+        <w:spacing w:after="120"/>
+      </w:pPr>
+      <w:r>
+        <w:t>Ranked by signal quality and buildability. Each addresses a specific gap in the current system.</w:t>
+      </w:r>
+    </w:p>
+    <w:tbl>
+      <w:tblPr>
+        <w:tblStyle w:val="TableGrid"/>
+        <w:tblW w:type="auto" w:w="0"/>
+        <w:tblLook w:firstColumn="1" w:firstRow="1" w:lastColumn="0" w:lastRow="0" w:noHBand="0" w:noVBand="1" w:val="04A0"/>
+      </w:tblPr>
+      <w:tblGrid>
+        <w:gridCol w:w="1234"/>
+        <w:gridCol w:w="1234"/>
+        <w:gridCol w:w="1234"/>
+        <w:gridCol w:w="1234"/>
+        <w:gridCol w:w="1234"/>
+        <w:gridCol w:w="1234"/>
+        <w:gridCol w:w="1234"/>
+      </w:tblGrid>
+      <w:tr>
+        <w:tc>
+          <w:tcPr>
+            <w:tcW w:type="dxa" w:w="1234"/>
+          </w:tcPr>
+          <w:p>
+            <w:r>
+              <w:rPr>
+                <w:b/>
+              </w:rPr>
+              <w:t>Priority</w:t>
+            </w:r>
+          </w:p>
+        </w:tc>
+        <w:tc>
+          <w:tcPr>
+            <w:tcW w:type="dxa" w:w="1234"/>
+          </w:tcPr>
+          <w:p>
+            <w:r>
+              <w:rPr>
+                <w:b/>
+              </w:rPr>
+              <w:t>Feature</w:t>
+            </w:r>
+          </w:p>
+        </w:tc>
+        <w:tc>
+          <w:tcPr>
+            <w:tcW w:type="dxa" w:w="1234"/>
+          </w:tcPr>
+          <w:p>
+            <w:r>
+              <w:rPr>
+                <w:b/>
+              </w:rPr>
+              <w:t>Edge Type</w:t>
+            </w:r>
+          </w:p>
+        </w:tc>
+        <w:tc>
+          <w:tcPr>
+            <w:tcW w:type="dxa" w:w="1234"/>
+          </w:tcPr>
+          <w:p>
+            <w:r>
+              <w:rPr>
+                <w:b/>
+              </w:rPr>
+              <w:t>What</w:t>
+            </w:r>
+          </w:p>
+        </w:tc>
+        <w:tc>
+          <w:tcPr>
+            <w:tcW w:type="dxa" w:w="1234"/>
+          </w:tcPr>
+          <w:p>
+            <w:r>
+              <w:rPr>
+                <w:b/>
+              </w:rPr>
+              <w:t>Why It Works</w:t>
+            </w:r>
+          </w:p>
+        </w:tc>
+        <w:tc>
+          <w:tcPr>
+            <w:tcW w:type="dxa" w:w="1234"/>
+          </w:tcPr>
+          <w:p>
+            <w:r>
+              <w:rPr>
+                <w:b/>
+              </w:rPr>
+              <w:t>Effort</w:t>
+            </w:r>
+          </w:p>
+        </w:tc>
+        <w:tc>
+          <w:tcPr>
+            <w:tcW w:type="dxa" w:w="1234"/>
+          </w:tcPr>
+          <w:p>
+            <w:r>
+              <w:rPr>
+                <w:b/>
+              </w:rPr>
+              <w:t>Status</w:t>
+            </w:r>
+          </w:p>
+        </w:tc>
+      </w:tr>
+      <w:tr>
+        <w:tc>
+          <w:tcPr>
+            <w:tcW w:type="dxa" w:w="1234"/>
+          </w:tcPr>
+          <w:p/>
+        </w:tc>
+        <w:tc>
+          <w:tcPr>
+            <w:tcW w:type="dxa" w:w="1234"/>
+          </w:tcPr>
+          <w:p/>
+        </w:tc>
+        <w:tc>
+          <w:tcPr>
+            <w:tcW w:type="dxa" w:w="1234"/>
+          </w:tcPr>
+          <w:p/>
+        </w:tc>
+        <w:tc>
+          <w:tcPr>
+            <w:tcW w:type="dxa" w:w="1234"/>
+          </w:tcPr>
+          <w:p/>
+        </w:tc>
+        <w:tc>
+          <w:tcPr>
+            <w:tcW w:type="dxa" w:w="1234"/>
+          </w:tcPr>
+          <w:p/>
+        </w:tc>
+        <w:tc>
+          <w:tcPr>
+            <w:tcW w:type="dxa" w:w="1234"/>
+          </w:tcPr>
+          <w:p/>
+        </w:tc>
+        <w:tc>
+          <w:tcPr>
+            <w:tcW w:type="dxa" w:w="1234"/>
+          </w:tcPr>
+          <w:p/>
+        </w:tc>
+      </w:tr>
+      <w:tr>
+        <w:tc>
+          <w:tcPr>
+            <w:tcW w:type="dxa" w:w="1234"/>
+          </w:tcPr>
+          <w:p/>
+        </w:tc>
+        <w:tc>
+          <w:tcPr>
+            <w:tcW w:type="dxa" w:w="1234"/>
+          </w:tcPr>
+          <w:p/>
+        </w:tc>
+        <w:tc>
+          <w:tcPr>
+            <w:tcW w:type="dxa" w:w="1234"/>
+          </w:tcPr>
+          <w:p/>
+        </w:tc>
+        <w:tc>
+          <w:tcPr>
+            <w:tcW w:type="dxa" w:w="1234"/>
+          </w:tcPr>
+          <w:p/>
+        </w:tc>
+        <w:tc>
+          <w:tcPr>
+            <w:tcW w:type="dxa" w:w="1234"/>
+          </w:tcPr>
+          <w:p/>
+        </w:tc>
+        <w:tc>
+          <w:tcPr>
+            <w:tcW w:type="dxa" w:w="1234"/>
+          </w:tcPr>
+          <w:p/>
+        </w:tc>
+        <w:tc>
+          <w:tcPr>
+            <w:tcW w:type="dxa" w:w="1234"/>
+          </w:tcPr>
+          <w:p/>
+        </w:tc>
+      </w:tr>
+      <w:tr>
+        <w:tc>
+          <w:tcPr>
+            <w:tcW w:type="dxa" w:w="1234"/>
+          </w:tcPr>
+          <w:p/>
+        </w:tc>
+        <w:tc>
+          <w:tcPr>
+            <w:tcW w:type="dxa" w:w="1234"/>
+          </w:tcPr>
+          <w:p/>
+        </w:tc>
+        <w:tc>
+          <w:tcPr>
+            <w:tcW w:type="dxa" w:w="1234"/>
+          </w:tcPr>
+          <w:p/>
+        </w:tc>
+        <w:tc>
+          <w:tcPr>
+            <w:tcW w:type="dxa" w:w="1234"/>
+          </w:tcPr>
+          <w:p/>
+        </w:tc>
+        <w:tc>
+          <w:tcPr>
+            <w:tcW w:type="dxa" w:w="1234"/>
+          </w:tcPr>
+          <w:p/>
+        </w:tc>
+        <w:tc>
+          <w:tcPr>
+            <w:tcW w:type="dxa" w:w="1234"/>
+          </w:tcPr>
+          <w:p/>
+        </w:tc>
+        <w:tc>
+          <w:tcPr>
+            <w:tcW w:type="dxa" w:w="1234"/>
+          </w:tcPr>
+          <w:p/>
+        </w:tc>
+      </w:tr>
+      <w:tr>
+        <w:tc>
+          <w:tcPr>
+            <w:tcW w:type="dxa" w:w="1234"/>
+          </w:tcPr>
+          <w:p/>
+        </w:tc>
+        <w:tc>
+          <w:tcPr>
+            <w:tcW w:type="dxa" w:w="1234"/>
+          </w:tcPr>
+          <w:p/>
+        </w:tc>
+        <w:tc>
+          <w:tcPr>
+            <w:tcW w:type="dxa" w:w="1234"/>
+          </w:tcPr>
+          <w:p/>
+        </w:tc>
+        <w:tc>
+          <w:tcPr>
+            <w:tcW w:type="dxa" w:w="1234"/>
+          </w:tcPr>
+          <w:p/>
+        </w:tc>
+        <w:tc>
+          <w:tcPr>
+            <w:tcW w:type="dxa" w:w="1234"/>
+          </w:tcPr>
+          <w:p/>
+        </w:tc>
+        <w:tc>
+          <w:tcPr>
+            <w:tcW w:type="dxa" w:w="1234"/>
+          </w:tcPr>
+          <w:p/>
+        </w:tc>
+        <w:tc>
+          <w:tcPr>
+            <w:tcW w:type="dxa" w:w="1234"/>
+          </w:tcPr>
+          <w:p/>
+        </w:tc>
+      </w:tr>
+      <w:tr>
+        <w:tc>
+          <w:tcPr>
+            <w:tcW w:type="dxa" w:w="1234"/>
+          </w:tcPr>
+          <w:p/>
+        </w:tc>
+        <w:tc>
+          <w:tcPr>
+            <w:tcW w:type="dxa" w:w="1234"/>
+          </w:tcPr>
+          <w:p/>
+        </w:tc>
+        <w:tc>
+          <w:tcPr>
+            <w:tcW w:type="dxa" w:w="1234"/>
+          </w:tcPr>
+          <w:p/>
+        </w:tc>
+        <w:tc>
+          <w:tcPr>
+            <w:tcW w:type="dxa" w:w="1234"/>
+          </w:tcPr>
+          <w:p/>
+        </w:tc>
+        <w:tc>
+          <w:tcPr>
+            <w:tcW w:type="dxa" w:w="1234"/>
+          </w:tcPr>
+          <w:p/>
+        </w:tc>
+        <w:tc>
+          <w:tcPr>
+            <w:tcW w:type="dxa" w:w="1234"/>
+          </w:tcPr>
+          <w:p/>
+        </w:tc>
+        <w:tc>
+          <w:tcPr>
+            <w:tcW w:type="dxa" w:w="1234"/>
+          </w:tcPr>
+          <w:p/>
+        </w:tc>
+      </w:tr>
+      <w:tr>
+        <w:tc>
+          <w:tcPr>
+            <w:tcW w:type="dxa" w:w="1234"/>
+          </w:tcPr>
+          <w:p/>
+        </w:tc>
+        <w:tc>
+          <w:tcPr>
+            <w:tcW w:type="dxa" w:w="1234"/>
+          </w:tcPr>
+          <w:p/>
+        </w:tc>
+        <w:tc>
+          <w:tcPr>
+            <w:tcW w:type="dxa" w:w="1234"/>
+          </w:tcPr>
+          <w:p/>
+        </w:tc>
+        <w:tc>
+          <w:tcPr>
+            <w:tcW w:type="dxa" w:w="1234"/>
+          </w:tcPr>
+          <w:p/>
+        </w:tc>
+        <w:tc>
+          <w:tcPr>
+            <w:tcW w:type="dxa" w:w="1234"/>
+          </w:tcPr>
+          <w:p/>
+        </w:tc>
+        <w:tc>
+          <w:tcPr>
+            <w:tcW w:type="dxa" w:w="1234"/>
+          </w:tcPr>
+          <w:p/>
+        </w:tc>
+        <w:tc>
+          <w:tcPr>
+            <w:tcW w:type="dxa" w:w="1234"/>
+          </w:tcPr>
+          <w:p/>
+        </w:tc>
+      </w:tr>
+      <w:tr>
+        <w:tc>
+          <w:tcPr>
+            <w:tcW w:type="dxa" w:w="1234"/>
+          </w:tcPr>
+          <w:p>
+            <w:r>
+              <w:t>1</w:t>
+            </w:r>
+          </w:p>
+        </w:tc>
+        <w:tc>
+          <w:tcPr>
+            <w:tcW w:type="dxa" w:w="1234"/>
+          </w:tcPr>
+          <w:p>
+            <w:r>
+              <w:t>Real-time data (Alpaca streams)</w:t>
+            </w:r>
+          </w:p>
+        </w:tc>
+        <w:tc>
+          <w:tcPr>
+            <w:tcW w:type="dxa" w:w="1234"/>
+          </w:tcPr>
+          <w:p>
+            <w:r>
+              <w:t>Execution</w:t>
+            </w:r>
+          </w:p>
+        </w:tc>
+        <w:tc>
+          <w:tcPr>
+            <w:tcW w:type="dxa" w:w="1234"/>
+          </w:tcPr>
+          <w:p>
+            <w:r>
+              <w:t>Replace yfinance 15-min delay with Alpaca real-time WebSocket feed for price + volume</w:t>
+            </w:r>
+          </w:p>
+        </w:tc>
+        <w:tc>
+          <w:tcPr>
+            <w:tcW w:type="dxa" w:w="1234"/>
+          </w:tcPr>
+          <w:p>
+            <w:r>
+              <w:t>Foundational fix — stale prices cause entry slippage on every trade; free for Alpaca paper accounts</w:t>
+            </w:r>
+          </w:p>
+        </w:tc>
+        <w:tc>
+          <w:tcPr>
+            <w:tcW w:type="dxa" w:w="1234"/>
+          </w:tcPr>
+          <w:p>
+            <w:r>
+              <w:t>M</w:t>
+            </w:r>
+          </w:p>
+        </w:tc>
+        <w:tc>
+          <w:tcPr>
+            <w:tcW w:type="dxa" w:w="1234"/>
+          </w:tcPr>
+          <w:p>
+            <w:r>
+              <w:t>IDEA</w:t>
+            </w:r>
+          </w:p>
+        </w:tc>
+      </w:tr>
+      <w:tr>
+        <w:tc>
+          <w:tcPr>
+            <w:tcW w:type="dxa" w:w="1234"/>
+          </w:tcPr>
+          <w:p>
+            <w:r>
+              <w:t>2</w:t>
+            </w:r>
+          </w:p>
+        </w:tc>
+        <w:tc>
+          <w:tcPr>
+            <w:tcW w:type="dxa" w:w="1234"/>
+          </w:tcPr>
+          <w:p>
+            <w:r>
+              <w:t>Post-earnings momentum agent</w:t>
+            </w:r>
+          </w:p>
+        </w:tc>
+        <w:tc>
+          <w:tcPr>
+            <w:tcW w:type="dxa" w:w="1234"/>
+          </w:tcPr>
+          <w:p>
+            <w:r>
+              <w:t>Information</w:t>
+            </w:r>
+          </w:p>
+        </w:tc>
+        <w:tc>
+          <w:tcPr>
+            <w:tcW w:type="dxa" w:w="1234"/>
+          </w:tcPr>
+          <w:p>
+            <w:r>
+              <w:t>Hunt stocks that beat estimates + raised guidance in last 48h; enter 1-2 days after report</w:t>
+            </w:r>
+          </w:p>
+        </w:tc>
+        <w:tc>
+          <w:tcPr>
+            <w:tcW w:type="dxa" w:w="1234"/>
+          </w:tcPr>
+          <w:p>
+            <w:r>
+              <w:t>Post-earnings announcement drift (PEAD) is one of the most persistent anomalies in academic finance; current blackout throws this edge away</w:t>
+            </w:r>
+          </w:p>
+        </w:tc>
+        <w:tc>
+          <w:tcPr>
+            <w:tcW w:type="dxa" w:w="1234"/>
+          </w:tcPr>
+          <w:p>
+            <w:r>
+              <w:t>M</w:t>
+            </w:r>
+          </w:p>
+        </w:tc>
+        <w:tc>
+          <w:tcPr>
+            <w:tcW w:type="dxa" w:w="1234"/>
+          </w:tcPr>
+          <w:p>
+            <w:r>
+              <w:t>IDEA</w:t>
+            </w:r>
+          </w:p>
+        </w:tc>
+      </w:tr>
+      <w:tr>
+        <w:tc>
+          <w:tcPr>
+            <w:tcW w:type="dxa" w:w="1234"/>
+          </w:tcPr>
+          <w:p>
+            <w:r>
+              <w:t>3</w:t>
+            </w:r>
+          </w:p>
+        </w:tc>
+        <w:tc>
+          <w:tcPr>
+            <w:tcW w:type="dxa" w:w="1234"/>
+          </w:tcPr>
+          <w:p>
+            <w:r>
+              <w:t>Market regime classifier</w:t>
+            </w:r>
+          </w:p>
+        </w:tc>
+        <w:tc>
+          <w:tcPr>
+            <w:tcW w:type="dxa" w:w="1234"/>
+          </w:tcPr>
+          <w:p>
+            <w:r>
+              <w:t>Analytical</w:t>
+            </w:r>
+          </w:p>
+        </w:tc>
+        <w:tc>
+          <w:tcPr>
+            <w:tcW w:type="dxa" w:w="1234"/>
+          </w:tcPr>
+          <w:p>
+            <w:r>
+              <w:t>Classify each day as Trending / Choppy / Volatile using VIX, market breadth, sector dispersion; switch strategy or skip accordingly</w:t>
+            </w:r>
+          </w:p>
+        </w:tc>
+        <w:tc>
+          <w:tcPr>
+            <w:tcW w:type="dxa" w:w="1234"/>
+          </w:tcPr>
+          <w:p>
+            <w:r>
+              <w:t>Momentum signals work in trending markets and generate false signals in choppy ones; knowing the regime dramatically improves when to trade</w:t>
+            </w:r>
+          </w:p>
+        </w:tc>
+        <w:tc>
+          <w:tcPr>
+            <w:tcW w:type="dxa" w:w="1234"/>
+          </w:tcPr>
+          <w:p>
+            <w:r>
+              <w:t>M</w:t>
+            </w:r>
+          </w:p>
+        </w:tc>
+        <w:tc>
+          <w:tcPr>
+            <w:tcW w:type="dxa" w:w="1234"/>
+          </w:tcPr>
+          <w:p>
+            <w:r>
+              <w:t>IDEA</w:t>
+            </w:r>
+          </w:p>
+        </w:tc>
+      </w:tr>
+      <w:tr>
+        <w:tc>
+          <w:tcPr>
+            <w:tcW w:type="dxa" w:w="1234"/>
+          </w:tcPr>
+          <w:p>
+            <w:r>
+              <w:t>4</w:t>
+            </w:r>
+          </w:p>
+        </w:tc>
+        <w:tc>
+          <w:tcPr>
+            <w:tcW w:type="dxa" w:w="1234"/>
+          </w:tcPr>
+          <w:p>
+            <w:r>
+              <w:t>Options flow signal</w:t>
+            </w:r>
+          </w:p>
+        </w:tc>
+        <w:tc>
+          <w:tcPr>
+            <w:tcW w:type="dxa" w:w="1234"/>
+          </w:tcPr>
+          <w:p>
+            <w:r>
+              <w:t>Information</w:t>
+            </w:r>
+          </w:p>
+        </w:tc>
+        <w:tc>
+          <w:tcPr>
+            <w:tcW w:type="dxa" w:w="1234"/>
+          </w:tcPr>
+          <w:p>
+            <w:r>
+              <w:t>Pull unusual options activity (large call buying relative to open interest) for candidates; boost score for tickers with informed positioning</w:t>
+            </w:r>
+          </w:p>
+        </w:tc>
+        <w:tc>
+          <w:tcPr>
+            <w:tcW w:type="dxa" w:w="1234"/>
+          </w:tcPr>
+          <w:p>
+            <w:r>
+              <w:t>Unusual options activity consistently precedes price moves; represents informed institutional money moving before a catalyst — genuinely non-commodity information</w:t>
+            </w:r>
+          </w:p>
+        </w:tc>
+        <w:tc>
+          <w:tcPr>
+            <w:tcW w:type="dxa" w:w="1234"/>
+          </w:tcPr>
+          <w:p>
+            <w:r>
+              <w:t>L</w:t>
+            </w:r>
+          </w:p>
+        </w:tc>
+        <w:tc>
+          <w:tcPr>
+            <w:tcW w:type="dxa" w:w="1234"/>
+          </w:tcPr>
+          <w:p>
+            <w:r>
+              <w:t>BACKLOG</w:t>
+            </w:r>
+          </w:p>
+        </w:tc>
+      </w:tr>
+      <w:tr>
+        <w:tc>
+          <w:tcPr>
+            <w:tcW w:type="dxa" w:w="1234"/>
+          </w:tcPr>
+          <w:p>
+            <w:r>
+              <w:t>5</w:t>
+            </w:r>
+          </w:p>
+        </w:tc>
+        <w:tc>
+          <w:tcPr>
+            <w:tcW w:type="dxa" w:w="1234"/>
+          </w:tcPr>
+          <w:p>
+            <w:r>
+              <w:t>Insider buying scan (Form 4)</w:t>
+            </w:r>
+          </w:p>
+        </w:tc>
+        <w:tc>
+          <w:tcPr>
+            <w:tcW w:type="dxa" w:w="1234"/>
+          </w:tcPr>
+          <w:p>
+            <w:r>
+              <w:t>Information</w:t>
+            </w:r>
+          </w:p>
+        </w:tc>
+        <w:tc>
+          <w:tcPr>
+            <w:tcW w:type="dxa" w:w="1234"/>
+          </w:tcPr>
+          <w:p>
+            <w:r>
+              <w:t>Weekly scan of SEC EDGAR Form 4 filings; flag tickers with cluster buys (3+ insiders buying in same week)</w:t>
+            </w:r>
+          </w:p>
+        </w:tc>
+        <w:tc>
+          <w:tcPr>
+            <w:tcW w:type="dxa" w:w="1234"/>
+          </w:tcPr>
+          <w:p>
+            <w:r>
+              <w:t>Executive buying of own stock is historically one of the strongest retail-accessible signals; free public data that most retail systems never use</w:t>
+            </w:r>
+          </w:p>
+        </w:tc>
+        <w:tc>
+          <w:tcPr>
+            <w:tcW w:type="dxa" w:w="1234"/>
+          </w:tcPr>
+          <w:p>
+            <w:r>
+              <w:t>M</w:t>
+            </w:r>
+          </w:p>
+        </w:tc>
+        <w:tc>
+          <w:tcPr>
+            <w:tcW w:type="dxa" w:w="1234"/>
+          </w:tcPr>
+          <w:p>
+            <w:r>
+              <w:t>IDEA</w:t>
+            </w:r>
+          </w:p>
+        </w:tc>
+      </w:tr>
+      <w:tr>
+        <w:tc>
+          <w:tcPr>
+            <w:tcW w:type="dxa" w:w="1234"/>
+          </w:tcPr>
+          <w:p>
+            <w:r>
+              <w:t>6</w:t>
+            </w:r>
+          </w:p>
+        </w:tc>
+        <w:tc>
+          <w:tcPr>
+            <w:tcW w:type="dxa" w:w="1234"/>
+          </w:tcPr>
+          <w:p>
+            <w:r>
+              <w:t>Claude on earnings transcripts</w:t>
+            </w:r>
+          </w:p>
+        </w:tc>
+        <w:tc>
+          <w:tcPr>
+            <w:tcW w:type="dxa" w:w="1234"/>
+          </w:tcPr>
+          <w:p>
+            <w:r>
+              <w:t>Analytical</w:t>
+            </w:r>
+          </w:p>
+        </w:tc>
+        <w:tc>
+          <w:tcPr>
+            <w:tcW w:type="dxa" w:w="1234"/>
+          </w:tcPr>
+          <w:p>
+            <w:r>
+              <w:t>Feed Claude actual earnings call text; extract tone, guidance language, management confidence beyond what the headline EPS number shows</w:t>
+            </w:r>
+          </w:p>
+        </w:tc>
+        <w:tc>
+          <w:tcPr>
+            <w:tcW w:type="dxa" w:w="1234"/>
+          </w:tcPr>
+          <w:p>
+            <w:r>
+              <w:t>True LLM value-add — qualitative signals that quant models cannot capture; analyst surprise is often in the language, not just the numbers</w:t>
+            </w:r>
+          </w:p>
+        </w:tc>
+        <w:tc>
+          <w:tcPr>
+            <w:tcW w:type="dxa" w:w="1234"/>
+          </w:tcPr>
+          <w:p>
+            <w:r>
+              <w:t>L</w:t>
+            </w:r>
+          </w:p>
+        </w:tc>
+        <w:tc>
+          <w:tcPr>
+            <w:tcW w:type="dxa" w:w="1234"/>
+          </w:tcPr>
+          <w:p>
+            <w:r>
+              <w:t>BACKLOG</w:t>
+            </w:r>
+          </w:p>
+        </w:tc>
+      </w:tr>
+    </w:tbl>
+    <w:p/>
+    <w:p>
+      <w:pPr>
+        <w:pStyle w:val="Heading2"/>
+      </w:pPr>
+      <w:r>
+        <w:rPr>
+          <w:color w:val="1A3A6A"/>
+        </w:rPr>
+        <w:t>Realistic Ceiling With Real Edge Added</w:t>
+      </w:r>
+    </w:p>
+    <w:p>
+      <w:pPr>
+        <w:spacing w:after="120"/>
+      </w:pPr>
+      <w:r>
+        <w:t>Even with all of the above, this remains a retail system. Realistic ceiling with full edge stack in a favorable market: $500–800/day real money. The regime classifier (item 3) is the highest-leverage single feature — it prevents trading on days where the signals do not work, which is where most losses come from. Validate paper trading for 30 days before deploying any real capital.</w:t>
+      </w:r>
+    </w:p>
+    <w:p>
+      <w:r>
+        <w:br w:type="page"/>
+      </w:r>
+    </w:p>
+    <w:p>
+      <w:pPr>
+        <w:pStyle w:val="Heading1"/>
+      </w:pPr>
+      <w:r>
+        <w:rPr>
+          <w:color w:val="1A3A6A"/>
+        </w:rPr>
+        <w:t>10. Priority Summary — What to Build Next</w:t>
       </w:r>
     </w:p>
     <w:p>

--- a/Trading_Agent_Features.docx
+++ b/Trading_Agent_Features.docx
@@ -3417,7 +3417,7 @@
           </w:tcPr>
           <w:p>
             <w:r>
-              <w:t>Time-of-day entry filter</w:t>
+              <w:t>Time-of-day entry filter (skip first 15 min)</w:t>
             </w:r>
           </w:p>
         </w:tc>
@@ -3467,7 +3467,7 @@
           </w:tcPr>
           <w:p>
             <w:r>
-              <w:t>IDEA</w:t>
+              <w:t>SHIPPED</w:t>
             </w:r>
           </w:p>
         </w:tc>
@@ -3489,7 +3489,7 @@
           </w:tcPr>
           <w:p>
             <w:r>
-              <w:t>Submit limit buy slightly below current price instead of market order</w:t>
+              <w:t>Submit limit buy at entry_price × 1.001 instead of market order</w:t>
             </w:r>
           </w:p>
         </w:tc>
@@ -3519,17 +3519,17 @@
           </w:tcPr>
           <w:p>
             <w:r>
-              <w:t>P2</w:t>
-            </w:r>
-          </w:p>
-        </w:tc>
-        <w:tc>
-          <w:tcPr>
-            <w:tcW w:type="dxa" w:w="1440"/>
-          </w:tcPr>
-          <w:p>
-            <w:r>
-              <w:t>IDEA</w:t>
+              <w:t>P1</w:t>
+            </w:r>
+          </w:p>
+        </w:tc>
+        <w:tc>
+          <w:tcPr>
+            <w:tcW w:type="dxa" w:w="1440"/>
+          </w:tcPr>
+          <w:p>
+            <w:r>
+              <w:t>SHIPPED</w:t>
             </w:r>
           </w:p>
         </w:tc>
@@ -3603,59 +3603,55 @@
           </w:tcPr>
           <w:p>
             <w:r>
-              <w:t>Trailing stop Alpaca native order</w:t>
-            </w:r>
-          </w:p>
-        </w:tc>
-        <w:tc>
-          <w:tcPr>
-            <w:tcW w:type="dxa" w:w="1440"/>
-          </w:tcPr>
-          <w:p>
-            <w:r>
-              <w:t>Replace manual close_position() trail check with Alpaca's native trailing stop order</w:t>
-            </w:r>
-          </w:p>
-        </w:tc>
-        <w:tc>
-          <w:tcPr>
-            <w:tcW w:type="dxa" w:w="1440"/>
-          </w:tcPr>
-          <w:p>
-            <w:r>
-              <w:t>Native trailing stop fires immediately on price move; our 30-min check can miss a fast reversal</w:t>
-            </w:r>
-          </w:p>
-        </w:tc>
-        <w:tc>
-          <w:tcPr>
-            <w:tcW w:type="dxa" w:w="1440"/>
-          </w:tcPr>
-          <w:p>
-            <w:r>
-              <w:t>M</w:t>
-            </w:r>
-          </w:p>
-        </w:tc>
-        <w:tc>
-          <w:tcPr>
-            <w:tcW w:type="dxa" w:w="1440"/>
-          </w:tcPr>
-          <w:p>
-            <w:r>
-              <w:t>P2</w:t>
-            </w:r>
-          </w:p>
-        </w:tc>
-        <w:tc>
-          <w:tcPr>
-            <w:tcW w:type="dxa" w:w="1440"/>
-          </w:tcPr>
-          <w:p>
-            <w:r>
-              <w:t>IDEA</w:t>
-            </w:r>
-          </w:p>
+              <w:t>Native Alpaca trailing stop (OTO-OCO) — REQUIRED BEFORE REAL MONEY</w:t>
+            </w:r>
+          </w:p>
+        </w:tc>
+        <w:tc>
+          <w:tcPr>
+            <w:tcW w:type="dxa" w:w="1440"/>
+          </w:tcPr>
+          <w:p>
+            <w:r>
+              <w:t>Replace bracket order with OTO-OCO: limit entry → OCO (take-profit + trail_percent=1.0). Current 15-min polling can miss fast reversals; native stop fires in real-time. Risks: gap window (unprotected between fill and OCO submit), double-sell, OCO failure. Mitigation: USE_NATIVE_TRAILING_STOP feature flag, entry_filled_at DB column, idempotent OCO guard, unit tests with mocked Alpaca client, 2-week paper A/B before enabling.</w:t>
+            </w:r>
+          </w:p>
+        </w:tc>
+        <w:tc>
+          <w:tcPr>
+            <w:tcW w:type="dxa" w:w="1440"/>
+          </w:tcPr>
+          <w:p>
+            <w:r>
+              <w:t>L</w:t>
+            </w:r>
+          </w:p>
+        </w:tc>
+        <w:tc>
+          <w:tcPr>
+            <w:tcW w:type="dxa" w:w="1440"/>
+          </w:tcPr>
+          <w:p>
+            <w:r>
+              <w:t>P0</w:t>
+            </w:r>
+          </w:p>
+        </w:tc>
+        <w:tc>
+          <w:tcPr>
+            <w:tcW w:type="dxa" w:w="1440"/>
+          </w:tcPr>
+          <w:p>
+            <w:r>
+              <w:t>BACKLOG</w:t>
+            </w:r>
+          </w:p>
+        </w:tc>
+        <w:tc>
+          <w:tcPr>
+            <w:tcW w:type="dxa" w:w="1440"/>
+          </w:tcPr>
+          <w:p/>
         </w:tc>
       </w:tr>
     </w:tbl>

--- a/Trading_Agent_Features.docx
+++ b/Trading_Agent_Features.docx
@@ -7218,7 +7218,7 @@
         <w:spacing w:after="120"/>
       </w:pPr>
       <w:r>
-        <w:t>Overall confidence: 6/10 paper, 4/10 real money with current signals only.</w:t>
+        <w:t>Overall confidence: 6.5/10 paper, 4.5/10 real money with ML scorer + lower target. ML scorer (AUC 0.78) adds a quantitative filter before Claude, increasing signal quality. Lower 2% target (vs 3%) is more achievable intraday — increases win rate at the cost of smaller wins per trade. 3:1 R:R maintained; break-even at 25% win rate.</w:t>
       </w:r>
     </w:p>
     <w:p>
@@ -7610,6 +7610,122 @@
             <w:tcW w:type="dxa" w:w="1234"/>
           </w:tcPr>
           <w:p/>
+        </w:tc>
+      </w:tr>
+      <w:tr>
+        <w:tc>
+          <w:tcPr>
+            <w:tcW w:type="dxa" w:w="1234"/>
+          </w:tcPr>
+          <w:p/>
+        </w:tc>
+        <w:tc>
+          <w:tcPr>
+            <w:tcW w:type="dxa" w:w="1234"/>
+          </w:tcPr>
+          <w:p/>
+        </w:tc>
+        <w:tc>
+          <w:tcPr>
+            <w:tcW w:type="dxa" w:w="1234"/>
+          </w:tcPr>
+          <w:p/>
+        </w:tc>
+        <w:tc>
+          <w:tcPr>
+            <w:tcW w:type="dxa" w:w="1234"/>
+          </w:tcPr>
+          <w:p/>
+        </w:tc>
+        <w:tc>
+          <w:tcPr>
+            <w:tcW w:type="dxa" w:w="1234"/>
+          </w:tcPr>
+          <w:p/>
+        </w:tc>
+        <w:tc>
+          <w:tcPr>
+            <w:tcW w:type="dxa" w:w="1234"/>
+          </w:tcPr>
+          <w:p/>
+        </w:tc>
+        <w:tc>
+          <w:tcPr>
+            <w:tcW w:type="dxa" w:w="1234"/>
+          </w:tcPr>
+          <w:p/>
+        </w:tc>
+      </w:tr>
+      <w:tr>
+        <w:tc>
+          <w:tcPr>
+            <w:tcW w:type="dxa" w:w="1234"/>
+          </w:tcPr>
+          <w:p>
+            <w:r>
+              <w:t>0</w:t>
+            </w:r>
+          </w:p>
+        </w:tc>
+        <w:tc>
+          <w:tcPr>
+            <w:tcW w:type="dxa" w:w="1234"/>
+          </w:tcPr>
+          <w:p>
+            <w:r>
+              <w:t>ML candidate scorer (shipped v5.5)</w:t>
+            </w:r>
+          </w:p>
+        </w:tc>
+        <w:tc>
+          <w:tcPr>
+            <w:tcW w:type="dxa" w:w="1234"/>
+          </w:tcPr>
+          <w:p>
+            <w:r>
+              <w:t>Analytical</w:t>
+            </w:r>
+          </w:p>
+        </w:tc>
+        <w:tc>
+          <w:tcPr>
+            <w:tcW w:type="dxa" w:w="1234"/>
+          </w:tcPr>
+          <w:p>
+            <w:r>
+              <w:t>HistGradientBoosting model trained on 2y price history for 429 tickers; P(next-day high ≥ close × 1.02); 13 features; AUC 0.78 ± 0.04 (5-fold TimeSeries CV); sorts candidates before Claude; monthly auto-retrain via GitHub Actions</w:t>
+            </w:r>
+          </w:p>
+        </w:tc>
+        <w:tc>
+          <w:tcPr>
+            <w:tcW w:type="dxa" w:w="1234"/>
+          </w:tcPr>
+          <w:p>
+            <w:r>
+              <w:t>ML pre-ranks candidates so Claude sees the highest-probability setups first — quantitative signal that complements LLM qualitative reasoning; top feature atr_pct (0.165) confirms volatility is the dominant predictor</w:t>
+            </w:r>
+          </w:p>
+        </w:tc>
+        <w:tc>
+          <w:tcPr>
+            <w:tcW w:type="dxa" w:w="1234"/>
+          </w:tcPr>
+          <w:p>
+            <w:r>
+              <w:t>M</w:t>
+            </w:r>
+          </w:p>
+        </w:tc>
+        <w:tc>
+          <w:tcPr>
+            <w:tcW w:type="dxa" w:w="1234"/>
+          </w:tcPr>
+          <w:p>
+            <w:r>
+              <w:t>SHIPPED</w:t>
+            </w:r>
+          </w:p>
         </w:tc>
       </w:tr>
       <w:tr>
@@ -8164,7 +8280,7 @@
               <w:rPr>
                 <w:b/>
               </w:rPr>
-              <w:t>Expected Impact</w:t>
+              <w:t>Status / Expected Impact</w:t>
             </w:r>
           </w:p>
         </w:tc>
@@ -8494,51 +8610,31 @@
           <w:tcPr>
             <w:tcW w:type="dxa" w:w="1728"/>
           </w:tcPr>
-          <w:p>
-            <w:r>
-              <w:t>1</w:t>
-            </w:r>
-          </w:p>
+          <w:p/>
         </w:tc>
         <w:tc>
           <w:tcPr>
             <w:tcW w:type="dxa" w:w="1728"/>
           </w:tcPr>
-          <w:p>
-            <w:r>
-              <w:t>Per-trade email on close</w:t>
-            </w:r>
-          </w:p>
+          <w:p/>
         </w:tc>
         <w:tc>
           <w:tcPr>
             <w:tcW w:type="dxa" w:w="1728"/>
           </w:tcPr>
-          <w:p>
-            <w:r>
-              <w:t>Monitoring</w:t>
-            </w:r>
-          </w:p>
+          <w:p/>
         </w:tc>
         <w:tc>
           <w:tcPr>
             <w:tcW w:type="dxa" w:w="1728"/>
           </w:tcPr>
-          <w:p>
-            <w:r>
-              <w:t>S</w:t>
-            </w:r>
-          </w:p>
+          <w:p/>
         </w:tc>
         <w:tc>
           <w:tcPr>
             <w:tcW w:type="dxa" w:w="1728"/>
           </w:tcPr>
-          <w:p>
-            <w:r>
-              <w:t>Highest quality-of-life; know immediately when a target is hit</w:t>
-            </w:r>
-          </w:p>
+          <w:p/>
         </w:tc>
       </w:tr>
       <w:tr>
@@ -8546,51 +8642,31 @@
           <w:tcPr>
             <w:tcW w:type="dxa" w:w="1728"/>
           </w:tcPr>
-          <w:p>
-            <w:r>
-              <w:t>2</w:t>
-            </w:r>
-          </w:p>
+          <w:p/>
         </w:tc>
         <w:tc>
           <w:tcPr>
             <w:tcW w:type="dxa" w:w="1728"/>
           </w:tcPr>
-          <w:p>
-            <w:r>
-              <w:t>Momentum confirmation — 15-min rule (V2f)</w:t>
-            </w:r>
-          </w:p>
+          <w:p/>
         </w:tc>
         <w:tc>
           <w:tcPr>
             <w:tcW w:type="dxa" w:w="1728"/>
           </w:tcPr>
-          <w:p>
-            <w:r>
-              <w:t>Signal Quality</w:t>
-            </w:r>
-          </w:p>
+          <w:p/>
         </w:tc>
         <w:tc>
           <w:tcPr>
             <w:tcW w:type="dxa" w:w="1728"/>
           </w:tcPr>
-          <w:p>
-            <w:r>
-              <w:t>M</w:t>
-            </w:r>
-          </w:p>
+          <w:p/>
         </w:tc>
         <w:tc>
           <w:tcPr>
             <w:tcW w:type="dxa" w:w="1728"/>
           </w:tcPr>
-          <w:p>
-            <w:r>
-              <w:t>Reduces false entries; should improve win rate by 3–5%</w:t>
-            </w:r>
-          </w:p>
+          <w:p/>
         </w:tc>
       </w:tr>
       <w:tr>
@@ -8598,51 +8674,31 @@
           <w:tcPr>
             <w:tcW w:type="dxa" w:w="1728"/>
           </w:tcPr>
-          <w:p>
-            <w:r>
-              <w:t>3</w:t>
-            </w:r>
-          </w:p>
+          <w:p/>
         </w:tc>
         <w:tc>
           <w:tcPr>
             <w:tcW w:type="dxa" w:w="1728"/>
           </w:tcPr>
-          <w:p>
-            <w:r>
-              <w:t>Sector rotation scoring (V2e)</w:t>
-            </w:r>
-          </w:p>
+          <w:p/>
         </w:tc>
         <w:tc>
           <w:tcPr>
             <w:tcW w:type="dxa" w:w="1728"/>
           </w:tcPr>
-          <w:p>
-            <w:r>
-              <w:t>Signal Quality</w:t>
-            </w:r>
-          </w:p>
+          <w:p/>
         </w:tc>
         <w:tc>
           <w:tcPr>
             <w:tcW w:type="dxa" w:w="1728"/>
           </w:tcPr>
-          <w:p>
-            <w:r>
-              <w:t>M</w:t>
-            </w:r>
-          </w:p>
+          <w:p/>
         </w:tc>
         <w:tc>
           <w:tcPr>
             <w:tcW w:type="dxa" w:w="1728"/>
           </w:tcPr>
-          <w:p>
-            <w:r>
-              <w:t>Favors momentum sectors; expected to improve avg daily P&amp;L</w:t>
-            </w:r>
-          </w:p>
+          <w:p/>
         </w:tc>
       </w:tr>
       <w:tr>
@@ -8650,51 +8706,31 @@
           <w:tcPr>
             <w:tcW w:type="dxa" w:w="1728"/>
           </w:tcPr>
-          <w:p>
-            <w:r>
-              <w:t>4</w:t>
-            </w:r>
-          </w:p>
+          <w:p/>
         </w:tc>
         <w:tc>
           <w:tcPr>
             <w:tcW w:type="dxa" w:w="1728"/>
           </w:tcPr>
-          <w:p>
-            <w:r>
-              <w:t>Partial profit taking (50% at +1.5%)</w:t>
-            </w:r>
-          </w:p>
+          <w:p/>
         </w:tc>
         <w:tc>
           <w:tcPr>
             <w:tcW w:type="dxa" w:w="1728"/>
           </w:tcPr>
-          <w:p>
-            <w:r>
-              <w:t>Position Mgmt</w:t>
-            </w:r>
-          </w:p>
+          <w:p/>
         </w:tc>
         <w:tc>
           <w:tcPr>
             <w:tcW w:type="dxa" w:w="1728"/>
           </w:tcPr>
-          <w:p>
-            <w:r>
-              <w:t>M</w:t>
-            </w:r>
-          </w:p>
+          <w:p/>
         </w:tc>
         <w:tc>
           <w:tcPr>
             <w:tcW w:type="dxa" w:w="1728"/>
           </w:tcPr>
-          <w:p>
-            <w:r>
-              <w:t>Locks in gain on fast movers; reduces STOP losses on reversals</w:t>
-            </w:r>
-          </w:p>
+          <w:p/>
         </w:tc>
       </w:tr>
       <w:tr>
@@ -8704,7 +8740,7 @@
           </w:tcPr>
           <w:p>
             <w:r>
-              <w:t>5</w:t>
+              <w:t>—</w:t>
             </w:r>
           </w:p>
         </w:tc>
@@ -8714,7 +8750,7 @@
           </w:tcPr>
           <w:p>
             <w:r>
-              <w:t>Time-of-day entry filter (skip first 15 min)</w:t>
+              <w:t>ML candidate scorer (step 1.76)</w:t>
             </w:r>
           </w:p>
         </w:tc>
@@ -8724,7 +8760,7 @@
           </w:tcPr>
           <w:p>
             <w:r>
-              <w:t>Execution</w:t>
+              <w:t>Signal Quality</w:t>
             </w:r>
           </w:p>
         </w:tc>
@@ -8734,7 +8770,7 @@
           </w:tcPr>
           <w:p>
             <w:r>
-              <w:t>S</w:t>
+              <w:t>M</w:t>
             </w:r>
           </w:p>
         </w:tc>
@@ -8744,7 +8780,7 @@
           </w:tcPr>
           <w:p>
             <w:r>
-              <w:t>Easy win; eliminates noisiest part of the day</w:t>
+              <w:t>SHIPPED v5.5 — sorts candidates by P(hit +2%) before Claude; AUC 0.78</w:t>
             </w:r>
           </w:p>
         </w:tc>
@@ -8756,6 +8792,422 @@
           </w:tcPr>
           <w:p>
             <w:r>
+              <w:t>—</w:t>
+            </w:r>
+          </w:p>
+        </w:tc>
+        <w:tc>
+          <w:tcPr>
+            <w:tcW w:type="dxa" w:w="1728"/>
+          </w:tcPr>
+          <w:p>
+            <w:r>
+              <w:t>Target 2% / stop 0.67% (3:1 R:R)</w:t>
+            </w:r>
+          </w:p>
+        </w:tc>
+        <w:tc>
+          <w:tcPr>
+            <w:tcW w:type="dxa" w:w="1728"/>
+          </w:tcPr>
+          <w:p>
+            <w:r>
+              <w:t>Risk Mgmt</w:t>
+            </w:r>
+          </w:p>
+        </w:tc>
+        <w:tc>
+          <w:tcPr>
+            <w:tcW w:type="dxa" w:w="1728"/>
+          </w:tcPr>
+          <w:p>
+            <w:r>
+              <w:t>XS</w:t>
+            </w:r>
+          </w:p>
+        </w:tc>
+        <w:tc>
+          <w:tcPr>
+            <w:tcW w:type="dxa" w:w="1728"/>
+          </w:tcPr>
+          <w:p>
+            <w:r>
+              <w:t>SHIPPED v5.5 — lower achievable target; break-even at 25% win rate</w:t>
+            </w:r>
+          </w:p>
+        </w:tc>
+      </w:tr>
+      <w:tr>
+        <w:tc>
+          <w:tcPr>
+            <w:tcW w:type="dxa" w:w="1728"/>
+          </w:tcPr>
+          <w:p>
+            <w:r>
+              <w:t>—</w:t>
+            </w:r>
+          </w:p>
+        </w:tc>
+        <w:tc>
+          <w:tcPr>
+            <w:tcW w:type="dxa" w:w="1728"/>
+          </w:tcPr>
+          <w:p>
+            <w:r>
+              <w:t>Time-of-day entry filter (9:45 AM ET)</w:t>
+            </w:r>
+          </w:p>
+        </w:tc>
+        <w:tc>
+          <w:tcPr>
+            <w:tcW w:type="dxa" w:w="1728"/>
+          </w:tcPr>
+          <w:p>
+            <w:r>
+              <w:t>Execution</w:t>
+            </w:r>
+          </w:p>
+        </w:tc>
+        <w:tc>
+          <w:tcPr>
+            <w:tcW w:type="dxa" w:w="1728"/>
+          </w:tcPr>
+          <w:p>
+            <w:r>
+              <w:t>XS</w:t>
+            </w:r>
+          </w:p>
+        </w:tc>
+        <w:tc>
+          <w:tcPr>
+            <w:tcW w:type="dxa" w:w="1728"/>
+          </w:tcPr>
+          <w:p>
+            <w:r>
+              <w:t>SHIPPED v5.4 — skips noisiest first 15 min of market</w:t>
+            </w:r>
+          </w:p>
+        </w:tc>
+      </w:tr>
+      <w:tr>
+        <w:tc>
+          <w:tcPr>
+            <w:tcW w:type="dxa" w:w="1728"/>
+          </w:tcPr>
+          <w:p>
+            <w:r>
+              <w:t>—</w:t>
+            </w:r>
+          </w:p>
+        </w:tc>
+        <w:tc>
+          <w:tcPr>
+            <w:tcW w:type="dxa" w:w="1728"/>
+          </w:tcPr>
+          <w:p>
+            <w:r>
+              <w:t>Pre-market gap filter (live Alpaca prices)</w:t>
+            </w:r>
+          </w:p>
+        </w:tc>
+        <w:tc>
+          <w:tcPr>
+            <w:tcW w:type="dxa" w:w="1728"/>
+          </w:tcPr>
+          <w:p>
+            <w:r>
+              <w:t>Execution</w:t>
+            </w:r>
+          </w:p>
+        </w:tc>
+        <w:tc>
+          <w:tcPr>
+            <w:tcW w:type="dxa" w:w="1728"/>
+          </w:tcPr>
+          <w:p>
+            <w:r>
+              <w:t>S</w:t>
+            </w:r>
+          </w:p>
+        </w:tc>
+        <w:tc>
+          <w:tcPr>
+            <w:tcW w:type="dxa" w:w="1728"/>
+          </w:tcPr>
+          <w:p>
+            <w:r>
+              <w:t>SHIPPED v5.4 — real-time ask prices replace 15-min stale yfinance</w:t>
+            </w:r>
+          </w:p>
+        </w:tc>
+      </w:tr>
+      <w:tr>
+        <w:tc>
+          <w:tcPr>
+            <w:tcW w:type="dxa" w:w="1728"/>
+          </w:tcPr>
+          <w:p>
+            <w:r>
+              <w:t>1</w:t>
+            </w:r>
+          </w:p>
+        </w:tc>
+        <w:tc>
+          <w:tcPr>
+            <w:tcW w:type="dxa" w:w="1728"/>
+          </w:tcPr>
+          <w:p>
+            <w:r>
+              <w:t>ML model live validation (30 days)</w:t>
+            </w:r>
+          </w:p>
+        </w:tc>
+        <w:tc>
+          <w:tcPr>
+            <w:tcW w:type="dxa" w:w="1728"/>
+          </w:tcPr>
+          <w:p>
+            <w:r>
+              <w:t>Validation</w:t>
+            </w:r>
+          </w:p>
+        </w:tc>
+        <w:tc>
+          <w:tcPr>
+            <w:tcW w:type="dxa" w:w="1728"/>
+          </w:tcPr>
+          <w:p>
+            <w:r>
+              <w:t>M</w:t>
+            </w:r>
+          </w:p>
+        </w:tc>
+        <w:tc>
+          <w:tcPr>
+            <w:tcW w:type="dxa" w:w="1728"/>
+          </w:tcPr>
+          <w:p>
+            <w:r>
+              <w:t>Verify AUC 0.78 translates to higher win rate vs baseline; run A/B comparison</w:t>
+            </w:r>
+          </w:p>
+        </w:tc>
+      </w:tr>
+      <w:tr>
+        <w:tc>
+          <w:tcPr>
+            <w:tcW w:type="dxa" w:w="1728"/>
+          </w:tcPr>
+          <w:p>
+            <w:r>
+              <w:t>2</w:t>
+            </w:r>
+          </w:p>
+        </w:tc>
+        <w:tc>
+          <w:tcPr>
+            <w:tcW w:type="dxa" w:w="1728"/>
+          </w:tcPr>
+          <w:p>
+            <w:r>
+              <w:t>Native Alpaca trailing stop (OTO-OCO)</w:t>
+            </w:r>
+          </w:p>
+        </w:tc>
+        <w:tc>
+          <w:tcPr>
+            <w:tcW w:type="dxa" w:w="1728"/>
+          </w:tcPr>
+          <w:p>
+            <w:r>
+              <w:t>Execution</w:t>
+            </w:r>
+          </w:p>
+        </w:tc>
+        <w:tc>
+          <w:tcPr>
+            <w:tcW w:type="dxa" w:w="1728"/>
+          </w:tcPr>
+          <w:p>
+            <w:r>
+              <w:t>L</w:t>
+            </w:r>
+          </w:p>
+        </w:tc>
+        <w:tc>
+          <w:tcPr>
+            <w:tcW w:type="dxa" w:w="1728"/>
+          </w:tcPr>
+          <w:p>
+            <w:r>
+              <w:t>P0 pre-real-money — replace 15-min polling; 8 hrs; feature flag + unit tests</w:t>
+            </w:r>
+          </w:p>
+        </w:tc>
+      </w:tr>
+      <w:tr>
+        <w:tc>
+          <w:tcPr>
+            <w:tcW w:type="dxa" w:w="1728"/>
+          </w:tcPr>
+          <w:p>
+            <w:r>
+              <w:t>3</w:t>
+            </w:r>
+          </w:p>
+        </w:tc>
+        <w:tc>
+          <w:tcPr>
+            <w:tcW w:type="dxa" w:w="1728"/>
+          </w:tcPr>
+          <w:p>
+            <w:r>
+              <w:t>Momentum confirmation — 15-min rule (V2f)</w:t>
+            </w:r>
+          </w:p>
+        </w:tc>
+        <w:tc>
+          <w:tcPr>
+            <w:tcW w:type="dxa" w:w="1728"/>
+          </w:tcPr>
+          <w:p>
+            <w:r>
+              <w:t>Signal Quality</w:t>
+            </w:r>
+          </w:p>
+        </w:tc>
+        <w:tc>
+          <w:tcPr>
+            <w:tcW w:type="dxa" w:w="1728"/>
+          </w:tcPr>
+          <w:p>
+            <w:r>
+              <w:t>M</w:t>
+            </w:r>
+          </w:p>
+        </w:tc>
+        <w:tc>
+          <w:tcPr>
+            <w:tcW w:type="dxa" w:w="1728"/>
+          </w:tcPr>
+          <w:p>
+            <w:r>
+              <w:t>Reduces false entries; should improve win rate by 3–5%</w:t>
+            </w:r>
+          </w:p>
+        </w:tc>
+      </w:tr>
+      <w:tr>
+        <w:tc>
+          <w:tcPr>
+            <w:tcW w:type="dxa" w:w="1728"/>
+          </w:tcPr>
+          <w:p>
+            <w:r>
+              <w:t>4</w:t>
+            </w:r>
+          </w:p>
+        </w:tc>
+        <w:tc>
+          <w:tcPr>
+            <w:tcW w:type="dxa" w:w="1728"/>
+          </w:tcPr>
+          <w:p>
+            <w:r>
+              <w:t>Sector rotation scoring (V2e)</w:t>
+            </w:r>
+          </w:p>
+        </w:tc>
+        <w:tc>
+          <w:tcPr>
+            <w:tcW w:type="dxa" w:w="1728"/>
+          </w:tcPr>
+          <w:p>
+            <w:r>
+              <w:t>Signal Quality</w:t>
+            </w:r>
+          </w:p>
+        </w:tc>
+        <w:tc>
+          <w:tcPr>
+            <w:tcW w:type="dxa" w:w="1728"/>
+          </w:tcPr>
+          <w:p>
+            <w:r>
+              <w:t>M</w:t>
+            </w:r>
+          </w:p>
+        </w:tc>
+        <w:tc>
+          <w:tcPr>
+            <w:tcW w:type="dxa" w:w="1728"/>
+          </w:tcPr>
+          <w:p>
+            <w:r>
+              <w:t>Favors momentum sectors; expected to improve avg daily P&amp;L</w:t>
+            </w:r>
+          </w:p>
+        </w:tc>
+      </w:tr>
+      <w:tr>
+        <w:tc>
+          <w:tcPr>
+            <w:tcW w:type="dxa" w:w="1728"/>
+          </w:tcPr>
+          <w:p>
+            <w:r>
+              <w:t>5</w:t>
+            </w:r>
+          </w:p>
+        </w:tc>
+        <w:tc>
+          <w:tcPr>
+            <w:tcW w:type="dxa" w:w="1728"/>
+          </w:tcPr>
+          <w:p>
+            <w:r>
+              <w:t>Per-trade email on close</w:t>
+            </w:r>
+          </w:p>
+        </w:tc>
+        <w:tc>
+          <w:tcPr>
+            <w:tcW w:type="dxa" w:w="1728"/>
+          </w:tcPr>
+          <w:p>
+            <w:r>
+              <w:t>Monitoring</w:t>
+            </w:r>
+          </w:p>
+        </w:tc>
+        <w:tc>
+          <w:tcPr>
+            <w:tcW w:type="dxa" w:w="1728"/>
+          </w:tcPr>
+          <w:p>
+            <w:r>
+              <w:t>S</w:t>
+            </w:r>
+          </w:p>
+        </w:tc>
+        <w:tc>
+          <w:tcPr>
+            <w:tcW w:type="dxa" w:w="1728"/>
+          </w:tcPr>
+          <w:p>
+            <w:r>
+              <w:t>Highest quality-of-life; know immediately when a target is hit</w:t>
+            </w:r>
+          </w:p>
+        </w:tc>
+      </w:tr>
+      <w:tr>
+        <w:tc>
+          <w:tcPr>
+            <w:tcW w:type="dxa" w:w="1728"/>
+          </w:tcPr>
+          <w:p>
+            <w:r>
               <w:t>6</w:t>
             </w:r>
           </w:p>
@@ -8766,7 +9218,7 @@
           </w:tcPr>
           <w:p>
             <w:r>
-              <w:t>Pre-market gap filter (exclude &gt;+2% gappers)</w:t>
+              <w:t>Partial profit taking (50% at +1%)</w:t>
             </w:r>
           </w:p>
         </w:tc>
@@ -8776,7 +9228,7 @@
           </w:tcPr>
           <w:p>
             <w:r>
-              <w:t>Signal Quality</w:t>
+              <w:t>Position Mgmt</w:t>
             </w:r>
           </w:p>
         </w:tc>
@@ -8786,7 +9238,7 @@
           </w:tcPr>
           <w:p>
             <w:r>
-              <w:t>S</w:t>
+              <w:t>M</w:t>
             </w:r>
           </w:p>
         </w:tc>
@@ -8796,7 +9248,7 @@
           </w:tcPr>
           <w:p>
             <w:r>
-              <w:t>Avoids entries with limited upside remaining to target</w:t>
+              <w:t>Locks in gain on fast movers; reduces STOP losses on reversals</w:t>
             </w:r>
           </w:p>
         </w:tc>
@@ -9016,7 +9468,7 @@
         <w:spacing w:after="120"/>
       </w:pPr>
       <w:r>
-        <w:t>Items 1, 5, 6, and 7 are quick wins (Effort S or XS) with meaningful impact — good candidates for the next iteration. Items 2 and 3 require backtest validation before deploying. Item 9 (short selling) requires the most design work but opens a new profit dimension.</w:t>
+        <w:t>Items 1–2 are the immediate next sprint. ML validation tells us whether AUC 0.78 translates to real win-rate improvement; native trailing stop is P0 before real money. Items 3 and 4 require backtest validation before deploying. Item 9 (short selling) requires the most design work but opens a new profit dimension.</w:t>
       </w:r>
     </w:p>
     <w:sectPr>

--- a/Trading_Agent_Features.docx
+++ b/Trading_Agent_Features.docx
@@ -7654,6 +7654,122 @@
             <w:tcW w:type="dxa" w:w="1234"/>
           </w:tcPr>
           <w:p/>
+        </w:tc>
+      </w:tr>
+      <w:tr>
+        <w:tc>
+          <w:tcPr>
+            <w:tcW w:type="dxa" w:w="1234"/>
+          </w:tcPr>
+          <w:p/>
+        </w:tc>
+        <w:tc>
+          <w:tcPr>
+            <w:tcW w:type="dxa" w:w="1234"/>
+          </w:tcPr>
+          <w:p/>
+        </w:tc>
+        <w:tc>
+          <w:tcPr>
+            <w:tcW w:type="dxa" w:w="1234"/>
+          </w:tcPr>
+          <w:p/>
+        </w:tc>
+        <w:tc>
+          <w:tcPr>
+            <w:tcW w:type="dxa" w:w="1234"/>
+          </w:tcPr>
+          <w:p/>
+        </w:tc>
+        <w:tc>
+          <w:tcPr>
+            <w:tcW w:type="dxa" w:w="1234"/>
+          </w:tcPr>
+          <w:p/>
+        </w:tc>
+        <w:tc>
+          <w:tcPr>
+            <w:tcW w:type="dxa" w:w="1234"/>
+          </w:tcPr>
+          <w:p/>
+        </w:tc>
+        <w:tc>
+          <w:tcPr>
+            <w:tcW w:type="dxa" w:w="1234"/>
+          </w:tcPr>
+          <w:p/>
+        </w:tc>
+      </w:tr>
+      <w:tr>
+        <w:tc>
+          <w:tcPr>
+            <w:tcW w:type="dxa" w:w="1234"/>
+          </w:tcPr>
+          <w:p>
+            <w:r>
+              <w:t>0</w:t>
+            </w:r>
+          </w:p>
+        </w:tc>
+        <w:tc>
+          <w:tcPr>
+            <w:tcW w:type="dxa" w:w="1234"/>
+          </w:tcPr>
+          <w:p>
+            <w:r>
+              <w:t>Native Alpaca trailing stop (shipped v5.6)</w:t>
+            </w:r>
+          </w:p>
+        </w:tc>
+        <w:tc>
+          <w:tcPr>
+            <w:tcW w:type="dxa" w:w="1234"/>
+          </w:tcPr>
+          <w:p>
+            <w:r>
+              <w:t>Execution</w:t>
+            </w:r>
+          </w:p>
+        </w:tc>
+        <w:tc>
+          <w:tcPr>
+            <w:tcW w:type="dxa" w:w="1234"/>
+          </w:tcPr>
+          <w:p>
+            <w:r>
+              <w:t>StopLossRequest(trail_percent=TRAIL_PCT*100) in bracket order stop-loss leg; USE_NATIVE_TRAILING_STOP feature flag; native_trail_active per position; exit_mechanism column tracks NATIVE_TRAIL / TARGET / MANUAL_TRAIL / STOP / EOD; eval.py validates cohort automatically</w:t>
+            </w:r>
+          </w:p>
+        </w:tc>
+        <w:tc>
+          <w:tcPr>
+            <w:tcW w:type="dxa" w:w="1234"/>
+          </w:tcPr>
+          <w:p>
+            <w:r>
+              <w:t>Alpaca tracks peak price in real-time and fires stop on reversal — no 15-min polling gap; P0 blocker for real money removed; 2-week paper validation gate running (closes June 1)</w:t>
+            </w:r>
+          </w:p>
+        </w:tc>
+        <w:tc>
+          <w:tcPr>
+            <w:tcW w:type="dxa" w:w="1234"/>
+          </w:tcPr>
+          <w:p>
+            <w:r>
+              <w:t>S</w:t>
+            </w:r>
+          </w:p>
+        </w:tc>
+        <w:tc>
+          <w:tcPr>
+            <w:tcW w:type="dxa" w:w="1234"/>
+          </w:tcPr>
+          <w:p>
+            <w:r>
+              <w:t>SHIPPED</w:t>
+            </w:r>
+          </w:p>
         </w:tc>
       </w:tr>
       <w:tr>

--- a/Trading_Agent_Features.docx
+++ b/Trading_Agent_Features.docx
@@ -893,61 +893,37 @@
           <w:tcPr>
             <w:tcW w:type="dxa" w:w="1440"/>
           </w:tcPr>
-          <w:p>
-            <w:r>
-              <w:t>Sector rotation scoring (V2e)</w:t>
-            </w:r>
-          </w:p>
-        </w:tc>
-        <w:tc>
-          <w:tcPr>
-            <w:tcW w:type="dxa" w:w="1440"/>
-          </w:tcPr>
-          <w:p>
-            <w:r>
-              <w:t>Score sectors by relative strength this week vs. S&amp;P 500; pass sector bias to Claude</w:t>
-            </w:r>
-          </w:p>
-        </w:tc>
-        <w:tc>
-          <w:tcPr>
-            <w:tcW w:type="dxa" w:w="1440"/>
-          </w:tcPr>
-          <w:p>
-            <w:r>
-              <w:t>Claude currently picks sectors randomly; momentum sectors outperform in trending markets</w:t>
-            </w:r>
-          </w:p>
-        </w:tc>
-        <w:tc>
-          <w:tcPr>
-            <w:tcW w:type="dxa" w:w="1440"/>
-          </w:tcPr>
-          <w:p>
-            <w:r>
-              <w:t>M</w:t>
-            </w:r>
-          </w:p>
-        </w:tc>
-        <w:tc>
-          <w:tcPr>
-            <w:tcW w:type="dxa" w:w="1440"/>
-          </w:tcPr>
-          <w:p>
-            <w:r>
-              <w:t>P1</w:t>
-            </w:r>
-          </w:p>
-        </w:tc>
-        <w:tc>
-          <w:tcPr>
-            <w:tcW w:type="dxa" w:w="1440"/>
-          </w:tcPr>
-          <w:p>
-            <w:r>
-              <w:t>PLANNED</w:t>
-            </w:r>
-          </w:p>
+          <w:p/>
+        </w:tc>
+        <w:tc>
+          <w:tcPr>
+            <w:tcW w:type="dxa" w:w="1440"/>
+          </w:tcPr>
+          <w:p/>
+        </w:tc>
+        <w:tc>
+          <w:tcPr>
+            <w:tcW w:type="dxa" w:w="1440"/>
+          </w:tcPr>
+          <w:p/>
+        </w:tc>
+        <w:tc>
+          <w:tcPr>
+            <w:tcW w:type="dxa" w:w="1440"/>
+          </w:tcPr>
+          <w:p/>
+        </w:tc>
+        <w:tc>
+          <w:tcPr>
+            <w:tcW w:type="dxa" w:w="1440"/>
+          </w:tcPr>
+          <w:p/>
+        </w:tc>
+        <w:tc>
+          <w:tcPr>
+            <w:tcW w:type="dxa" w:w="1440"/>
+          </w:tcPr>
+          <w:p/>
         </w:tc>
       </w:tr>
       <w:tr>
@@ -957,27 +933,27 @@
           </w:tcPr>
           <w:p>
             <w:r>
-              <w:t>Momentum confirmation — 15-min rule (V2f)</w:t>
-            </w:r>
-          </w:p>
-        </w:tc>
-        <w:tc>
-          <w:tcPr>
-            <w:tcW w:type="dxa" w:w="1440"/>
-          </w:tcPr>
-          <w:p>
-            <w:r>
-              <w:t>Delay entry until 9:45 AM; skip candidates that reversed in the first 15 min</w:t>
-            </w:r>
-          </w:p>
-        </w:tc>
-        <w:tc>
-          <w:tcPr>
-            <w:tcW w:type="dxa" w:w="1440"/>
-          </w:tcPr>
-          <w:p>
-            <w:r>
-              <w:t>First-15-min noise causes many false signals; waiting for confirmation improves entry quality</w:t>
+              <w:t>Sector rotation scoring (V2e)</w:t>
+            </w:r>
+          </w:p>
+        </w:tc>
+        <w:tc>
+          <w:tcPr>
+            <w:tcW w:type="dxa" w:w="1440"/>
+          </w:tcPr>
+          <w:p>
+            <w:r>
+              <w:t>Score sectors by relative strength this week vs. S&amp;P 500; pass sector bias to Claude</w:t>
+            </w:r>
+          </w:p>
+        </w:tc>
+        <w:tc>
+          <w:tcPr>
+            <w:tcW w:type="dxa" w:w="1440"/>
+          </w:tcPr>
+          <w:p>
+            <w:r>
+              <w:t>Claude currently picks sectors randomly; momentum sectors outperform in trending markets</w:t>
             </w:r>
           </w:p>
         </w:tc>
@@ -1019,37 +995,37 @@
           </w:tcPr>
           <w:p>
             <w:r>
-              <w:t>Pre-market gap filter</w:t>
-            </w:r>
-          </w:p>
-        </w:tc>
-        <w:tc>
-          <w:tcPr>
-            <w:tcW w:type="dxa" w:w="1440"/>
-          </w:tcPr>
-          <w:p>
-            <w:r>
-              <w:t>Exclude candidates already up &gt;2% pre-market (target nearly hit before entry)</w:t>
-            </w:r>
-          </w:p>
-        </w:tc>
-        <w:tc>
-          <w:tcPr>
-            <w:tcW w:type="dxa" w:w="1440"/>
-          </w:tcPr>
-          <w:p>
-            <w:r>
-              <w:t>Entering a stock already at +2% gives only 1% upside to the 3% target — asymmetric risk</w:t>
-            </w:r>
-          </w:p>
-        </w:tc>
-        <w:tc>
-          <w:tcPr>
-            <w:tcW w:type="dxa" w:w="1440"/>
-          </w:tcPr>
-          <w:p>
-            <w:r>
-              <w:t>S</w:t>
+              <w:t>Momentum confirmation — 15-min rule (V2f)</w:t>
+            </w:r>
+          </w:p>
+        </w:tc>
+        <w:tc>
+          <w:tcPr>
+            <w:tcW w:type="dxa" w:w="1440"/>
+          </w:tcPr>
+          <w:p>
+            <w:r>
+              <w:t>Delay entry until 9:45 AM; skip candidates that reversed in the first 15 min</w:t>
+            </w:r>
+          </w:p>
+        </w:tc>
+        <w:tc>
+          <w:tcPr>
+            <w:tcW w:type="dxa" w:w="1440"/>
+          </w:tcPr>
+          <w:p>
+            <w:r>
+              <w:t>First-15-min noise causes many false signals; waiting for confirmation improves entry quality</w:t>
+            </w:r>
+          </w:p>
+        </w:tc>
+        <w:tc>
+          <w:tcPr>
+            <w:tcW w:type="dxa" w:w="1440"/>
+          </w:tcPr>
+          <w:p>
+            <w:r>
+              <w:t>M</w:t>
             </w:r>
           </w:p>
         </w:tc>
@@ -1069,7 +1045,7 @@
           </w:tcPr>
           <w:p>
             <w:r>
-              <w:t>IDEA</w:t>
+              <w:t>PLANNED</w:t>
             </w:r>
           </w:p>
         </w:tc>
@@ -1081,27 +1057,27 @@
           </w:tcPr>
           <w:p>
             <w:r>
-              <w:t>Pre-market volume spike</w:t>
-            </w:r>
-          </w:p>
-        </w:tc>
-        <w:tc>
-          <w:tcPr>
-            <w:tcW w:type="dxa" w:w="1440"/>
-          </w:tcPr>
-          <w:p>
-            <w:r>
-              <w:t>Flag candidates with pre-market volume &gt;3x normal as high-momentum candidates</w:t>
-            </w:r>
-          </w:p>
-        </w:tc>
-        <w:tc>
-          <w:tcPr>
-            <w:tcW w:type="dxa" w:w="1440"/>
-          </w:tcPr>
-          <w:p>
-            <w:r>
-              <w:t>Pre-market volume surge often predicts continuation; currently scanner only uses regular hours volume</w:t>
+              <w:t>Pre-market gap filter</w:t>
+            </w:r>
+          </w:p>
+        </w:tc>
+        <w:tc>
+          <w:tcPr>
+            <w:tcW w:type="dxa" w:w="1440"/>
+          </w:tcPr>
+          <w:p>
+            <w:r>
+              <w:t>Exclude candidates already up &gt;2% pre-market (target nearly hit before entry)</w:t>
+            </w:r>
+          </w:p>
+        </w:tc>
+        <w:tc>
+          <w:tcPr>
+            <w:tcW w:type="dxa" w:w="1440"/>
+          </w:tcPr>
+          <w:p>
+            <w:r>
+              <w:t>Entering a stock already at +2% gives only 1% upside to the 3% target — asymmetric risk</w:t>
             </w:r>
           </w:p>
         </w:tc>
@@ -1121,7 +1097,7 @@
           </w:tcPr>
           <w:p>
             <w:r>
-              <w:t>P2</w:t>
+              <w:t>P1</w:t>
             </w:r>
           </w:p>
         </w:tc>
@@ -1143,37 +1119,37 @@
           </w:tcPr>
           <w:p>
             <w:r>
-              <w:t>RSI divergence detection</w:t>
-            </w:r>
-          </w:p>
-        </w:tc>
-        <w:tc>
-          <w:tcPr>
-            <w:tcW w:type="dxa" w:w="1440"/>
-          </w:tcPr>
-          <w:p>
-            <w:r>
-              <w:t>Flag when price makes new high but RSI does not (bearish divergence) or vice versa</w:t>
-            </w:r>
-          </w:p>
-        </w:tc>
-        <w:tc>
-          <w:tcPr>
-            <w:tcW w:type="dxa" w:w="1440"/>
-          </w:tcPr>
-          <w:p>
-            <w:r>
-              <w:t>Divergence is a leading reversal signal — reduces entries on exhausted moves</w:t>
-            </w:r>
-          </w:p>
-        </w:tc>
-        <w:tc>
-          <w:tcPr>
-            <w:tcW w:type="dxa" w:w="1440"/>
-          </w:tcPr>
-          <w:p>
-            <w:r>
-              <w:t>M</w:t>
+              <w:t>Pre-market volume spike</w:t>
+            </w:r>
+          </w:p>
+        </w:tc>
+        <w:tc>
+          <w:tcPr>
+            <w:tcW w:type="dxa" w:w="1440"/>
+          </w:tcPr>
+          <w:p>
+            <w:r>
+              <w:t>Flag candidates with pre-market volume &gt;3x normal as high-momentum candidates</w:t>
+            </w:r>
+          </w:p>
+        </w:tc>
+        <w:tc>
+          <w:tcPr>
+            <w:tcW w:type="dxa" w:w="1440"/>
+          </w:tcPr>
+          <w:p>
+            <w:r>
+              <w:t>Pre-market volume surge often predicts continuation; currently scanner only uses regular hours volume</w:t>
+            </w:r>
+          </w:p>
+        </w:tc>
+        <w:tc>
+          <w:tcPr>
+            <w:tcW w:type="dxa" w:w="1440"/>
+          </w:tcPr>
+          <w:p>
+            <w:r>
+              <w:t>S</w:t>
             </w:r>
           </w:p>
         </w:tc>
@@ -1205,6 +1181,68 @@
           </w:tcPr>
           <w:p>
             <w:r>
+              <w:t>RSI divergence detection</w:t>
+            </w:r>
+          </w:p>
+        </w:tc>
+        <w:tc>
+          <w:tcPr>
+            <w:tcW w:type="dxa" w:w="1440"/>
+          </w:tcPr>
+          <w:p>
+            <w:r>
+              <w:t>Flag when price makes new high but RSI does not (bearish divergence) or vice versa</w:t>
+            </w:r>
+          </w:p>
+        </w:tc>
+        <w:tc>
+          <w:tcPr>
+            <w:tcW w:type="dxa" w:w="1440"/>
+          </w:tcPr>
+          <w:p>
+            <w:r>
+              <w:t>Divergence is a leading reversal signal — reduces entries on exhausted moves</w:t>
+            </w:r>
+          </w:p>
+        </w:tc>
+        <w:tc>
+          <w:tcPr>
+            <w:tcW w:type="dxa" w:w="1440"/>
+          </w:tcPr>
+          <w:p>
+            <w:r>
+              <w:t>M</w:t>
+            </w:r>
+          </w:p>
+        </w:tc>
+        <w:tc>
+          <w:tcPr>
+            <w:tcW w:type="dxa" w:w="1440"/>
+          </w:tcPr>
+          <w:p>
+            <w:r>
+              <w:t>P2</w:t>
+            </w:r>
+          </w:p>
+        </w:tc>
+        <w:tc>
+          <w:tcPr>
+            <w:tcW w:type="dxa" w:w="1440"/>
+          </w:tcPr>
+          <w:p>
+            <w:r>
+              <w:t>IDEA</w:t>
+            </w:r>
+          </w:p>
+        </w:tc>
+      </w:tr>
+      <w:tr>
+        <w:tc>
+          <w:tcPr>
+            <w:tcW w:type="dxa" w:w="1440"/>
+          </w:tcPr>
+          <w:p>
+            <w:r>
               <w:t>Multi-timeframe RSI alignment</w:t>
             </w:r>
           </w:p>
@@ -1256,6 +1294,68 @@
           <w:p>
             <w:r>
               <w:t>IDEA</w:t>
+            </w:r>
+          </w:p>
+        </w:tc>
+      </w:tr>
+      <w:tr>
+        <w:tc>
+          <w:tcPr>
+            <w:tcW w:type="dxa" w:w="1440"/>
+          </w:tcPr>
+          <w:p>
+            <w:r>
+              <w:t>VWAP + Relative Strength enrichment vs. SPY (Thread 1)</w:t>
+            </w:r>
+          </w:p>
+        </w:tc>
+        <w:tc>
+          <w:tcPr>
+            <w:tcW w:type="dxa" w:w="1440"/>
+          </w:tcPr>
+          <w:p>
+            <w:r>
+              <w:t>Step 1.85: StockSnapshotRequest fetches above_vwap, vwap, today_pct_change, rs_vs_spy per candidate; re-sorts above-VWAP candidates first before Claude call; Claude SYSTEM prompt explains interpretation; eval.py validates signal quality</w:t>
+            </w:r>
+          </w:p>
+        </w:tc>
+        <w:tc>
+          <w:tcPr>
+            <w:tcW w:type="dxa" w:w="1440"/>
+          </w:tcPr>
+          <w:p>
+            <w:r>
+              <w:t>Above-VWAP = institutional buying pressure confirmed; RS vs SPY identifies market leaders. Candidates sorted so Claude sees live confirmed setups first — not just overnight technicals</w:t>
+            </w:r>
+          </w:p>
+        </w:tc>
+        <w:tc>
+          <w:tcPr>
+            <w:tcW w:type="dxa" w:w="1440"/>
+          </w:tcPr>
+          <w:p>
+            <w:r>
+              <w:t>S</w:t>
+            </w:r>
+          </w:p>
+        </w:tc>
+        <w:tc>
+          <w:tcPr>
+            <w:tcW w:type="dxa" w:w="1440"/>
+          </w:tcPr>
+          <w:p>
+            <w:r>
+              <w:t>P1</w:t>
+            </w:r>
+          </w:p>
+        </w:tc>
+        <w:tc>
+          <w:tcPr>
+            <w:tcW w:type="dxa" w:w="1440"/>
+          </w:tcPr>
+          <w:p>
+            <w:r>
+              <w:t>SHIPPED</w:t>
             </w:r>
           </w:p>
         </w:tc>
@@ -1932,61 +2032,37 @@
           <w:tcPr>
             <w:tcW w:type="dxa" w:w="1440"/>
           </w:tcPr>
-          <w:p>
-            <w:r>
-              <w:t>Trailing stops</w:t>
-            </w:r>
-          </w:p>
-        </w:tc>
-        <w:tc>
-          <w:tcPr>
-            <w:tcW w:type="dxa" w:w="1440"/>
-          </w:tcPr>
-          <w:p>
-            <w:r>
-              <w:t>effective_stop = max(original_stop, high_watermark × 0.99); ratchets as stock rises</w:t>
-            </w:r>
-          </w:p>
-        </w:tc>
-        <w:tc>
-          <w:tcPr>
-            <w:tcW w:type="dxa" w:w="1440"/>
-          </w:tcPr>
-          <w:p>
-            <w:r>
-              <w:t>Prevents giving back gains on reversals; shipped in v5.3</w:t>
-            </w:r>
-          </w:p>
-        </w:tc>
-        <w:tc>
-          <w:tcPr>
-            <w:tcW w:type="dxa" w:w="1440"/>
-          </w:tcPr>
-          <w:p>
-            <w:r>
-              <w:t>S</w:t>
-            </w:r>
-          </w:p>
-        </w:tc>
-        <w:tc>
-          <w:tcPr>
-            <w:tcW w:type="dxa" w:w="1440"/>
-          </w:tcPr>
-          <w:p>
-            <w:r>
-              <w:t>P1</w:t>
-            </w:r>
-          </w:p>
-        </w:tc>
-        <w:tc>
-          <w:tcPr>
-            <w:tcW w:type="dxa" w:w="1440"/>
-          </w:tcPr>
-          <w:p>
-            <w:r>
-              <w:t>SHIPPED</w:t>
-            </w:r>
-          </w:p>
+          <w:p/>
+        </w:tc>
+        <w:tc>
+          <w:tcPr>
+            <w:tcW w:type="dxa" w:w="1440"/>
+          </w:tcPr>
+          <w:p/>
+        </w:tc>
+        <w:tc>
+          <w:tcPr>
+            <w:tcW w:type="dxa" w:w="1440"/>
+          </w:tcPr>
+          <w:p/>
+        </w:tc>
+        <w:tc>
+          <w:tcPr>
+            <w:tcW w:type="dxa" w:w="1440"/>
+          </w:tcPr>
+          <w:p/>
+        </w:tc>
+        <w:tc>
+          <w:tcPr>
+            <w:tcW w:type="dxa" w:w="1440"/>
+          </w:tcPr>
+          <w:p/>
+        </w:tc>
+        <w:tc>
+          <w:tcPr>
+            <w:tcW w:type="dxa" w:w="1440"/>
+          </w:tcPr>
+          <w:p/>
         </w:tc>
       </w:tr>
       <w:tr>
@@ -1996,37 +2072,37 @@
           </w:tcPr>
           <w:p>
             <w:r>
-              <w:t>Confidence-weighted sizing</w:t>
-            </w:r>
-          </w:p>
-        </w:tc>
-        <w:tc>
-          <w:tcPr>
-            <w:tcW w:type="dxa" w:w="1440"/>
-          </w:tcPr>
-          <w:p>
-            <w:r>
-              <w:t>HIGH=$7K, MEDIUM=$6K, LOW=$5K per trade; risk agent enforces</w:t>
-            </w:r>
-          </w:p>
-        </w:tc>
-        <w:tc>
-          <w:tcPr>
-            <w:tcW w:type="dxa" w:w="1440"/>
-          </w:tcPr>
-          <w:p>
-            <w:r>
-              <w:t>Higher conviction = more capital; improves P&amp;L on best setups</w:t>
-            </w:r>
-          </w:p>
-        </w:tc>
-        <w:tc>
-          <w:tcPr>
-            <w:tcW w:type="dxa" w:w="1440"/>
-          </w:tcPr>
-          <w:p>
-            <w:r>
-              <w:t>XS</w:t>
+              <w:t>Trailing stops</w:t>
+            </w:r>
+          </w:p>
+        </w:tc>
+        <w:tc>
+          <w:tcPr>
+            <w:tcW w:type="dxa" w:w="1440"/>
+          </w:tcPr>
+          <w:p>
+            <w:r>
+              <w:t>effective_stop = max(original_stop, high_watermark × 0.99); ratchets as stock rises</w:t>
+            </w:r>
+          </w:p>
+        </w:tc>
+        <w:tc>
+          <w:tcPr>
+            <w:tcW w:type="dxa" w:w="1440"/>
+          </w:tcPr>
+          <w:p>
+            <w:r>
+              <w:t>Prevents giving back gains on reversals; shipped in v5.3</w:t>
+            </w:r>
+          </w:p>
+        </w:tc>
+        <w:tc>
+          <w:tcPr>
+            <w:tcW w:type="dxa" w:w="1440"/>
+          </w:tcPr>
+          <w:p>
+            <w:r>
+              <w:t>S</w:t>
             </w:r>
           </w:p>
         </w:tc>
@@ -2058,37 +2134,37 @@
           </w:tcPr>
           <w:p>
             <w:r>
-              <w:t>Partial profit taking</w:t>
-            </w:r>
-          </w:p>
-        </w:tc>
-        <w:tc>
-          <w:tcPr>
-            <w:tcW w:type="dxa" w:w="1440"/>
-          </w:tcPr>
-          <w:p>
-            <w:r>
-              <w:t>Close 50% of position at +1.5%, let remaining 50% run to +3% target</w:t>
-            </w:r>
-          </w:p>
-        </w:tc>
-        <w:tc>
-          <w:tcPr>
-            <w:tcW w:type="dxa" w:w="1440"/>
-          </w:tcPr>
-          <w:p>
-            <w:r>
-              <w:t>Locks in partial gain on strong movers while keeping upside exposure; reduces STOP losses</w:t>
-            </w:r>
-          </w:p>
-        </w:tc>
-        <w:tc>
-          <w:tcPr>
-            <w:tcW w:type="dxa" w:w="1440"/>
-          </w:tcPr>
-          <w:p>
-            <w:r>
-              <w:t>M</w:t>
+              <w:t>Confidence-weighted sizing</w:t>
+            </w:r>
+          </w:p>
+        </w:tc>
+        <w:tc>
+          <w:tcPr>
+            <w:tcW w:type="dxa" w:w="1440"/>
+          </w:tcPr>
+          <w:p>
+            <w:r>
+              <w:t>HIGH=$7K, MEDIUM=$6K, LOW=$5K per trade; risk agent enforces</w:t>
+            </w:r>
+          </w:p>
+        </w:tc>
+        <w:tc>
+          <w:tcPr>
+            <w:tcW w:type="dxa" w:w="1440"/>
+          </w:tcPr>
+          <w:p>
+            <w:r>
+              <w:t>Higher conviction = more capital; improves P&amp;L on best setups</w:t>
+            </w:r>
+          </w:p>
+        </w:tc>
+        <w:tc>
+          <w:tcPr>
+            <w:tcW w:type="dxa" w:w="1440"/>
+          </w:tcPr>
+          <w:p>
+            <w:r>
+              <w:t>XS</w:t>
             </w:r>
           </w:p>
         </w:tc>
@@ -2108,7 +2184,7 @@
           </w:tcPr>
           <w:p>
             <w:r>
-              <w:t>IDEA</w:t>
+              <w:t>SHIPPED</w:t>
             </w:r>
           </w:p>
         </w:tc>
@@ -2120,27 +2196,27 @@
           </w:tcPr>
           <w:p>
             <w:r>
-              <w:t>Scale-in entries</w:t>
-            </w:r>
-          </w:p>
-        </w:tc>
-        <w:tc>
-          <w:tcPr>
-            <w:tcW w:type="dxa" w:w="1440"/>
-          </w:tcPr>
-          <w:p>
-            <w:r>
-              <w:t>Enter 50% at open, add 50% more if price pulls back 0.5% within first 30 min</w:t>
-            </w:r>
-          </w:p>
-        </w:tc>
-        <w:tc>
-          <w:tcPr>
-            <w:tcW w:type="dxa" w:w="1440"/>
-          </w:tcPr>
-          <w:p>
-            <w:r>
-              <w:t>Better average entry price; confirms momentum before full deployment</w:t>
+              <w:t>Partial profit taking</w:t>
+            </w:r>
+          </w:p>
+        </w:tc>
+        <w:tc>
+          <w:tcPr>
+            <w:tcW w:type="dxa" w:w="1440"/>
+          </w:tcPr>
+          <w:p>
+            <w:r>
+              <w:t>Close 50% of position at +1.5%, let remaining 50% run to +3% target</w:t>
+            </w:r>
+          </w:p>
+        </w:tc>
+        <w:tc>
+          <w:tcPr>
+            <w:tcW w:type="dxa" w:w="1440"/>
+          </w:tcPr>
+          <w:p>
+            <w:r>
+              <w:t>Locks in partial gain on strong movers while keeping upside exposure; reduces STOP losses</w:t>
             </w:r>
           </w:p>
         </w:tc>
@@ -2160,7 +2236,7 @@
           </w:tcPr>
           <w:p>
             <w:r>
-              <w:t>P2</w:t>
+              <w:t>P1</w:t>
             </w:r>
           </w:p>
         </w:tc>
@@ -2182,37 +2258,37 @@
           </w:tcPr>
           <w:p>
             <w:r>
-              <w:t>Time-based stops</w:t>
-            </w:r>
-          </w:p>
-        </w:tc>
-        <w:tc>
-          <w:tcPr>
-            <w:tcW w:type="dxa" w:w="1440"/>
-          </w:tcPr>
-          <w:p>
-            <w:r>
-              <w:t>Close any position flat (no P&amp;L) if it has not moved ±1% after 2 hours</w:t>
-            </w:r>
-          </w:p>
-        </w:tc>
-        <w:tc>
-          <w:tcPr>
-            <w:tcW w:type="dxa" w:w="1440"/>
-          </w:tcPr>
-          <w:p>
-            <w:r>
-              <w:t>Stuck positions tie up capital and tend not to recover; free capital for better setups</w:t>
-            </w:r>
-          </w:p>
-        </w:tc>
-        <w:tc>
-          <w:tcPr>
-            <w:tcW w:type="dxa" w:w="1440"/>
-          </w:tcPr>
-          <w:p>
-            <w:r>
-              <w:t>S</w:t>
+              <w:t>Scale-in entries</w:t>
+            </w:r>
+          </w:p>
+        </w:tc>
+        <w:tc>
+          <w:tcPr>
+            <w:tcW w:type="dxa" w:w="1440"/>
+          </w:tcPr>
+          <w:p>
+            <w:r>
+              <w:t>Enter 50% at open, add 50% more if price pulls back 0.5% within first 30 min</w:t>
+            </w:r>
+          </w:p>
+        </w:tc>
+        <w:tc>
+          <w:tcPr>
+            <w:tcW w:type="dxa" w:w="1440"/>
+          </w:tcPr>
+          <w:p>
+            <w:r>
+              <w:t>Better average entry price; confirms momentum before full deployment</w:t>
+            </w:r>
+          </w:p>
+        </w:tc>
+        <w:tc>
+          <w:tcPr>
+            <w:tcW w:type="dxa" w:w="1440"/>
+          </w:tcPr>
+          <w:p>
+            <w:r>
+              <w:t>M</w:t>
             </w:r>
           </w:p>
         </w:tc>
@@ -2244,27 +2320,27 @@
           </w:tcPr>
           <w:p>
             <w:r>
-              <w:t>Volatility-adjusted sizing</w:t>
-            </w:r>
-          </w:p>
-        </w:tc>
-        <w:tc>
-          <w:tcPr>
-            <w:tcW w:type="dxa" w:w="1440"/>
-          </w:tcPr>
-          <w:p>
-            <w:r>
-              <w:t>Smaller position size for high-ATR tickers (ATR &gt;5% → reduce to $5K max)</w:t>
-            </w:r>
-          </w:p>
-        </w:tc>
-        <w:tc>
-          <w:tcPr>
-            <w:tcW w:type="dxa" w:w="1440"/>
-          </w:tcPr>
-          <w:p>
-            <w:r>
-              <w:t>High-volatility names have wider swings; same $5K position has bigger dollar risk on volatile names</w:t>
+              <w:t>Time-based stops</w:t>
+            </w:r>
+          </w:p>
+        </w:tc>
+        <w:tc>
+          <w:tcPr>
+            <w:tcW w:type="dxa" w:w="1440"/>
+          </w:tcPr>
+          <w:p>
+            <w:r>
+              <w:t>Close any position flat (no P&amp;L) if it has not moved ±1% after 2 hours</w:t>
+            </w:r>
+          </w:p>
+        </w:tc>
+        <w:tc>
+          <w:tcPr>
+            <w:tcW w:type="dxa" w:w="1440"/>
+          </w:tcPr>
+          <w:p>
+            <w:r>
+              <w:t>Stuck positions tie up capital and tend not to recover; free capital for better setups</w:t>
             </w:r>
           </w:p>
         </w:tc>
@@ -2306,6 +2382,68 @@
           </w:tcPr>
           <w:p>
             <w:r>
+              <w:t>Volatility-adjusted sizing</w:t>
+            </w:r>
+          </w:p>
+        </w:tc>
+        <w:tc>
+          <w:tcPr>
+            <w:tcW w:type="dxa" w:w="1440"/>
+          </w:tcPr>
+          <w:p>
+            <w:r>
+              <w:t>Smaller position size for high-ATR tickers (ATR &gt;5% → reduce to $5K max)</w:t>
+            </w:r>
+          </w:p>
+        </w:tc>
+        <w:tc>
+          <w:tcPr>
+            <w:tcW w:type="dxa" w:w="1440"/>
+          </w:tcPr>
+          <w:p>
+            <w:r>
+              <w:t>High-volatility names have wider swings; same $5K position has bigger dollar risk on volatile names</w:t>
+            </w:r>
+          </w:p>
+        </w:tc>
+        <w:tc>
+          <w:tcPr>
+            <w:tcW w:type="dxa" w:w="1440"/>
+          </w:tcPr>
+          <w:p>
+            <w:r>
+              <w:t>S</w:t>
+            </w:r>
+          </w:p>
+        </w:tc>
+        <w:tc>
+          <w:tcPr>
+            <w:tcW w:type="dxa" w:w="1440"/>
+          </w:tcPr>
+          <w:p>
+            <w:r>
+              <w:t>P2</w:t>
+            </w:r>
+          </w:p>
+        </w:tc>
+        <w:tc>
+          <w:tcPr>
+            <w:tcW w:type="dxa" w:w="1440"/>
+          </w:tcPr>
+          <w:p>
+            <w:r>
+              <w:t>IDEA</w:t>
+            </w:r>
+          </w:p>
+        </w:tc>
+      </w:tr>
+      <w:tr>
+        <w:tc>
+          <w:tcPr>
+            <w:tcW w:type="dxa" w:w="1440"/>
+          </w:tcPr>
+          <w:p>
+            <w:r>
               <w:t>Correlation cap across open positions</w:t>
             </w:r>
           </w:p>
@@ -2357,6 +2495,68 @@
           <w:p>
             <w:r>
               <w:t>IDEA</w:t>
+            </w:r>
+          </w:p>
+        </w:tc>
+      </w:tr>
+      <w:tr>
+        <w:tc>
+          <w:tcPr>
+            <w:tcW w:type="dxa" w:w="1440"/>
+          </w:tcPr>
+          <w:p>
+            <w:r>
+              <w:t>Tiered lock-in — let winners ride (Thread 2)</w:t>
+            </w:r>
+          </w:p>
+        </w:tc>
+        <w:tc>
+          <w:tcPr>
+            <w:tcW w:type="dxa" w:w="1440"/>
+          </w:tcPr>
+          <w:p>
+            <w:r>
+              <w:t>Tier 1 ($716 realized): stop closing positions, tighten trail to 0.5%; Tier 2 ($1,000 realized+unrealized): close everything, protect exceptional day. DAILY_LOCK_IN_TARGET, DAILY_BONUS_TARGET, LOCK_IN_TRAIL_PCT settings; effective_trail in portfolio.py; tiered logic in intraday.py; tailwind banners + VWAP badges in dashboard; tailwind analysis in eval.py</w:t>
+            </w:r>
+          </w:p>
+        </w:tc>
+        <w:tc>
+          <w:tcPr>
+            <w:tcW w:type="dxa" w:w="1440"/>
+          </w:tcPr>
+          <w:p>
+            <w:r>
+              <w:t>Old system closed all positions at $716 even when winners were still running. On strong momentum days, the top trades are still moving at Tier 1 — tiered logic captures the additional $284+ toward $1,000 without adding risk</w:t>
+            </w:r>
+          </w:p>
+        </w:tc>
+        <w:tc>
+          <w:tcPr>
+            <w:tcW w:type="dxa" w:w="1440"/>
+          </w:tcPr>
+          <w:p>
+            <w:r>
+              <w:t>S</w:t>
+            </w:r>
+          </w:p>
+        </w:tc>
+        <w:tc>
+          <w:tcPr>
+            <w:tcW w:type="dxa" w:w="1440"/>
+          </w:tcPr>
+          <w:p>
+            <w:r>
+              <w:t>P1</w:t>
+            </w:r>
+          </w:p>
+        </w:tc>
+        <w:tc>
+          <w:tcPr>
+            <w:tcW w:type="dxa" w:w="1440"/>
+          </w:tcPr>
+          <w:p>
+            <w:r>
+              <w:t>SHIPPED</w:t>
             </w:r>
           </w:p>
         </w:tc>
@@ -3603,17 +3803,17 @@
           </w:tcPr>
           <w:p>
             <w:r>
-              <w:t>Native Alpaca trailing stop (OTO-OCO) — REQUIRED BEFORE REAL MONEY</w:t>
-            </w:r>
-          </w:p>
-        </w:tc>
-        <w:tc>
-          <w:tcPr>
-            <w:tcW w:type="dxa" w:w="1440"/>
-          </w:tcPr>
-          <w:p>
-            <w:r>
-              <w:t>Replace bracket order with OTO-OCO: limit entry → OCO (take-profit + trail_percent=1.0). Current 15-min polling can miss fast reversals; native stop fires in real-time. Risks: gap window (unprotected between fill and OCO submit), double-sell, OCO failure. Mitigation: USE_NATIVE_TRAILING_STOP feature flag, entry_filled_at DB column, idempotent OCO guard, unit tests with mocked Alpaca client, 2-week paper A/B before enabling.</w:t>
+              <w:t>Native Alpaca trailing stop</w:t>
+            </w:r>
+          </w:p>
+        </w:tc>
+        <w:tc>
+          <w:tcPr>
+            <w:tcW w:type="dxa" w:w="1440"/>
+          </w:tcPr>
+          <w:p>
+            <w:r>
+              <w:t>StopLossRequest(trail_percent=TRAIL_PCT*100) in bracket order stop-loss leg. USE_NATIVE_TRAILING_STOP feature flag (enabled 2026-05-18). native_trail_active boolean per position. exit_mechanism column tracks NATIVE_TRAIL exits. 2-week paper validation gate running — closes 2026-06-01.</w:t>
             </w:r>
           </w:p>
         </w:tc>
@@ -3643,7 +3843,7 @@
           </w:tcPr>
           <w:p>
             <w:r>
-              <w:t>BACKLOG</w:t>
+              <w:t>SHIPPED</w:t>
             </w:r>
           </w:p>
         </w:tc>
@@ -8854,51 +9054,31 @@
           <w:tcPr>
             <w:tcW w:type="dxa" w:w="1728"/>
           </w:tcPr>
-          <w:p>
-            <w:r>
-              <w:t>—</w:t>
-            </w:r>
-          </w:p>
+          <w:p/>
         </w:tc>
         <w:tc>
           <w:tcPr>
             <w:tcW w:type="dxa" w:w="1728"/>
           </w:tcPr>
-          <w:p>
-            <w:r>
-              <w:t>ML candidate scorer (step 1.76)</w:t>
-            </w:r>
-          </w:p>
+          <w:p/>
         </w:tc>
         <w:tc>
           <w:tcPr>
             <w:tcW w:type="dxa" w:w="1728"/>
           </w:tcPr>
-          <w:p>
-            <w:r>
-              <w:t>Signal Quality</w:t>
-            </w:r>
-          </w:p>
+          <w:p/>
         </w:tc>
         <w:tc>
           <w:tcPr>
             <w:tcW w:type="dxa" w:w="1728"/>
           </w:tcPr>
-          <w:p>
-            <w:r>
-              <w:t>M</w:t>
-            </w:r>
-          </w:p>
+          <w:p/>
         </w:tc>
         <w:tc>
           <w:tcPr>
             <w:tcW w:type="dxa" w:w="1728"/>
           </w:tcPr>
-          <w:p>
-            <w:r>
-              <w:t>SHIPPED v5.5 — sorts candidates by P(hit +2%) before Claude; AUC 0.78</w:t>
-            </w:r>
-          </w:p>
+          <w:p/>
         </w:tc>
       </w:tr>
       <w:tr>
@@ -8906,51 +9086,31 @@
           <w:tcPr>
             <w:tcW w:type="dxa" w:w="1728"/>
           </w:tcPr>
-          <w:p>
-            <w:r>
-              <w:t>—</w:t>
-            </w:r>
-          </w:p>
+          <w:p/>
         </w:tc>
         <w:tc>
           <w:tcPr>
             <w:tcW w:type="dxa" w:w="1728"/>
           </w:tcPr>
-          <w:p>
-            <w:r>
-              <w:t>Target 2% / stop 0.67% (3:1 R:R)</w:t>
-            </w:r>
-          </w:p>
+          <w:p/>
         </w:tc>
         <w:tc>
           <w:tcPr>
             <w:tcW w:type="dxa" w:w="1728"/>
           </w:tcPr>
-          <w:p>
-            <w:r>
-              <w:t>Risk Mgmt</w:t>
-            </w:r>
-          </w:p>
+          <w:p/>
         </w:tc>
         <w:tc>
           <w:tcPr>
             <w:tcW w:type="dxa" w:w="1728"/>
           </w:tcPr>
-          <w:p>
-            <w:r>
-              <w:t>XS</w:t>
-            </w:r>
-          </w:p>
+          <w:p/>
         </w:tc>
         <w:tc>
           <w:tcPr>
             <w:tcW w:type="dxa" w:w="1728"/>
           </w:tcPr>
-          <w:p>
-            <w:r>
-              <w:t>SHIPPED v5.5 — lower achievable target; break-even at 25% win rate</w:t>
-            </w:r>
-          </w:p>
+          <w:p/>
         </w:tc>
       </w:tr>
       <w:tr>
@@ -8970,7 +9130,7 @@
           </w:tcPr>
           <w:p>
             <w:r>
-              <w:t>Time-of-day entry filter (9:45 AM ET)</w:t>
+              <w:t>ML candidate scorer (step 1.76)</w:t>
             </w:r>
           </w:p>
         </w:tc>
@@ -8980,7 +9140,7 @@
           </w:tcPr>
           <w:p>
             <w:r>
-              <w:t>Execution</w:t>
+              <w:t>Signal Quality</w:t>
             </w:r>
           </w:p>
         </w:tc>
@@ -8990,7 +9150,7 @@
           </w:tcPr>
           <w:p>
             <w:r>
-              <w:t>XS</w:t>
+              <w:t>M</w:t>
             </w:r>
           </w:p>
         </w:tc>
@@ -9000,7 +9160,7 @@
           </w:tcPr>
           <w:p>
             <w:r>
-              <w:t>SHIPPED v5.4 — skips noisiest first 15 min of market</w:t>
+              <w:t>SHIPPED v5.5 — sorts candidates by P(hit +2%) before Claude; AUC 0.78</w:t>
             </w:r>
           </w:p>
         </w:tc>
@@ -9022,7 +9182,7 @@
           </w:tcPr>
           <w:p>
             <w:r>
-              <w:t>Pre-market gap filter (live Alpaca prices)</w:t>
+              <w:t>Target 2% / stop 0.67% (3:1 R:R)</w:t>
             </w:r>
           </w:p>
         </w:tc>
@@ -9032,7 +9192,7 @@
           </w:tcPr>
           <w:p>
             <w:r>
-              <w:t>Execution</w:t>
+              <w:t>Risk Mgmt</w:t>
             </w:r>
           </w:p>
         </w:tc>
@@ -9042,7 +9202,7 @@
           </w:tcPr>
           <w:p>
             <w:r>
-              <w:t>S</w:t>
+              <w:t>XS</w:t>
             </w:r>
           </w:p>
         </w:tc>
@@ -9052,7 +9212,7 @@
           </w:tcPr>
           <w:p>
             <w:r>
-              <w:t>SHIPPED v5.4 — real-time ask prices replace 15-min stale yfinance</w:t>
+              <w:t>SHIPPED v5.5 — lower achievable target; break-even at 25% win rate</w:t>
             </w:r>
           </w:p>
         </w:tc>
@@ -9064,7 +9224,7 @@
           </w:tcPr>
           <w:p>
             <w:r>
-              <w:t>1</w:t>
+              <w:t>—</w:t>
             </w:r>
           </w:p>
         </w:tc>
@@ -9074,7 +9234,7 @@
           </w:tcPr>
           <w:p>
             <w:r>
-              <w:t>ML model live validation (30 days)</w:t>
+              <w:t>Time-of-day entry filter (9:45 AM ET)</w:t>
             </w:r>
           </w:p>
         </w:tc>
@@ -9084,7 +9244,7 @@
           </w:tcPr>
           <w:p>
             <w:r>
-              <w:t>Validation</w:t>
+              <w:t>Execution</w:t>
             </w:r>
           </w:p>
         </w:tc>
@@ -9094,7 +9254,7 @@
           </w:tcPr>
           <w:p>
             <w:r>
-              <w:t>M</w:t>
+              <w:t>XS</w:t>
             </w:r>
           </w:p>
         </w:tc>
@@ -9104,7 +9264,7 @@
           </w:tcPr>
           <w:p>
             <w:r>
-              <w:t>Verify AUC 0.78 translates to higher win rate vs baseline; run A/B comparison</w:t>
+              <w:t>SHIPPED v5.4 — skips noisiest first 15 min of market</w:t>
             </w:r>
           </w:p>
         </w:tc>
@@ -9116,7 +9276,7 @@
           </w:tcPr>
           <w:p>
             <w:r>
-              <w:t>2</w:t>
+              <w:t>—</w:t>
             </w:r>
           </w:p>
         </w:tc>
@@ -9126,7 +9286,7 @@
           </w:tcPr>
           <w:p>
             <w:r>
-              <w:t>Native Alpaca trailing stop (OTO-OCO)</w:t>
+              <w:t>Live price refresh (Alpaca ask prices)</w:t>
             </w:r>
           </w:p>
         </w:tc>
@@ -9146,7 +9306,7 @@
           </w:tcPr>
           <w:p>
             <w:r>
-              <w:t>L</w:t>
+              <w:t>S</w:t>
             </w:r>
           </w:p>
         </w:tc>
@@ -9156,7 +9316,7 @@
           </w:tcPr>
           <w:p>
             <w:r>
-              <w:t>P0 pre-real-money — replace 15-min polling; 8 hrs; feature flag + unit tests</w:t>
+              <w:t>SHIPPED v5.4 — real-time ask prices replace 15-min stale yfinance at step 1.8</w:t>
             </w:r>
           </w:p>
         </w:tc>
@@ -9168,7 +9328,7 @@
           </w:tcPr>
           <w:p>
             <w:r>
-              <w:t>3</w:t>
+              <w:t>—</w:t>
             </w:r>
           </w:p>
         </w:tc>
@@ -9178,7 +9338,7 @@
           </w:tcPr>
           <w:p>
             <w:r>
-              <w:t>Momentum confirmation — 15-min rule (V2f)</w:t>
+              <w:t>Native Alpaca trailing stop</w:t>
             </w:r>
           </w:p>
         </w:tc>
@@ -9188,7 +9348,7 @@
           </w:tcPr>
           <w:p>
             <w:r>
-              <w:t>Signal Quality</w:t>
+              <w:t>Execution</w:t>
             </w:r>
           </w:p>
         </w:tc>
@@ -9198,7 +9358,7 @@
           </w:tcPr>
           <w:p>
             <w:r>
-              <w:t>M</w:t>
+              <w:t>L</w:t>
             </w:r>
           </w:p>
         </w:tc>
@@ -9208,7 +9368,7 @@
           </w:tcPr>
           <w:p>
             <w:r>
-              <w:t>Reduces false entries; should improve win rate by 3–5%</w:t>
+              <w:t>SHIPPED v5.6 — trail_percent bracket leg; 2-week paper gate closes 2026-06-01</w:t>
             </w:r>
           </w:p>
         </w:tc>
@@ -9220,7 +9380,7 @@
           </w:tcPr>
           <w:p>
             <w:r>
-              <w:t>4</w:t>
+              <w:t>—</w:t>
             </w:r>
           </w:p>
         </w:tc>
@@ -9230,7 +9390,7 @@
           </w:tcPr>
           <w:p>
             <w:r>
-              <w:t>Sector rotation scoring (V2e)</w:t>
+              <w:t>Tiered lock-in — Thread 2</w:t>
             </w:r>
           </w:p>
         </w:tc>
@@ -9240,7 +9400,7 @@
           </w:tcPr>
           <w:p>
             <w:r>
-              <w:t>Signal Quality</w:t>
+              <w:t>Position Mgmt</w:t>
             </w:r>
           </w:p>
         </w:tc>
@@ -9250,7 +9410,7 @@
           </w:tcPr>
           <w:p>
             <w:r>
-              <w:t>M</w:t>
+              <w:t>S</w:t>
             </w:r>
           </w:p>
         </w:tc>
@@ -9260,7 +9420,7 @@
           </w:tcPr>
           <w:p>
             <w:r>
-              <w:t>Favors momentum sectors; expected to improve avg daily P&amp;L</w:t>
+              <w:t>SHIPPED v5.7 — Tier 1 $716 ride with tighter trail, Tier 2 $1,000 ceiling close</w:t>
             </w:r>
           </w:p>
         </w:tc>
@@ -9272,7 +9432,7 @@
           </w:tcPr>
           <w:p>
             <w:r>
-              <w:t>5</w:t>
+              <w:t>—</w:t>
             </w:r>
           </w:p>
         </w:tc>
@@ -9282,7 +9442,7 @@
           </w:tcPr>
           <w:p>
             <w:r>
-              <w:t>Per-trade email on close</w:t>
+              <w:t>VWAP + RS vs SPY enrichment — Thread 1</w:t>
             </w:r>
           </w:p>
         </w:tc>
@@ -9292,7 +9452,7 @@
           </w:tcPr>
           <w:p>
             <w:r>
-              <w:t>Monitoring</w:t>
+              <w:t>Signal Quality</w:t>
             </w:r>
           </w:p>
         </w:tc>
@@ -9312,7 +9472,7 @@
           </w:tcPr>
           <w:p>
             <w:r>
-              <w:t>Highest quality-of-life; know immediately when a target is hit</w:t>
+              <w:t>SHIPPED v5.7 — step 1.85 enriches candidates with live institutional signals before Claude</w:t>
             </w:r>
           </w:p>
         </w:tc>
@@ -9324,7 +9484,7 @@
           </w:tcPr>
           <w:p>
             <w:r>
-              <w:t>6</w:t>
+              <w:t>1</w:t>
             </w:r>
           </w:p>
         </w:tc>
@@ -9334,7 +9494,7 @@
           </w:tcPr>
           <w:p>
             <w:r>
-              <w:t>Partial profit taking (50% at +1%)</w:t>
+              <w:t>VWAP signal quality validation (June 1)</w:t>
             </w:r>
           </w:p>
         </w:tc>
@@ -9344,7 +9504,7 @@
           </w:tcPr>
           <w:p>
             <w:r>
-              <w:t>Position Mgmt</w:t>
+              <w:t>Validation</w:t>
             </w:r>
           </w:p>
         </w:tc>
@@ -9364,7 +9524,7 @@
           </w:tcPr>
           <w:p>
             <w:r>
-              <w:t>Locks in gain on fast movers; reduces STOP losses on reversals</w:t>
+              <w:t>~8 trading days accumulating; eval.py reports cohort deltas on June 1</w:t>
             </w:r>
           </w:p>
         </w:tc>
@@ -9376,7 +9536,7 @@
           </w:tcPr>
           <w:p>
             <w:r>
-              <w:t>7</w:t>
+              <w:t>2</w:t>
             </w:r>
           </w:p>
         </w:tc>
@@ -9386,7 +9546,7 @@
           </w:tcPr>
           <w:p>
             <w:r>
-              <w:t>Daily 4:30 PM summary email</w:t>
+              <w:t>June 1 gate: python3 eval.py --days 14</w:t>
             </w:r>
           </w:p>
         </w:tc>
@@ -9396,7 +9556,7 @@
           </w:tcPr>
           <w:p>
             <w:r>
-              <w:t>Monitoring</w:t>
+              <w:t>Validation</w:t>
             </w:r>
           </w:p>
         </w:tc>
@@ -9416,7 +9576,7 @@
           </w:tcPr>
           <w:p>
             <w:r>
-              <w:t>Replaces manual dashboard check at EOD</w:t>
+              <w:t>Pass criteria: win rate ≥80%, avg P&amp;L ≥$500/day, NATIVE_TRAIL confirmed</w:t>
             </w:r>
           </w:p>
         </w:tc>
@@ -9428,7 +9588,7 @@
           </w:tcPr>
           <w:p>
             <w:r>
-              <w:t>8</w:t>
+              <w:t>3</w:t>
             </w:r>
           </w:p>
         </w:tc>
@@ -9438,7 +9598,7 @@
           </w:tcPr>
           <w:p>
             <w:r>
-              <w:t>Automated capital compounding</w:t>
+              <w:t>Momentum confirmation — 15-min rule (V2f)</w:t>
             </w:r>
           </w:p>
         </w:tc>
@@ -9448,7 +9608,7 @@
           </w:tcPr>
           <w:p>
             <w:r>
-              <w:t>Infrastructure</w:t>
+              <w:t>Signal Quality</w:t>
             </w:r>
           </w:p>
         </w:tc>
@@ -9468,7 +9628,7 @@
           </w:tcPr>
           <w:p>
             <w:r>
-              <w:t>Makes growth automatic; currently manual</w:t>
+              <w:t>Reduces false entries; should improve win rate by 3–5%</w:t>
             </w:r>
           </w:p>
         </w:tc>
@@ -9480,7 +9640,7 @@
           </w:tcPr>
           <w:p>
             <w:r>
-              <w:t>9</w:t>
+              <w:t>4</w:t>
             </w:r>
           </w:p>
         </w:tc>
@@ -9490,7 +9650,7 @@
           </w:tcPr>
           <w:p>
             <w:r>
-              <w:t>Short selling / mean reversion</w:t>
+              <w:t>Sector rotation scoring (V2e)</w:t>
             </w:r>
           </w:p>
         </w:tc>
@@ -9500,7 +9660,7 @@
           </w:tcPr>
           <w:p>
             <w:r>
-              <w:t>Strategy</w:t>
+              <w:t>Signal Quality</w:t>
             </w:r>
           </w:p>
         </w:tc>
@@ -9520,7 +9680,7 @@
           </w:tcPr>
           <w:p>
             <w:r>
-              <w:t>Doubles opportunity set; hedges on down days</w:t>
+              <w:t>Favors momentum sectors; expected to improve avg daily P&amp;L</w:t>
             </w:r>
           </w:p>
         </w:tc>
@@ -9532,7 +9692,215 @@
           </w:tcPr>
           <w:p>
             <w:r>
-              <w:t>10</w:t>
+              <w:t>5</w:t>
+            </w:r>
+          </w:p>
+        </w:tc>
+        <w:tc>
+          <w:tcPr>
+            <w:tcW w:type="dxa" w:w="1728"/>
+          </w:tcPr>
+          <w:p>
+            <w:r>
+              <w:t>Per-trade email on close</w:t>
+            </w:r>
+          </w:p>
+        </w:tc>
+        <w:tc>
+          <w:tcPr>
+            <w:tcW w:type="dxa" w:w="1728"/>
+          </w:tcPr>
+          <w:p>
+            <w:r>
+              <w:t>Monitoring</w:t>
+            </w:r>
+          </w:p>
+        </w:tc>
+        <w:tc>
+          <w:tcPr>
+            <w:tcW w:type="dxa" w:w="1728"/>
+          </w:tcPr>
+          <w:p>
+            <w:r>
+              <w:t>S</w:t>
+            </w:r>
+          </w:p>
+        </w:tc>
+        <w:tc>
+          <w:tcPr>
+            <w:tcW w:type="dxa" w:w="1728"/>
+          </w:tcPr>
+          <w:p>
+            <w:r>
+              <w:t>Highest quality-of-life; know immediately when a target is hit</w:t>
+            </w:r>
+          </w:p>
+        </w:tc>
+      </w:tr>
+      <w:tr>
+        <w:tc>
+          <w:tcPr>
+            <w:tcW w:type="dxa" w:w="1728"/>
+          </w:tcPr>
+          <w:p>
+            <w:r>
+              <w:t>6</w:t>
+            </w:r>
+          </w:p>
+        </w:tc>
+        <w:tc>
+          <w:tcPr>
+            <w:tcW w:type="dxa" w:w="1728"/>
+          </w:tcPr>
+          <w:p>
+            <w:r>
+              <w:t>Partial profit taking (50% at +1%)</w:t>
+            </w:r>
+          </w:p>
+        </w:tc>
+        <w:tc>
+          <w:tcPr>
+            <w:tcW w:type="dxa" w:w="1728"/>
+          </w:tcPr>
+          <w:p>
+            <w:r>
+              <w:t>Position Mgmt</w:t>
+            </w:r>
+          </w:p>
+        </w:tc>
+        <w:tc>
+          <w:tcPr>
+            <w:tcW w:type="dxa" w:w="1728"/>
+          </w:tcPr>
+          <w:p>
+            <w:r>
+              <w:t>M</w:t>
+            </w:r>
+          </w:p>
+        </w:tc>
+        <w:tc>
+          <w:tcPr>
+            <w:tcW w:type="dxa" w:w="1728"/>
+          </w:tcPr>
+          <w:p>
+            <w:r>
+              <w:t>Locks in gain on fast movers; reduces STOP losses on reversals</w:t>
+            </w:r>
+          </w:p>
+        </w:tc>
+      </w:tr>
+      <w:tr>
+        <w:tc>
+          <w:tcPr>
+            <w:tcW w:type="dxa" w:w="1728"/>
+          </w:tcPr>
+          <w:p>
+            <w:r>
+              <w:t>7</w:t>
+            </w:r>
+          </w:p>
+        </w:tc>
+        <w:tc>
+          <w:tcPr>
+            <w:tcW w:type="dxa" w:w="1728"/>
+          </w:tcPr>
+          <w:p>
+            <w:r>
+              <w:t>Daily 4:30 PM summary email</w:t>
+            </w:r>
+          </w:p>
+        </w:tc>
+        <w:tc>
+          <w:tcPr>
+            <w:tcW w:type="dxa" w:w="1728"/>
+          </w:tcPr>
+          <w:p>
+            <w:r>
+              <w:t>Monitoring</w:t>
+            </w:r>
+          </w:p>
+        </w:tc>
+        <w:tc>
+          <w:tcPr>
+            <w:tcW w:type="dxa" w:w="1728"/>
+          </w:tcPr>
+          <w:p>
+            <w:r>
+              <w:t>S</w:t>
+            </w:r>
+          </w:p>
+        </w:tc>
+        <w:tc>
+          <w:tcPr>
+            <w:tcW w:type="dxa" w:w="1728"/>
+          </w:tcPr>
+          <w:p>
+            <w:r>
+              <w:t>Replaces manual dashboard check at EOD</w:t>
+            </w:r>
+          </w:p>
+        </w:tc>
+      </w:tr>
+      <w:tr>
+        <w:tc>
+          <w:tcPr>
+            <w:tcW w:type="dxa" w:w="1728"/>
+          </w:tcPr>
+          <w:p>
+            <w:r>
+              <w:t>8</w:t>
+            </w:r>
+          </w:p>
+        </w:tc>
+        <w:tc>
+          <w:tcPr>
+            <w:tcW w:type="dxa" w:w="1728"/>
+          </w:tcPr>
+          <w:p>
+            <w:r>
+              <w:t>Short selling / mean reversion</w:t>
+            </w:r>
+          </w:p>
+        </w:tc>
+        <w:tc>
+          <w:tcPr>
+            <w:tcW w:type="dxa" w:w="1728"/>
+          </w:tcPr>
+          <w:p>
+            <w:r>
+              <w:t>Strategy</w:t>
+            </w:r>
+          </w:p>
+        </w:tc>
+        <w:tc>
+          <w:tcPr>
+            <w:tcW w:type="dxa" w:w="1728"/>
+          </w:tcPr>
+          <w:p>
+            <w:r>
+              <w:t>M</w:t>
+            </w:r>
+          </w:p>
+        </w:tc>
+        <w:tc>
+          <w:tcPr>
+            <w:tcW w:type="dxa" w:w="1728"/>
+          </w:tcPr>
+          <w:p>
+            <w:r>
+              <w:t>Doubles opportunity set; hedges on down days</w:t>
+            </w:r>
+          </w:p>
+        </w:tc>
+      </w:tr>
+      <w:tr>
+        <w:tc>
+          <w:tcPr>
+            <w:tcW w:type="dxa" w:w="1728"/>
+          </w:tcPr>
+          <w:p>
+            <w:r>
+              <w:t>9</w:t>
             </w:r>
           </w:p>
         </w:tc>
@@ -9584,7 +9952,7 @@
         <w:spacing w:after="120"/>
       </w:pPr>
       <w:r>
-        <w:t>Items 1–2 are the immediate next sprint. ML validation tells us whether AUC 0.78 translates to real win-rate improvement; native trailing stop is P0 before real money. Items 3 and 4 require backtest validation before deploying. Item 9 (short selling) requires the most design work but opens a new profit dimension.</w:t>
+        <w:t>Items 1–2 are the immediate next milestone: accumulate 8 trading days of paper data and run the June 1 gate. Items 3 and 4 are the next signal-quality sprint after the gate. Item 5 (email alerts) is the highest quality-of-life gap remaining. Item 8 (short selling) requires the most design work but opens a full two-sided strategy.</w:t>
       </w:r>
     </w:p>
     <w:sectPr>

--- a/Trading_Agent_Features.docx
+++ b/Trading_Agent_Features.docx
@@ -5918,6 +5918,44 @@
           <w:tcPr>
             <w:tcW w:type="dxa" w:w="1440"/>
           </w:tcPr>
+          <w:p/>
+        </w:tc>
+        <w:tc>
+          <w:tcPr>
+            <w:tcW w:type="dxa" w:w="1440"/>
+          </w:tcPr>
+          <w:p/>
+        </w:tc>
+        <w:tc>
+          <w:tcPr>
+            <w:tcW w:type="dxa" w:w="1440"/>
+          </w:tcPr>
+          <w:p/>
+        </w:tc>
+        <w:tc>
+          <w:tcPr>
+            <w:tcW w:type="dxa" w:w="1440"/>
+          </w:tcPr>
+          <w:p/>
+        </w:tc>
+        <w:tc>
+          <w:tcPr>
+            <w:tcW w:type="dxa" w:w="1440"/>
+          </w:tcPr>
+          <w:p/>
+        </w:tc>
+        <w:tc>
+          <w:tcPr>
+            <w:tcW w:type="dxa" w:w="1440"/>
+          </w:tcPr>
+          <w:p/>
+        </w:tc>
+      </w:tr>
+      <w:tr>
+        <w:tc>
+          <w:tcPr>
+            <w:tcW w:type="dxa" w:w="1440"/>
+          </w:tcPr>
           <w:p>
             <w:r>
               <w:t>Trailing stop dashboard annotations</w:t>
@@ -5971,6 +6009,68 @@
           <w:p>
             <w:r>
               <w:t>SHIPPED</w:t>
+            </w:r>
+          </w:p>
+        </w:tc>
+      </w:tr>
+      <w:tr>
+        <w:tc>
+          <w:tcPr>
+            <w:tcW w:type="dxa" w:w="1440"/>
+          </w:tcPr>
+          <w:p>
+            <w:r>
+              <w:t>Pipeline funnel transparency — Today tab</w:t>
+            </w:r>
+          </w:p>
+        </w:tc>
+        <w:tc>
+          <w:tcPr>
+            <w:tcW w:type="dxa" w:w="1440"/>
+          </w:tcPr>
+          <w:p>
+            <w:r>
+              <w:t>Step 1 shows full selection funnel: Universe → Earnings filter → Score pre-filter → ML ranking → VWAP enrichment → Sent to Claude. Orchestrator stores pipeline_counts per step in scan_results. Candidates table includes ml_score column, sorted in the exact order Claude received them.</w:t>
+            </w:r>
+          </w:p>
+        </w:tc>
+        <w:tc>
+          <w:tcPr>
+            <w:tcW w:type="dxa" w:w="1440"/>
+          </w:tcPr>
+          <w:p>
+            <w:r>
+              <w:t>Today tab previously showed 3 metrics and described candidates going straight to Claude after earnings filter — hiding 4 intermediate steps. Full audit trail now visible for every premarket run.</w:t>
+            </w:r>
+          </w:p>
+        </w:tc>
+        <w:tc>
+          <w:tcPr>
+            <w:tcW w:type="dxa" w:w="1440"/>
+          </w:tcPr>
+          <w:p>
+            <w:r>
+              <w:t>S</w:t>
+            </w:r>
+          </w:p>
+        </w:tc>
+        <w:tc>
+          <w:tcPr>
+            <w:tcW w:type="dxa" w:w="1440"/>
+          </w:tcPr>
+          <w:p>
+            <w:r>
+              <w:t>P1</w:t>
+            </w:r>
+          </w:p>
+        </w:tc>
+        <w:tc>
+          <w:tcPr>
+            <w:tcW w:type="dxa" w:w="1440"/>
+          </w:tcPr>
+          <w:p>
+            <w:r>
+              <w:t>SHIPPED v5.7</w:t>
             </w:r>
           </w:p>
         </w:tc>

--- a/Trading_Agent_Features.docx
+++ b/Trading_Agent_Features.docx
@@ -5956,61 +5956,37 @@
           <w:tcPr>
             <w:tcW w:type="dxa" w:w="1440"/>
           </w:tcPr>
-          <w:p>
-            <w:r>
-              <w:t>Trailing stop dashboard annotations</w:t>
-            </w:r>
-          </w:p>
-        </w:tc>
-        <w:tc>
-          <w:tcPr>
-            <w:tcW w:type="dxa" w:w="1440"/>
-          </w:tcPr>
-          <w:p>
-            <w:r>
-              <w:t>"Trail $X.XX ↑" on In Flight cards; "🔶 Trail Stop" vs "🔴 Stop Hit" in Today's Plan</w:t>
-            </w:r>
-          </w:p>
-        </w:tc>
-        <w:tc>
-          <w:tcPr>
-            <w:tcW w:type="dxa" w:w="1440"/>
-          </w:tcPr>
-          <w:p>
-            <w:r>
-              <w:t>Makes the trailing stop feature visible and verifiable; shipped v5.3</w:t>
-            </w:r>
-          </w:p>
-        </w:tc>
-        <w:tc>
-          <w:tcPr>
-            <w:tcW w:type="dxa" w:w="1440"/>
-          </w:tcPr>
-          <w:p>
-            <w:r>
-              <w:t>XS</w:t>
-            </w:r>
-          </w:p>
-        </w:tc>
-        <w:tc>
-          <w:tcPr>
-            <w:tcW w:type="dxa" w:w="1440"/>
-          </w:tcPr>
-          <w:p>
-            <w:r>
-              <w:t>P1</w:t>
-            </w:r>
-          </w:p>
-        </w:tc>
-        <w:tc>
-          <w:tcPr>
-            <w:tcW w:type="dxa" w:w="1440"/>
-          </w:tcPr>
-          <w:p>
-            <w:r>
-              <w:t>SHIPPED</w:t>
-            </w:r>
-          </w:p>
+          <w:p/>
+        </w:tc>
+        <w:tc>
+          <w:tcPr>
+            <w:tcW w:type="dxa" w:w="1440"/>
+          </w:tcPr>
+          <w:p/>
+        </w:tc>
+        <w:tc>
+          <w:tcPr>
+            <w:tcW w:type="dxa" w:w="1440"/>
+          </w:tcPr>
+          <w:p/>
+        </w:tc>
+        <w:tc>
+          <w:tcPr>
+            <w:tcW w:type="dxa" w:w="1440"/>
+          </w:tcPr>
+          <w:p/>
+        </w:tc>
+        <w:tc>
+          <w:tcPr>
+            <w:tcW w:type="dxa" w:w="1440"/>
+          </w:tcPr>
+          <w:p/>
+        </w:tc>
+        <w:tc>
+          <w:tcPr>
+            <w:tcW w:type="dxa" w:w="1440"/>
+          </w:tcPr>
+          <w:p/>
         </w:tc>
       </w:tr>
       <w:tr>
@@ -6018,6 +5994,106 @@
           <w:tcPr>
             <w:tcW w:type="dxa" w:w="1440"/>
           </w:tcPr>
+          <w:p/>
+        </w:tc>
+        <w:tc>
+          <w:tcPr>
+            <w:tcW w:type="dxa" w:w="1440"/>
+          </w:tcPr>
+          <w:p/>
+        </w:tc>
+        <w:tc>
+          <w:tcPr>
+            <w:tcW w:type="dxa" w:w="1440"/>
+          </w:tcPr>
+          <w:p/>
+        </w:tc>
+        <w:tc>
+          <w:tcPr>
+            <w:tcW w:type="dxa" w:w="1440"/>
+          </w:tcPr>
+          <w:p/>
+        </w:tc>
+        <w:tc>
+          <w:tcPr>
+            <w:tcW w:type="dxa" w:w="1440"/>
+          </w:tcPr>
+          <w:p/>
+        </w:tc>
+        <w:tc>
+          <w:tcPr>
+            <w:tcW w:type="dxa" w:w="1440"/>
+          </w:tcPr>
+          <w:p/>
+        </w:tc>
+      </w:tr>
+      <w:tr>
+        <w:tc>
+          <w:tcPr>
+            <w:tcW w:type="dxa" w:w="1440"/>
+          </w:tcPr>
+          <w:p>
+            <w:r>
+              <w:t>Trailing stop dashboard annotations</w:t>
+            </w:r>
+          </w:p>
+        </w:tc>
+        <w:tc>
+          <w:tcPr>
+            <w:tcW w:type="dxa" w:w="1440"/>
+          </w:tcPr>
+          <w:p>
+            <w:r>
+              <w:t>"Trail $X.XX ↑" on In Flight cards; "🔶 Trail Stop" vs "🔴 Stop Hit" in Today's Plan</w:t>
+            </w:r>
+          </w:p>
+        </w:tc>
+        <w:tc>
+          <w:tcPr>
+            <w:tcW w:type="dxa" w:w="1440"/>
+          </w:tcPr>
+          <w:p>
+            <w:r>
+              <w:t>Makes the trailing stop feature visible and verifiable; shipped v5.3</w:t>
+            </w:r>
+          </w:p>
+        </w:tc>
+        <w:tc>
+          <w:tcPr>
+            <w:tcW w:type="dxa" w:w="1440"/>
+          </w:tcPr>
+          <w:p>
+            <w:r>
+              <w:t>XS</w:t>
+            </w:r>
+          </w:p>
+        </w:tc>
+        <w:tc>
+          <w:tcPr>
+            <w:tcW w:type="dxa" w:w="1440"/>
+          </w:tcPr>
+          <w:p>
+            <w:r>
+              <w:t>P1</w:t>
+            </w:r>
+          </w:p>
+        </w:tc>
+        <w:tc>
+          <w:tcPr>
+            <w:tcW w:type="dxa" w:w="1440"/>
+          </w:tcPr>
+          <w:p>
+            <w:r>
+              <w:t>SHIPPED</w:t>
+            </w:r>
+          </w:p>
+        </w:tc>
+      </w:tr>
+      <w:tr>
+        <w:tc>
+          <w:tcPr>
+            <w:tcW w:type="dxa" w:w="1440"/>
+          </w:tcPr>
           <w:p>
             <w:r>
               <w:t>Pipeline funnel transparency — Today tab</w:t>
@@ -6041,6 +6117,130 @@
           <w:p>
             <w:r>
               <w:t>Today tab previously showed 3 metrics and described candidates going straight to Claude after earnings filter — hiding 4 intermediate steps. Full audit trail now visible for every premarket run.</w:t>
+            </w:r>
+          </w:p>
+        </w:tc>
+        <w:tc>
+          <w:tcPr>
+            <w:tcW w:type="dxa" w:w="1440"/>
+          </w:tcPr>
+          <w:p>
+            <w:r>
+              <w:t>S</w:t>
+            </w:r>
+          </w:p>
+        </w:tc>
+        <w:tc>
+          <w:tcPr>
+            <w:tcW w:type="dxa" w:w="1440"/>
+          </w:tcPr>
+          <w:p>
+            <w:r>
+              <w:t>P1</w:t>
+            </w:r>
+          </w:p>
+        </w:tc>
+        <w:tc>
+          <w:tcPr>
+            <w:tcW w:type="dxa" w:w="1440"/>
+          </w:tcPr>
+          <w:p>
+            <w:r>
+              <w:t>SHIPPED v5.7</w:t>
+            </w:r>
+          </w:p>
+        </w:tc>
+      </w:tr>
+      <w:tr>
+        <w:tc>
+          <w:tcPr>
+            <w:tcW w:type="dxa" w:w="1440"/>
+          </w:tcPr>
+          <w:p>
+            <w:r>
+              <w:t>Manual override — stop/restart via GitHub Actions</w:t>
+            </w:r>
+          </w:p>
+        </w:tc>
+        <w:tc>
+          <w:tcPr>
+            <w:tcW w:type="dxa" w:w="1440"/>
+          </w:tcPr>
+          <w:p>
+            <w:r>
+              <w:t>control.py CLI: --action stop (writes halt_flag to Supabase), restart (updates to halt_flag_cleared + resumed_at), status (check current state). stop.yml workflow_dispatch: reason input + close_positions toggle (market-sells all open Alpaca positions via close_all_positions() before setting flag). restart.yml: one-click resume. Orchestrator skips every run while halt_flag is active. Red halt banner on every dashboard page.</w:t>
+            </w:r>
+          </w:p>
+        </w:tc>
+        <w:tc>
+          <w:tcPr>
+            <w:tcW w:type="dxa" w:w="1440"/>
+          </w:tcPr>
+          <w:p>
+            <w:r>
+              <w:t>No way to stop the unsupervised agent without killing GitHub Actions jobs manually. One-click stop/restart from any device without terminal or Supabase access. close_positions toggle gives the choice between leaving Alpaca native stops active or market-selling everything.</w:t>
+            </w:r>
+          </w:p>
+        </w:tc>
+        <w:tc>
+          <w:tcPr>
+            <w:tcW w:type="dxa" w:w="1440"/>
+          </w:tcPr>
+          <w:p>
+            <w:r>
+              <w:t>S</w:t>
+            </w:r>
+          </w:p>
+        </w:tc>
+        <w:tc>
+          <w:tcPr>
+            <w:tcW w:type="dxa" w:w="1440"/>
+          </w:tcPr>
+          <w:p>
+            <w:r>
+              <w:t>P0</w:t>
+            </w:r>
+          </w:p>
+        </w:tc>
+        <w:tc>
+          <w:tcPr>
+            <w:tcW w:type="dxa" w:w="1440"/>
+          </w:tcPr>
+          <w:p>
+            <w:r>
+              <w:t>SHIPPED v5.7</w:t>
+            </w:r>
+          </w:p>
+        </w:tc>
+      </w:tr>
+      <w:tr>
+        <w:tc>
+          <w:tcPr>
+            <w:tcW w:type="dxa" w:w="1440"/>
+          </w:tcPr>
+          <w:p>
+            <w:r>
+              <w:t>Halt history preservation + eval chart markers</w:t>
+            </w:r>
+          </w:p>
+        </w:tc>
+        <w:tc>
+          <w:tcPr>
+            <w:tcW w:type="dxa" w:w="1440"/>
+          </w:tcPr>
+          <w:p>
+            <w:r>
+              <w:t>restart() updates halt_flag to halt_flag_cleared with resumed_at (preserves history instead of deleting). eval.py detects halted days in the eval window from both flag types; prints in INTEGRITY CHECKS. Dashboard Performance tab: red dashed vline markers on Daily P&amp;L and Portfolio Value charts for halted dates; Agent Scorecard shows halted-days count with active/cleared status.</w:t>
+            </w:r>
+          </w:p>
+        </w:tc>
+        <w:tc>
+          <w:tcPr>
+            <w:tcW w:type="dxa" w:w="1440"/>
+          </w:tcPr>
+          <w:p>
+            <w:r>
+              <w:t>Without history, a halted trading day looks like a zero-P&amp;L day with no explanation. Chart markers immediately distinguish "no trading" from "traded and lost". eval.py integrity section flags any active halt that was missed.</w:t>
             </w:r>
           </w:p>
         </w:tc>
@@ -9218,51 +9418,31 @@
           <w:tcPr>
             <w:tcW w:type="dxa" w:w="1728"/>
           </w:tcPr>
-          <w:p>
-            <w:r>
-              <w:t>—</w:t>
-            </w:r>
-          </w:p>
+          <w:p/>
         </w:tc>
         <w:tc>
           <w:tcPr>
             <w:tcW w:type="dxa" w:w="1728"/>
           </w:tcPr>
-          <w:p>
-            <w:r>
-              <w:t>ML candidate scorer (step 1.76)</w:t>
-            </w:r>
-          </w:p>
+          <w:p/>
         </w:tc>
         <w:tc>
           <w:tcPr>
             <w:tcW w:type="dxa" w:w="1728"/>
           </w:tcPr>
-          <w:p>
-            <w:r>
-              <w:t>Signal Quality</w:t>
-            </w:r>
-          </w:p>
+          <w:p/>
         </w:tc>
         <w:tc>
           <w:tcPr>
             <w:tcW w:type="dxa" w:w="1728"/>
           </w:tcPr>
-          <w:p>
-            <w:r>
-              <w:t>M</w:t>
-            </w:r>
-          </w:p>
+          <w:p/>
         </w:tc>
         <w:tc>
           <w:tcPr>
             <w:tcW w:type="dxa" w:w="1728"/>
           </w:tcPr>
-          <w:p>
-            <w:r>
-              <w:t>SHIPPED v5.5 — sorts candidates by P(hit +2%) before Claude; AUC 0.78</w:t>
-            </w:r>
-          </w:p>
+          <w:p/>
         </w:tc>
       </w:tr>
       <w:tr>
@@ -9270,51 +9450,31 @@
           <w:tcPr>
             <w:tcW w:type="dxa" w:w="1728"/>
           </w:tcPr>
-          <w:p>
-            <w:r>
-              <w:t>—</w:t>
-            </w:r>
-          </w:p>
+          <w:p/>
         </w:tc>
         <w:tc>
           <w:tcPr>
             <w:tcW w:type="dxa" w:w="1728"/>
           </w:tcPr>
-          <w:p>
-            <w:r>
-              <w:t>Target 2% / stop 0.67% (3:1 R:R)</w:t>
-            </w:r>
-          </w:p>
+          <w:p/>
         </w:tc>
         <w:tc>
           <w:tcPr>
             <w:tcW w:type="dxa" w:w="1728"/>
           </w:tcPr>
-          <w:p>
-            <w:r>
-              <w:t>Risk Mgmt</w:t>
-            </w:r>
-          </w:p>
+          <w:p/>
         </w:tc>
         <w:tc>
           <w:tcPr>
             <w:tcW w:type="dxa" w:w="1728"/>
           </w:tcPr>
-          <w:p>
-            <w:r>
-              <w:t>XS</w:t>
-            </w:r>
-          </w:p>
+          <w:p/>
         </w:tc>
         <w:tc>
           <w:tcPr>
             <w:tcW w:type="dxa" w:w="1728"/>
           </w:tcPr>
-          <w:p>
-            <w:r>
-              <w:t>SHIPPED v5.5 — lower achievable target; break-even at 25% win rate</w:t>
-            </w:r>
-          </w:p>
+          <w:p/>
         </w:tc>
       </w:tr>
       <w:tr>
@@ -9334,7 +9494,7 @@
           </w:tcPr>
           <w:p>
             <w:r>
-              <w:t>Time-of-day entry filter (9:45 AM ET)</w:t>
+              <w:t>ML candidate scorer (step 1.76)</w:t>
             </w:r>
           </w:p>
         </w:tc>
@@ -9344,7 +9504,7 @@
           </w:tcPr>
           <w:p>
             <w:r>
-              <w:t>Execution</w:t>
+              <w:t>Signal Quality</w:t>
             </w:r>
           </w:p>
         </w:tc>
@@ -9354,7 +9514,7 @@
           </w:tcPr>
           <w:p>
             <w:r>
-              <w:t>XS</w:t>
+              <w:t>M</w:t>
             </w:r>
           </w:p>
         </w:tc>
@@ -9364,7 +9524,7 @@
           </w:tcPr>
           <w:p>
             <w:r>
-              <w:t>SHIPPED v5.4 — skips noisiest first 15 min of market</w:t>
+              <w:t>SHIPPED v5.5 — sorts candidates by P(hit +2%) before Claude; AUC 0.78</w:t>
             </w:r>
           </w:p>
         </w:tc>
@@ -9386,7 +9546,7 @@
           </w:tcPr>
           <w:p>
             <w:r>
-              <w:t>Live price refresh (Alpaca ask prices)</w:t>
+              <w:t>Target 2% / stop 0.67% (3:1 R:R)</w:t>
             </w:r>
           </w:p>
         </w:tc>
@@ -9396,7 +9556,7 @@
           </w:tcPr>
           <w:p>
             <w:r>
-              <w:t>Execution</w:t>
+              <w:t>Risk Mgmt</w:t>
             </w:r>
           </w:p>
         </w:tc>
@@ -9406,7 +9566,7 @@
           </w:tcPr>
           <w:p>
             <w:r>
-              <w:t>S</w:t>
+              <w:t>XS</w:t>
             </w:r>
           </w:p>
         </w:tc>
@@ -9416,7 +9576,7 @@
           </w:tcPr>
           <w:p>
             <w:r>
-              <w:t>SHIPPED v5.4 — real-time ask prices replace 15-min stale yfinance at step 1.8</w:t>
+              <w:t>SHIPPED v5.5 — lower achievable target; break-even at 25% win rate</w:t>
             </w:r>
           </w:p>
         </w:tc>
@@ -9438,7 +9598,7 @@
           </w:tcPr>
           <w:p>
             <w:r>
-              <w:t>Native Alpaca trailing stop</w:t>
+              <w:t>Time-of-day entry filter (9:45 AM ET)</w:t>
             </w:r>
           </w:p>
         </w:tc>
@@ -9458,7 +9618,7 @@
           </w:tcPr>
           <w:p>
             <w:r>
-              <w:t>L</w:t>
+              <w:t>XS</w:t>
             </w:r>
           </w:p>
         </w:tc>
@@ -9468,7 +9628,7 @@
           </w:tcPr>
           <w:p>
             <w:r>
-              <w:t>SHIPPED v5.6 — trail_percent bracket leg; 2-week paper gate closes 2026-06-01</w:t>
+              <w:t>SHIPPED v5.4 — skips noisiest first 15 min of market</w:t>
             </w:r>
           </w:p>
         </w:tc>
@@ -9490,7 +9650,7 @@
           </w:tcPr>
           <w:p>
             <w:r>
-              <w:t>Tiered lock-in — Thread 2</w:t>
+              <w:t>Live price refresh (Alpaca ask prices)</w:t>
             </w:r>
           </w:p>
         </w:tc>
@@ -9500,7 +9660,7 @@
           </w:tcPr>
           <w:p>
             <w:r>
-              <w:t>Position Mgmt</w:t>
+              <w:t>Execution</w:t>
             </w:r>
           </w:p>
         </w:tc>
@@ -9520,7 +9680,7 @@
           </w:tcPr>
           <w:p>
             <w:r>
-              <w:t>SHIPPED v5.7 — Tier 1 $716 ride with tighter trail, Tier 2 $1,000 ceiling close</w:t>
+              <w:t>SHIPPED v5.4 — real-time ask prices replace 15-min stale yfinance at step 1.8</w:t>
             </w:r>
           </w:p>
         </w:tc>
@@ -9542,6 +9702,110 @@
           </w:tcPr>
           <w:p>
             <w:r>
+              <w:t>Native Alpaca trailing stop</w:t>
+            </w:r>
+          </w:p>
+        </w:tc>
+        <w:tc>
+          <w:tcPr>
+            <w:tcW w:type="dxa" w:w="1728"/>
+          </w:tcPr>
+          <w:p>
+            <w:r>
+              <w:t>Execution</w:t>
+            </w:r>
+          </w:p>
+        </w:tc>
+        <w:tc>
+          <w:tcPr>
+            <w:tcW w:type="dxa" w:w="1728"/>
+          </w:tcPr>
+          <w:p>
+            <w:r>
+              <w:t>L</w:t>
+            </w:r>
+          </w:p>
+        </w:tc>
+        <w:tc>
+          <w:tcPr>
+            <w:tcW w:type="dxa" w:w="1728"/>
+          </w:tcPr>
+          <w:p>
+            <w:r>
+              <w:t>SHIPPED v5.6 — trail_percent bracket leg; 2-week paper gate closes 2026-06-01</w:t>
+            </w:r>
+          </w:p>
+        </w:tc>
+      </w:tr>
+      <w:tr>
+        <w:tc>
+          <w:tcPr>
+            <w:tcW w:type="dxa" w:w="1728"/>
+          </w:tcPr>
+          <w:p>
+            <w:r>
+              <w:t>—</w:t>
+            </w:r>
+          </w:p>
+        </w:tc>
+        <w:tc>
+          <w:tcPr>
+            <w:tcW w:type="dxa" w:w="1728"/>
+          </w:tcPr>
+          <w:p>
+            <w:r>
+              <w:t>Tiered lock-in — Thread 2</w:t>
+            </w:r>
+          </w:p>
+        </w:tc>
+        <w:tc>
+          <w:tcPr>
+            <w:tcW w:type="dxa" w:w="1728"/>
+          </w:tcPr>
+          <w:p>
+            <w:r>
+              <w:t>Position Mgmt</w:t>
+            </w:r>
+          </w:p>
+        </w:tc>
+        <w:tc>
+          <w:tcPr>
+            <w:tcW w:type="dxa" w:w="1728"/>
+          </w:tcPr>
+          <w:p>
+            <w:r>
+              <w:t>S</w:t>
+            </w:r>
+          </w:p>
+        </w:tc>
+        <w:tc>
+          <w:tcPr>
+            <w:tcW w:type="dxa" w:w="1728"/>
+          </w:tcPr>
+          <w:p>
+            <w:r>
+              <w:t>SHIPPED v5.7 — Tier 1 $716 ride with tighter trail, Tier 2 $1,000 ceiling close</w:t>
+            </w:r>
+          </w:p>
+        </w:tc>
+      </w:tr>
+      <w:tr>
+        <w:tc>
+          <w:tcPr>
+            <w:tcW w:type="dxa" w:w="1728"/>
+          </w:tcPr>
+          <w:p>
+            <w:r>
+              <w:t>—</w:t>
+            </w:r>
+          </w:p>
+        </w:tc>
+        <w:tc>
+          <w:tcPr>
+            <w:tcW w:type="dxa" w:w="1728"/>
+          </w:tcPr>
+          <w:p>
+            <w:r>
               <w:t>VWAP + RS vs SPY enrichment — Thread 1</w:t>
             </w:r>
           </w:p>
@@ -9573,6 +9837,110 @@
           <w:p>
             <w:r>
               <w:t>SHIPPED v5.7 — step 1.85 enriches candidates with live institutional signals before Claude</w:t>
+            </w:r>
+          </w:p>
+        </w:tc>
+      </w:tr>
+      <w:tr>
+        <w:tc>
+          <w:tcPr>
+            <w:tcW w:type="dxa" w:w="1728"/>
+          </w:tcPr>
+          <w:p>
+            <w:r>
+              <w:t>—</w:t>
+            </w:r>
+          </w:p>
+        </w:tc>
+        <w:tc>
+          <w:tcPr>
+            <w:tcW w:type="dxa" w:w="1728"/>
+          </w:tcPr>
+          <w:p>
+            <w:r>
+              <w:t>Manual override stop/restart</w:t>
+            </w:r>
+          </w:p>
+        </w:tc>
+        <w:tc>
+          <w:tcPr>
+            <w:tcW w:type="dxa" w:w="1728"/>
+          </w:tcPr>
+          <w:p>
+            <w:r>
+              <w:t>Operational</w:t>
+            </w:r>
+          </w:p>
+        </w:tc>
+        <w:tc>
+          <w:tcPr>
+            <w:tcW w:type="dxa" w:w="1728"/>
+          </w:tcPr>
+          <w:p>
+            <w:r>
+              <w:t>S</w:t>
+            </w:r>
+          </w:p>
+        </w:tc>
+        <w:tc>
+          <w:tcPr>
+            <w:tcW w:type="dxa" w:w="1728"/>
+          </w:tcPr>
+          <w:p>
+            <w:r>
+              <w:t>SHIPPED v5.7 — control.py + stop.yml + restart.yml; halt banner on every dashboard page</w:t>
+            </w:r>
+          </w:p>
+        </w:tc>
+      </w:tr>
+      <w:tr>
+        <w:tc>
+          <w:tcPr>
+            <w:tcW w:type="dxa" w:w="1728"/>
+          </w:tcPr>
+          <w:p>
+            <w:r>
+              <w:t>—</w:t>
+            </w:r>
+          </w:p>
+        </w:tc>
+        <w:tc>
+          <w:tcPr>
+            <w:tcW w:type="dxa" w:w="1728"/>
+          </w:tcPr>
+          <w:p>
+            <w:r>
+              <w:t>Halt history + eval markers</w:t>
+            </w:r>
+          </w:p>
+        </w:tc>
+        <w:tc>
+          <w:tcPr>
+            <w:tcW w:type="dxa" w:w="1728"/>
+          </w:tcPr>
+          <w:p>
+            <w:r>
+              <w:t>Operational</w:t>
+            </w:r>
+          </w:p>
+        </w:tc>
+        <w:tc>
+          <w:tcPr>
+            <w:tcW w:type="dxa" w:w="1728"/>
+          </w:tcPr>
+          <w:p>
+            <w:r>
+              <w:t>S</w:t>
+            </w:r>
+          </w:p>
+        </w:tc>
+        <w:tc>
+          <w:tcPr>
+            <w:tcW w:type="dxa" w:w="1728"/>
+          </w:tcPr>
+          <w:p>
+            <w:r>
+              <w:t>SHIPPED v5.7 — halt_flag_cleared + resumed_at; vline chart markers; INTEGRITY CHECKS in eval</w:t>
             </w:r>
           </w:p>
         </w:tc>

--- a/Trading_Agent_Features.docx
+++ b/Trading_Agent_Features.docx
@@ -6032,61 +6032,37 @@
           <w:tcPr>
             <w:tcW w:type="dxa" w:w="1440"/>
           </w:tcPr>
-          <w:p>
-            <w:r>
-              <w:t>Trailing stop dashboard annotations</w:t>
-            </w:r>
-          </w:p>
-        </w:tc>
-        <w:tc>
-          <w:tcPr>
-            <w:tcW w:type="dxa" w:w="1440"/>
-          </w:tcPr>
-          <w:p>
-            <w:r>
-              <w:t>"Trail $X.XX ↑" on In Flight cards; "🔶 Trail Stop" vs "🔴 Stop Hit" in Today's Plan</w:t>
-            </w:r>
-          </w:p>
-        </w:tc>
-        <w:tc>
-          <w:tcPr>
-            <w:tcW w:type="dxa" w:w="1440"/>
-          </w:tcPr>
-          <w:p>
-            <w:r>
-              <w:t>Makes the trailing stop feature visible and verifiable; shipped v5.3</w:t>
-            </w:r>
-          </w:p>
-        </w:tc>
-        <w:tc>
-          <w:tcPr>
-            <w:tcW w:type="dxa" w:w="1440"/>
-          </w:tcPr>
-          <w:p>
-            <w:r>
-              <w:t>XS</w:t>
-            </w:r>
-          </w:p>
-        </w:tc>
-        <w:tc>
-          <w:tcPr>
-            <w:tcW w:type="dxa" w:w="1440"/>
-          </w:tcPr>
-          <w:p>
-            <w:r>
-              <w:t>P1</w:t>
-            </w:r>
-          </w:p>
-        </w:tc>
-        <w:tc>
-          <w:tcPr>
-            <w:tcW w:type="dxa" w:w="1440"/>
-          </w:tcPr>
-          <w:p>
-            <w:r>
-              <w:t>SHIPPED</w:t>
-            </w:r>
-          </w:p>
+          <w:p/>
+        </w:tc>
+        <w:tc>
+          <w:tcPr>
+            <w:tcW w:type="dxa" w:w="1440"/>
+          </w:tcPr>
+          <w:p/>
+        </w:tc>
+        <w:tc>
+          <w:tcPr>
+            <w:tcW w:type="dxa" w:w="1440"/>
+          </w:tcPr>
+          <w:p/>
+        </w:tc>
+        <w:tc>
+          <w:tcPr>
+            <w:tcW w:type="dxa" w:w="1440"/>
+          </w:tcPr>
+          <w:p/>
+        </w:tc>
+        <w:tc>
+          <w:tcPr>
+            <w:tcW w:type="dxa" w:w="1440"/>
+          </w:tcPr>
+          <w:p/>
+        </w:tc>
+        <w:tc>
+          <w:tcPr>
+            <w:tcW w:type="dxa" w:w="1440"/>
+          </w:tcPr>
+          <w:p/>
         </w:tc>
       </w:tr>
       <w:tr>
@@ -6094,61 +6070,37 @@
           <w:tcPr>
             <w:tcW w:type="dxa" w:w="1440"/>
           </w:tcPr>
-          <w:p>
-            <w:r>
-              <w:t>Pipeline funnel transparency — Today tab</w:t>
-            </w:r>
-          </w:p>
-        </w:tc>
-        <w:tc>
-          <w:tcPr>
-            <w:tcW w:type="dxa" w:w="1440"/>
-          </w:tcPr>
-          <w:p>
-            <w:r>
-              <w:t>Step 1 shows full selection funnel: Universe → Earnings filter → Score pre-filter → ML ranking → VWAP enrichment → Sent to Claude. Orchestrator stores pipeline_counts per step in scan_results. Candidates table includes ml_score column, sorted in the exact order Claude received them.</w:t>
-            </w:r>
-          </w:p>
-        </w:tc>
-        <w:tc>
-          <w:tcPr>
-            <w:tcW w:type="dxa" w:w="1440"/>
-          </w:tcPr>
-          <w:p>
-            <w:r>
-              <w:t>Today tab previously showed 3 metrics and described candidates going straight to Claude after earnings filter — hiding 4 intermediate steps. Full audit trail now visible for every premarket run.</w:t>
-            </w:r>
-          </w:p>
-        </w:tc>
-        <w:tc>
-          <w:tcPr>
-            <w:tcW w:type="dxa" w:w="1440"/>
-          </w:tcPr>
-          <w:p>
-            <w:r>
-              <w:t>S</w:t>
-            </w:r>
-          </w:p>
-        </w:tc>
-        <w:tc>
-          <w:tcPr>
-            <w:tcW w:type="dxa" w:w="1440"/>
-          </w:tcPr>
-          <w:p>
-            <w:r>
-              <w:t>P1</w:t>
-            </w:r>
-          </w:p>
-        </w:tc>
-        <w:tc>
-          <w:tcPr>
-            <w:tcW w:type="dxa" w:w="1440"/>
-          </w:tcPr>
-          <w:p>
-            <w:r>
-              <w:t>SHIPPED v5.7</w:t>
-            </w:r>
-          </w:p>
+          <w:p/>
+        </w:tc>
+        <w:tc>
+          <w:tcPr>
+            <w:tcW w:type="dxa" w:w="1440"/>
+          </w:tcPr>
+          <w:p/>
+        </w:tc>
+        <w:tc>
+          <w:tcPr>
+            <w:tcW w:type="dxa" w:w="1440"/>
+          </w:tcPr>
+          <w:p/>
+        </w:tc>
+        <w:tc>
+          <w:tcPr>
+            <w:tcW w:type="dxa" w:w="1440"/>
+          </w:tcPr>
+          <w:p/>
+        </w:tc>
+        <w:tc>
+          <w:tcPr>
+            <w:tcW w:type="dxa" w:w="1440"/>
+          </w:tcPr>
+          <w:p/>
+        </w:tc>
+        <w:tc>
+          <w:tcPr>
+            <w:tcW w:type="dxa" w:w="1440"/>
+          </w:tcPr>
+          <w:p/>
         </w:tc>
       </w:tr>
       <w:tr>
@@ -6156,61 +6108,37 @@
           <w:tcPr>
             <w:tcW w:type="dxa" w:w="1440"/>
           </w:tcPr>
-          <w:p>
-            <w:r>
-              <w:t>Manual override — stop/restart via GitHub Actions</w:t>
-            </w:r>
-          </w:p>
-        </w:tc>
-        <w:tc>
-          <w:tcPr>
-            <w:tcW w:type="dxa" w:w="1440"/>
-          </w:tcPr>
-          <w:p>
-            <w:r>
-              <w:t>control.py CLI: --action stop (writes halt_flag to Supabase), restart (updates to halt_flag_cleared + resumed_at), status (check current state). stop.yml workflow_dispatch: reason input + close_positions toggle (market-sells all open Alpaca positions via close_all_positions() before setting flag). restart.yml: one-click resume. Orchestrator skips every run while halt_flag is active. Red halt banner on every dashboard page.</w:t>
-            </w:r>
-          </w:p>
-        </w:tc>
-        <w:tc>
-          <w:tcPr>
-            <w:tcW w:type="dxa" w:w="1440"/>
-          </w:tcPr>
-          <w:p>
-            <w:r>
-              <w:t>No way to stop the unsupervised agent without killing GitHub Actions jobs manually. One-click stop/restart from any device without terminal or Supabase access. close_positions toggle gives the choice between leaving Alpaca native stops active or market-selling everything.</w:t>
-            </w:r>
-          </w:p>
-        </w:tc>
-        <w:tc>
-          <w:tcPr>
-            <w:tcW w:type="dxa" w:w="1440"/>
-          </w:tcPr>
-          <w:p>
-            <w:r>
-              <w:t>S</w:t>
-            </w:r>
-          </w:p>
-        </w:tc>
-        <w:tc>
-          <w:tcPr>
-            <w:tcW w:type="dxa" w:w="1440"/>
-          </w:tcPr>
-          <w:p>
-            <w:r>
-              <w:t>P0</w:t>
-            </w:r>
-          </w:p>
-        </w:tc>
-        <w:tc>
-          <w:tcPr>
-            <w:tcW w:type="dxa" w:w="1440"/>
-          </w:tcPr>
-          <w:p>
-            <w:r>
-              <w:t>SHIPPED v5.7</w:t>
-            </w:r>
-          </w:p>
+          <w:p/>
+        </w:tc>
+        <w:tc>
+          <w:tcPr>
+            <w:tcW w:type="dxa" w:w="1440"/>
+          </w:tcPr>
+          <w:p/>
+        </w:tc>
+        <w:tc>
+          <w:tcPr>
+            <w:tcW w:type="dxa" w:w="1440"/>
+          </w:tcPr>
+          <w:p/>
+        </w:tc>
+        <w:tc>
+          <w:tcPr>
+            <w:tcW w:type="dxa" w:w="1440"/>
+          </w:tcPr>
+          <w:p/>
+        </w:tc>
+        <w:tc>
+          <w:tcPr>
+            <w:tcW w:type="dxa" w:w="1440"/>
+          </w:tcPr>
+          <w:p/>
+        </w:tc>
+        <w:tc>
+          <w:tcPr>
+            <w:tcW w:type="dxa" w:w="1440"/>
+          </w:tcPr>
+          <w:p/>
         </w:tc>
       </w:tr>
       <w:tr>
@@ -6220,6 +6148,192 @@
           </w:tcPr>
           <w:p>
             <w:r>
+              <w:t>Trailing stop dashboard annotations</w:t>
+            </w:r>
+          </w:p>
+        </w:tc>
+        <w:tc>
+          <w:tcPr>
+            <w:tcW w:type="dxa" w:w="1440"/>
+          </w:tcPr>
+          <w:p>
+            <w:r>
+              <w:t>"Trail $X.XX ↑" on In Flight cards; "🔶 Trail Stop" vs "🔴 Stop Hit" in Today's Plan</w:t>
+            </w:r>
+          </w:p>
+        </w:tc>
+        <w:tc>
+          <w:tcPr>
+            <w:tcW w:type="dxa" w:w="1440"/>
+          </w:tcPr>
+          <w:p>
+            <w:r>
+              <w:t>Makes the trailing stop feature visible and verifiable; shipped v5.3</w:t>
+            </w:r>
+          </w:p>
+        </w:tc>
+        <w:tc>
+          <w:tcPr>
+            <w:tcW w:type="dxa" w:w="1440"/>
+          </w:tcPr>
+          <w:p>
+            <w:r>
+              <w:t>XS</w:t>
+            </w:r>
+          </w:p>
+        </w:tc>
+        <w:tc>
+          <w:tcPr>
+            <w:tcW w:type="dxa" w:w="1440"/>
+          </w:tcPr>
+          <w:p>
+            <w:r>
+              <w:t>P1</w:t>
+            </w:r>
+          </w:p>
+        </w:tc>
+        <w:tc>
+          <w:tcPr>
+            <w:tcW w:type="dxa" w:w="1440"/>
+          </w:tcPr>
+          <w:p>
+            <w:r>
+              <w:t>SHIPPED</w:t>
+            </w:r>
+          </w:p>
+        </w:tc>
+      </w:tr>
+      <w:tr>
+        <w:tc>
+          <w:tcPr>
+            <w:tcW w:type="dxa" w:w="1440"/>
+          </w:tcPr>
+          <w:p>
+            <w:r>
+              <w:t>Pipeline funnel transparency — Today tab</w:t>
+            </w:r>
+          </w:p>
+        </w:tc>
+        <w:tc>
+          <w:tcPr>
+            <w:tcW w:type="dxa" w:w="1440"/>
+          </w:tcPr>
+          <w:p>
+            <w:r>
+              <w:t>Step 1 shows full selection funnel: Universe → Earnings filter → Score pre-filter → ML ranking → VWAP enrichment → Sent to Claude. Orchestrator stores pipeline_counts per step in scan_results. Candidates table includes ml_score column, sorted in the exact order Claude received them.</w:t>
+            </w:r>
+          </w:p>
+        </w:tc>
+        <w:tc>
+          <w:tcPr>
+            <w:tcW w:type="dxa" w:w="1440"/>
+          </w:tcPr>
+          <w:p>
+            <w:r>
+              <w:t>Today tab previously showed 3 metrics and described candidates going straight to Claude after earnings filter — hiding 4 intermediate steps. Full audit trail now visible for every premarket run.</w:t>
+            </w:r>
+          </w:p>
+        </w:tc>
+        <w:tc>
+          <w:tcPr>
+            <w:tcW w:type="dxa" w:w="1440"/>
+          </w:tcPr>
+          <w:p>
+            <w:r>
+              <w:t>S</w:t>
+            </w:r>
+          </w:p>
+        </w:tc>
+        <w:tc>
+          <w:tcPr>
+            <w:tcW w:type="dxa" w:w="1440"/>
+          </w:tcPr>
+          <w:p>
+            <w:r>
+              <w:t>P1</w:t>
+            </w:r>
+          </w:p>
+        </w:tc>
+        <w:tc>
+          <w:tcPr>
+            <w:tcW w:type="dxa" w:w="1440"/>
+          </w:tcPr>
+          <w:p>
+            <w:r>
+              <w:t>SHIPPED v5.7</w:t>
+            </w:r>
+          </w:p>
+        </w:tc>
+      </w:tr>
+      <w:tr>
+        <w:tc>
+          <w:tcPr>
+            <w:tcW w:type="dxa" w:w="1440"/>
+          </w:tcPr>
+          <w:p>
+            <w:r>
+              <w:t>Manual override — stop/restart via GitHub Actions</w:t>
+            </w:r>
+          </w:p>
+        </w:tc>
+        <w:tc>
+          <w:tcPr>
+            <w:tcW w:type="dxa" w:w="1440"/>
+          </w:tcPr>
+          <w:p>
+            <w:r>
+              <w:t>control.py CLI: --action stop (writes halt_flag to Supabase), restart (updates to halt_flag_cleared + resumed_at), status (check current state). stop.yml workflow_dispatch: reason input + close_positions toggle (market-sells all open Alpaca positions via close_all_positions() before setting flag). restart.yml: one-click resume. Orchestrator skips every run while halt_flag is active. Red halt banner on every dashboard page.</w:t>
+            </w:r>
+          </w:p>
+        </w:tc>
+        <w:tc>
+          <w:tcPr>
+            <w:tcW w:type="dxa" w:w="1440"/>
+          </w:tcPr>
+          <w:p>
+            <w:r>
+              <w:t>No way to stop the unsupervised agent without killing GitHub Actions jobs manually. One-click stop/restart from any device without terminal or Supabase access. close_positions toggle gives the choice between leaving Alpaca native stops active or market-selling everything.</w:t>
+            </w:r>
+          </w:p>
+        </w:tc>
+        <w:tc>
+          <w:tcPr>
+            <w:tcW w:type="dxa" w:w="1440"/>
+          </w:tcPr>
+          <w:p>
+            <w:r>
+              <w:t>S</w:t>
+            </w:r>
+          </w:p>
+        </w:tc>
+        <w:tc>
+          <w:tcPr>
+            <w:tcW w:type="dxa" w:w="1440"/>
+          </w:tcPr>
+          <w:p>
+            <w:r>
+              <w:t>P0</w:t>
+            </w:r>
+          </w:p>
+        </w:tc>
+        <w:tc>
+          <w:tcPr>
+            <w:tcW w:type="dxa" w:w="1440"/>
+          </w:tcPr>
+          <w:p>
+            <w:r>
+              <w:t>SHIPPED v5.7</w:t>
+            </w:r>
+          </w:p>
+        </w:tc>
+      </w:tr>
+      <w:tr>
+        <w:tc>
+          <w:tcPr>
+            <w:tcW w:type="dxa" w:w="1440"/>
+          </w:tcPr>
+          <w:p>
+            <w:r>
               <w:t>Halt history preservation + eval chart markers</w:t>
             </w:r>
           </w:p>
@@ -6271,6 +6385,192 @@
           <w:p>
             <w:r>
               <w:t>SHIPPED v5.7</w:t>
+            </w:r>
+          </w:p>
+        </w:tc>
+      </w:tr>
+      <w:tr>
+        <w:tc>
+          <w:tcPr>
+            <w:tcW w:type="dxa" w:w="1440"/>
+          </w:tcPr>
+          <w:p>
+            <w:r>
+              <w:t>Performance tab — Total Return, tooltips, side-by-side charts, date range selector</w:t>
+            </w:r>
+          </w:p>
+        </w:tc>
+        <w:tc>
+          <w:tcPr>
+            <w:tcW w:type="dxa" w:w="1440"/>
+          </w:tcPr>
+          <w:p>
+            <w:r>
+              <w:t>Total Return metric card: (portfolio_value − starting_capital) / starting_capital %. All Agent Scorecard metric cards have help= tooltip text explaining formula + targets. Portfolio Value and Cumulative P&amp;L split into two side-by-side charts. Dynamic date range selector (Last 7D / 30D / 90D / All time) — options hidden until enough data exists. Plain-text Verdict narrative replaces three-column layout. Grade formula caption added.</w:t>
+            </w:r>
+          </w:p>
+        </w:tc>
+        <w:tc>
+          <w:tcPr>
+            <w:tcW w:type="dxa" w:w="1440"/>
+          </w:tcPr>
+          <w:p>
+            <w:r>
+              <w:t>Portfolio value and P&amp;L were on the same scale making daily P&amp;L look flat. Every metric was opaque without hover context. Date ranges were confusing when only 1–5 days of data existed.</w:t>
+            </w:r>
+          </w:p>
+        </w:tc>
+        <w:tc>
+          <w:tcPr>
+            <w:tcW w:type="dxa" w:w="1440"/>
+          </w:tcPr>
+          <w:p>
+            <w:r>
+              <w:t>S</w:t>
+            </w:r>
+          </w:p>
+        </w:tc>
+        <w:tc>
+          <w:tcPr>
+            <w:tcW w:type="dxa" w:w="1440"/>
+          </w:tcPr>
+          <w:p>
+            <w:r>
+              <w:t>P1</w:t>
+            </w:r>
+          </w:p>
+        </w:tc>
+        <w:tc>
+          <w:tcPr>
+            <w:tcW w:type="dxa" w:w="1440"/>
+          </w:tcPr>
+          <w:p>
+            <w:r>
+              <w:t>SHIPPED v5.8</w:t>
+            </w:r>
+          </w:p>
+        </w:tc>
+      </w:tr>
+      <w:tr>
+        <w:tc>
+          <w:tcPr>
+            <w:tcW w:type="dxa" w:w="1440"/>
+          </w:tcPr>
+          <w:p>
+            <w:r>
+              <w:t>Daily EOD Summary — Claude Haiku narrative card</w:t>
+            </w:r>
+          </w:p>
+        </w:tc>
+        <w:tc>
+          <w:tcPr>
+            <w:tcW w:type="dxa" w:w="1440"/>
+          </w:tcPr>
+          <w:p>
+            <w:r>
+              <w:t>agents/daily_summary.py: Claude Haiku generates a 3–4 sentence plain-English session narrative after every EOD run (exit breakdown, recent context, one actionable observation for tomorrow). Stored in scan_results (scan_type=daily_summary, upserted by date). Dashboard Performance tab shows latest summary at the top of the tab.</w:t>
+            </w:r>
+          </w:p>
+        </w:tc>
+        <w:tc>
+          <w:tcPr>
+            <w:tcW w:type="dxa" w:w="1440"/>
+          </w:tcPr>
+          <w:p>
+            <w:r>
+              <w:t>The Agent Scorecard is comprehensive but dense. A 3-sentence narrative gives an immediate qualitative take without scrolling through numbers.</w:t>
+            </w:r>
+          </w:p>
+        </w:tc>
+        <w:tc>
+          <w:tcPr>
+            <w:tcW w:type="dxa" w:w="1440"/>
+          </w:tcPr>
+          <w:p>
+            <w:r>
+              <w:t>S</w:t>
+            </w:r>
+          </w:p>
+        </w:tc>
+        <w:tc>
+          <w:tcPr>
+            <w:tcW w:type="dxa" w:w="1440"/>
+          </w:tcPr>
+          <w:p>
+            <w:r>
+              <w:t>P2</w:t>
+            </w:r>
+          </w:p>
+        </w:tc>
+        <w:tc>
+          <w:tcPr>
+            <w:tcW w:type="dxa" w:w="1440"/>
+          </w:tcPr>
+          <w:p>
+            <w:r>
+              <w:t>SHIPPED v5.8</w:t>
+            </w:r>
+          </w:p>
+        </w:tc>
+      </w:tr>
+      <w:tr>
+        <w:tc>
+          <w:tcPr>
+            <w:tcW w:type="dxa" w:w="1440"/>
+          </w:tcPr>
+          <w:p>
+            <w:r>
+              <w:t>Live scorecard — eval.py perf_rows parameter</w:t>
+            </w:r>
+          </w:p>
+        </w:tc>
+        <w:tc>
+          <w:tcPr>
+            <w:tcW w:type="dxa" w:w="1440"/>
+          </w:tcPr>
+          <w:p>
+            <w:r>
+              <w:t>_compute_metrics() accepts optional perf_rows; dashboard passes df filtered by date range. Scorecard updates dynamically when user switches date ranges. Eval snapshot dependency removed.</w:t>
+            </w:r>
+          </w:p>
+        </w:tc>
+        <w:tc>
+          <w:tcPr>
+            <w:tcW w:type="dxa" w:w="1440"/>
+          </w:tcPr>
+          <w:p>
+            <w:r>
+              <w:t>Old scorecard was fixed to the last 30-day eval snapshot regardless of selected date range. Live computation ensures grade and metrics always match the displayed date range.</w:t>
+            </w:r>
+          </w:p>
+        </w:tc>
+        <w:tc>
+          <w:tcPr>
+            <w:tcW w:type="dxa" w:w="1440"/>
+          </w:tcPr>
+          <w:p>
+            <w:r>
+              <w:t>XS</w:t>
+            </w:r>
+          </w:p>
+        </w:tc>
+        <w:tc>
+          <w:tcPr>
+            <w:tcW w:type="dxa" w:w="1440"/>
+          </w:tcPr>
+          <w:p>
+            <w:r>
+              <w:t>P1</w:t>
+            </w:r>
+          </w:p>
+        </w:tc>
+        <w:tc>
+          <w:tcPr>
+            <w:tcW w:type="dxa" w:w="1440"/>
+          </w:tcPr>
+          <w:p>
+            <w:r>
+              <w:t>SHIPPED v5.8</w:t>
             </w:r>
           </w:p>
         </w:tc>
@@ -9482,51 +9782,31 @@
           <w:tcPr>
             <w:tcW w:type="dxa" w:w="1728"/>
           </w:tcPr>
-          <w:p>
-            <w:r>
-              <w:t>—</w:t>
-            </w:r>
-          </w:p>
+          <w:p/>
         </w:tc>
         <w:tc>
           <w:tcPr>
             <w:tcW w:type="dxa" w:w="1728"/>
           </w:tcPr>
-          <w:p>
-            <w:r>
-              <w:t>ML candidate scorer (step 1.76)</w:t>
-            </w:r>
-          </w:p>
+          <w:p/>
         </w:tc>
         <w:tc>
           <w:tcPr>
             <w:tcW w:type="dxa" w:w="1728"/>
           </w:tcPr>
-          <w:p>
-            <w:r>
-              <w:t>Signal Quality</w:t>
-            </w:r>
-          </w:p>
+          <w:p/>
         </w:tc>
         <w:tc>
           <w:tcPr>
             <w:tcW w:type="dxa" w:w="1728"/>
           </w:tcPr>
-          <w:p>
-            <w:r>
-              <w:t>M</w:t>
-            </w:r>
-          </w:p>
+          <w:p/>
         </w:tc>
         <w:tc>
           <w:tcPr>
             <w:tcW w:type="dxa" w:w="1728"/>
           </w:tcPr>
-          <w:p>
-            <w:r>
-              <w:t>SHIPPED v5.5 — sorts candidates by P(hit +2%) before Claude; AUC 0.78</w:t>
-            </w:r>
-          </w:p>
+          <w:p/>
         </w:tc>
       </w:tr>
       <w:tr>
@@ -9534,51 +9814,31 @@
           <w:tcPr>
             <w:tcW w:type="dxa" w:w="1728"/>
           </w:tcPr>
-          <w:p>
-            <w:r>
-              <w:t>—</w:t>
-            </w:r>
-          </w:p>
+          <w:p/>
         </w:tc>
         <w:tc>
           <w:tcPr>
             <w:tcW w:type="dxa" w:w="1728"/>
           </w:tcPr>
-          <w:p>
-            <w:r>
-              <w:t>Target 2% / stop 0.67% (3:1 R:R)</w:t>
-            </w:r>
-          </w:p>
+          <w:p/>
         </w:tc>
         <w:tc>
           <w:tcPr>
             <w:tcW w:type="dxa" w:w="1728"/>
           </w:tcPr>
-          <w:p>
-            <w:r>
-              <w:t>Risk Mgmt</w:t>
-            </w:r>
-          </w:p>
+          <w:p/>
         </w:tc>
         <w:tc>
           <w:tcPr>
             <w:tcW w:type="dxa" w:w="1728"/>
           </w:tcPr>
-          <w:p>
-            <w:r>
-              <w:t>XS</w:t>
-            </w:r>
-          </w:p>
+          <w:p/>
         </w:tc>
         <w:tc>
           <w:tcPr>
             <w:tcW w:type="dxa" w:w="1728"/>
           </w:tcPr>
-          <w:p>
-            <w:r>
-              <w:t>SHIPPED v5.5 — lower achievable target; break-even at 25% win rate</w:t>
-            </w:r>
-          </w:p>
+          <w:p/>
         </w:tc>
       </w:tr>
       <w:tr>
@@ -9586,51 +9846,31 @@
           <w:tcPr>
             <w:tcW w:type="dxa" w:w="1728"/>
           </w:tcPr>
-          <w:p>
-            <w:r>
-              <w:t>—</w:t>
-            </w:r>
-          </w:p>
+          <w:p/>
         </w:tc>
         <w:tc>
           <w:tcPr>
             <w:tcW w:type="dxa" w:w="1728"/>
           </w:tcPr>
-          <w:p>
-            <w:r>
-              <w:t>Time-of-day entry filter (9:45 AM ET)</w:t>
-            </w:r>
-          </w:p>
+          <w:p/>
         </w:tc>
         <w:tc>
           <w:tcPr>
             <w:tcW w:type="dxa" w:w="1728"/>
           </w:tcPr>
-          <w:p>
-            <w:r>
-              <w:t>Execution</w:t>
-            </w:r>
-          </w:p>
+          <w:p/>
         </w:tc>
         <w:tc>
           <w:tcPr>
             <w:tcW w:type="dxa" w:w="1728"/>
           </w:tcPr>
-          <w:p>
-            <w:r>
-              <w:t>XS</w:t>
-            </w:r>
-          </w:p>
+          <w:p/>
         </w:tc>
         <w:tc>
           <w:tcPr>
             <w:tcW w:type="dxa" w:w="1728"/>
           </w:tcPr>
-          <w:p>
-            <w:r>
-              <w:t>SHIPPED v5.4 — skips noisiest first 15 min of market</w:t>
-            </w:r>
-          </w:p>
+          <w:p/>
         </w:tc>
       </w:tr>
       <w:tr>
@@ -9650,7 +9890,7 @@
           </w:tcPr>
           <w:p>
             <w:r>
-              <w:t>Live price refresh (Alpaca ask prices)</w:t>
+              <w:t>ML candidate scorer (step 1.76)</w:t>
             </w:r>
           </w:p>
         </w:tc>
@@ -9660,7 +9900,7 @@
           </w:tcPr>
           <w:p>
             <w:r>
-              <w:t>Execution</w:t>
+              <w:t>Signal Quality</w:t>
             </w:r>
           </w:p>
         </w:tc>
@@ -9670,7 +9910,7 @@
           </w:tcPr>
           <w:p>
             <w:r>
-              <w:t>S</w:t>
+              <w:t>M</w:t>
             </w:r>
           </w:p>
         </w:tc>
@@ -9680,7 +9920,7 @@
           </w:tcPr>
           <w:p>
             <w:r>
-              <w:t>SHIPPED v5.4 — real-time ask prices replace 15-min stale yfinance at step 1.8</w:t>
+              <w:t>SHIPPED v5.5 — sorts candidates by P(hit +2%) before Claude; AUC 0.78</w:t>
             </w:r>
           </w:p>
         </w:tc>
@@ -9702,7 +9942,7 @@
           </w:tcPr>
           <w:p>
             <w:r>
-              <w:t>Native Alpaca trailing stop</w:t>
+              <w:t>Target 2% / stop 0.67% (3:1 R:R)</w:t>
             </w:r>
           </w:p>
         </w:tc>
@@ -9712,7 +9952,7 @@
           </w:tcPr>
           <w:p>
             <w:r>
-              <w:t>Execution</w:t>
+              <w:t>Risk Mgmt</w:t>
             </w:r>
           </w:p>
         </w:tc>
@@ -9722,7 +9962,7 @@
           </w:tcPr>
           <w:p>
             <w:r>
-              <w:t>L</w:t>
+              <w:t>XS</w:t>
             </w:r>
           </w:p>
         </w:tc>
@@ -9732,7 +9972,7 @@
           </w:tcPr>
           <w:p>
             <w:r>
-              <w:t>SHIPPED v5.6 — trail_percent bracket leg; 2-week paper gate closes 2026-06-01</w:t>
+              <w:t>SHIPPED v5.5 — lower achievable target; break-even at 25% win rate</w:t>
             </w:r>
           </w:p>
         </w:tc>
@@ -9754,7 +9994,7 @@
           </w:tcPr>
           <w:p>
             <w:r>
-              <w:t>Tiered lock-in — Thread 2</w:t>
+              <w:t>Time-of-day entry filter (9:45 AM ET)</w:t>
             </w:r>
           </w:p>
         </w:tc>
@@ -9764,7 +10004,7 @@
           </w:tcPr>
           <w:p>
             <w:r>
-              <w:t>Position Mgmt</w:t>
+              <w:t>Execution</w:t>
             </w:r>
           </w:p>
         </w:tc>
@@ -9774,7 +10014,7 @@
           </w:tcPr>
           <w:p>
             <w:r>
-              <w:t>S</w:t>
+              <w:t>XS</w:t>
             </w:r>
           </w:p>
         </w:tc>
@@ -9784,7 +10024,7 @@
           </w:tcPr>
           <w:p>
             <w:r>
-              <w:t>SHIPPED v5.7 — Tier 1 $716 ride with tighter trail, Tier 2 $1,000 ceiling close</w:t>
+              <w:t>SHIPPED v5.4 — skips noisiest first 15 min of market</w:t>
             </w:r>
           </w:p>
         </w:tc>
@@ -9806,7 +10046,7 @@
           </w:tcPr>
           <w:p>
             <w:r>
-              <w:t>VWAP + RS vs SPY enrichment — Thread 1</w:t>
+              <w:t>Live price refresh (Alpaca ask prices)</w:t>
             </w:r>
           </w:p>
         </w:tc>
@@ -9816,7 +10056,7 @@
           </w:tcPr>
           <w:p>
             <w:r>
-              <w:t>Signal Quality</w:t>
+              <w:t>Execution</w:t>
             </w:r>
           </w:p>
         </w:tc>
@@ -9836,7 +10076,7 @@
           </w:tcPr>
           <w:p>
             <w:r>
-              <w:t>SHIPPED v5.7 — step 1.85 enriches candidates with live institutional signals before Claude</w:t>
+              <w:t>SHIPPED v5.4 — real-time ask prices replace 15-min stale yfinance at step 1.8</w:t>
             </w:r>
           </w:p>
         </w:tc>
@@ -9858,7 +10098,7 @@
           </w:tcPr>
           <w:p>
             <w:r>
-              <w:t>Manual override stop/restart</w:t>
+              <w:t>Native Alpaca trailing stop</w:t>
             </w:r>
           </w:p>
         </w:tc>
@@ -9868,7 +10108,7 @@
           </w:tcPr>
           <w:p>
             <w:r>
-              <w:t>Operational</w:t>
+              <w:t>Execution</w:t>
             </w:r>
           </w:p>
         </w:tc>
@@ -9878,7 +10118,7 @@
           </w:tcPr>
           <w:p>
             <w:r>
-              <w:t>S</w:t>
+              <w:t>L</w:t>
             </w:r>
           </w:p>
         </w:tc>
@@ -9888,7 +10128,7 @@
           </w:tcPr>
           <w:p>
             <w:r>
-              <w:t>SHIPPED v5.7 — control.py + stop.yml + restart.yml; halt banner on every dashboard page</w:t>
+              <w:t>SHIPPED v5.6 — trail_percent bracket leg; 2-week paper gate closes 2026-06-01</w:t>
             </w:r>
           </w:p>
         </w:tc>
@@ -9910,6 +10150,162 @@
           </w:tcPr>
           <w:p>
             <w:r>
+              <w:t>Tiered lock-in — Thread 2</w:t>
+            </w:r>
+          </w:p>
+        </w:tc>
+        <w:tc>
+          <w:tcPr>
+            <w:tcW w:type="dxa" w:w="1728"/>
+          </w:tcPr>
+          <w:p>
+            <w:r>
+              <w:t>Position Mgmt</w:t>
+            </w:r>
+          </w:p>
+        </w:tc>
+        <w:tc>
+          <w:tcPr>
+            <w:tcW w:type="dxa" w:w="1728"/>
+          </w:tcPr>
+          <w:p>
+            <w:r>
+              <w:t>S</w:t>
+            </w:r>
+          </w:p>
+        </w:tc>
+        <w:tc>
+          <w:tcPr>
+            <w:tcW w:type="dxa" w:w="1728"/>
+          </w:tcPr>
+          <w:p>
+            <w:r>
+              <w:t>SHIPPED v5.7 — Tier 1 $716 ride with tighter trail, Tier 2 $1,000 ceiling close</w:t>
+            </w:r>
+          </w:p>
+        </w:tc>
+      </w:tr>
+      <w:tr>
+        <w:tc>
+          <w:tcPr>
+            <w:tcW w:type="dxa" w:w="1728"/>
+          </w:tcPr>
+          <w:p>
+            <w:r>
+              <w:t>—</w:t>
+            </w:r>
+          </w:p>
+        </w:tc>
+        <w:tc>
+          <w:tcPr>
+            <w:tcW w:type="dxa" w:w="1728"/>
+          </w:tcPr>
+          <w:p>
+            <w:r>
+              <w:t>VWAP + RS vs SPY enrichment — Thread 1</w:t>
+            </w:r>
+          </w:p>
+        </w:tc>
+        <w:tc>
+          <w:tcPr>
+            <w:tcW w:type="dxa" w:w="1728"/>
+          </w:tcPr>
+          <w:p>
+            <w:r>
+              <w:t>Signal Quality</w:t>
+            </w:r>
+          </w:p>
+        </w:tc>
+        <w:tc>
+          <w:tcPr>
+            <w:tcW w:type="dxa" w:w="1728"/>
+          </w:tcPr>
+          <w:p>
+            <w:r>
+              <w:t>S</w:t>
+            </w:r>
+          </w:p>
+        </w:tc>
+        <w:tc>
+          <w:tcPr>
+            <w:tcW w:type="dxa" w:w="1728"/>
+          </w:tcPr>
+          <w:p>
+            <w:r>
+              <w:t>SHIPPED v5.7 — step 1.85 enriches candidates with live institutional signals before Claude</w:t>
+            </w:r>
+          </w:p>
+        </w:tc>
+      </w:tr>
+      <w:tr>
+        <w:tc>
+          <w:tcPr>
+            <w:tcW w:type="dxa" w:w="1728"/>
+          </w:tcPr>
+          <w:p>
+            <w:r>
+              <w:t>—</w:t>
+            </w:r>
+          </w:p>
+        </w:tc>
+        <w:tc>
+          <w:tcPr>
+            <w:tcW w:type="dxa" w:w="1728"/>
+          </w:tcPr>
+          <w:p>
+            <w:r>
+              <w:t>Manual override stop/restart</w:t>
+            </w:r>
+          </w:p>
+        </w:tc>
+        <w:tc>
+          <w:tcPr>
+            <w:tcW w:type="dxa" w:w="1728"/>
+          </w:tcPr>
+          <w:p>
+            <w:r>
+              <w:t>Operational</w:t>
+            </w:r>
+          </w:p>
+        </w:tc>
+        <w:tc>
+          <w:tcPr>
+            <w:tcW w:type="dxa" w:w="1728"/>
+          </w:tcPr>
+          <w:p>
+            <w:r>
+              <w:t>S</w:t>
+            </w:r>
+          </w:p>
+        </w:tc>
+        <w:tc>
+          <w:tcPr>
+            <w:tcW w:type="dxa" w:w="1728"/>
+          </w:tcPr>
+          <w:p>
+            <w:r>
+              <w:t>SHIPPED v5.7 — control.py + stop.yml + restart.yml; halt banner on every dashboard page</w:t>
+            </w:r>
+          </w:p>
+        </w:tc>
+      </w:tr>
+      <w:tr>
+        <w:tc>
+          <w:tcPr>
+            <w:tcW w:type="dxa" w:w="1728"/>
+          </w:tcPr>
+          <w:p>
+            <w:r>
+              <w:t>—</w:t>
+            </w:r>
+          </w:p>
+        </w:tc>
+        <w:tc>
+          <w:tcPr>
+            <w:tcW w:type="dxa" w:w="1728"/>
+          </w:tcPr>
+          <w:p>
+            <w:r>
               <w:t>Halt history + eval markers</w:t>
             </w:r>
           </w:p>
@@ -9941,6 +10337,162 @@
           <w:p>
             <w:r>
               <w:t>SHIPPED v5.7 — halt_flag_cleared + resumed_at; vline chart markers; INTEGRITY CHECKS in eval</w:t>
+            </w:r>
+          </w:p>
+        </w:tc>
+      </w:tr>
+      <w:tr>
+        <w:tc>
+          <w:tcPr>
+            <w:tcW w:type="dxa" w:w="1728"/>
+          </w:tcPr>
+          <w:p>
+            <w:r>
+              <w:t>—</w:t>
+            </w:r>
+          </w:p>
+        </w:tc>
+        <w:tc>
+          <w:tcPr>
+            <w:tcW w:type="dxa" w:w="1728"/>
+          </w:tcPr>
+          <w:p>
+            <w:r>
+              <w:t>Daily EOD summary (Claude Haiku)</w:t>
+            </w:r>
+          </w:p>
+        </w:tc>
+        <w:tc>
+          <w:tcPr>
+            <w:tcW w:type="dxa" w:w="1728"/>
+          </w:tcPr>
+          <w:p>
+            <w:r>
+              <w:t>Dashboard</w:t>
+            </w:r>
+          </w:p>
+        </w:tc>
+        <w:tc>
+          <w:tcPr>
+            <w:tcW w:type="dxa" w:w="1728"/>
+          </w:tcPr>
+          <w:p>
+            <w:r>
+              <w:t>S</w:t>
+            </w:r>
+          </w:p>
+        </w:tc>
+        <w:tc>
+          <w:tcPr>
+            <w:tcW w:type="dxa" w:w="1728"/>
+          </w:tcPr>
+          <w:p>
+            <w:r>
+              <w:t>SHIPPED v5.8 — plain-English session narrative in Performance tab after every EOD</w:t>
+            </w:r>
+          </w:p>
+        </w:tc>
+      </w:tr>
+      <w:tr>
+        <w:tc>
+          <w:tcPr>
+            <w:tcW w:type="dxa" w:w="1728"/>
+          </w:tcPr>
+          <w:p>
+            <w:r>
+              <w:t>—</w:t>
+            </w:r>
+          </w:p>
+        </w:tc>
+        <w:tc>
+          <w:tcPr>
+            <w:tcW w:type="dxa" w:w="1728"/>
+          </w:tcPr>
+          <w:p>
+            <w:r>
+              <w:t>Live scorecard + dynamic date range</w:t>
+            </w:r>
+          </w:p>
+        </w:tc>
+        <w:tc>
+          <w:tcPr>
+            <w:tcW w:type="dxa" w:w="1728"/>
+          </w:tcPr>
+          <w:p>
+            <w:r>
+              <w:t>Dashboard</w:t>
+            </w:r>
+          </w:p>
+        </w:tc>
+        <w:tc>
+          <w:tcPr>
+            <w:tcW w:type="dxa" w:w="1728"/>
+          </w:tcPr>
+          <w:p>
+            <w:r>
+              <w:t>XS</w:t>
+            </w:r>
+          </w:p>
+        </w:tc>
+        <w:tc>
+          <w:tcPr>
+            <w:tcW w:type="dxa" w:w="1728"/>
+          </w:tcPr>
+          <w:p>
+            <w:r>
+              <w:t>SHIPPED v5.8 — scorecard computes from selected date range; options hidden until data threshold met</w:t>
+            </w:r>
+          </w:p>
+        </w:tc>
+      </w:tr>
+      <w:tr>
+        <w:tc>
+          <w:tcPr>
+            <w:tcW w:type="dxa" w:w="1728"/>
+          </w:tcPr>
+          <w:p>
+            <w:r>
+              <w:t>—</w:t>
+            </w:r>
+          </w:p>
+        </w:tc>
+        <w:tc>
+          <w:tcPr>
+            <w:tcW w:type="dxa" w:w="1728"/>
+          </w:tcPr>
+          <w:p>
+            <w:r>
+              <w:t>Performance tab UX (Total Return, tooltips, charts)</w:t>
+            </w:r>
+          </w:p>
+        </w:tc>
+        <w:tc>
+          <w:tcPr>
+            <w:tcW w:type="dxa" w:w="1728"/>
+          </w:tcPr>
+          <w:p>
+            <w:r>
+              <w:t>Dashboard</w:t>
+            </w:r>
+          </w:p>
+        </w:tc>
+        <w:tc>
+          <w:tcPr>
+            <w:tcW w:type="dxa" w:w="1728"/>
+          </w:tcPr>
+          <w:p>
+            <w:r>
+              <w:t>S</w:t>
+            </w:r>
+          </w:p>
+        </w:tc>
+        <w:tc>
+          <w:tcPr>
+            <w:tcW w:type="dxa" w:w="1728"/>
+          </w:tcPr>
+          <w:p>
+            <w:r>
+              <w:t>SHIPPED v5.8 — side-by-side charts, help= tooltips, plain-text Verdict, Total Return metric</w:t>
             </w:r>
           </w:p>
         </w:tc>

--- a/Trading_Agent_Features.docx
+++ b/Trading_Agent_Features.docx
@@ -5053,6 +5053,106 @@
             <w:tcW w:type="dxa" w:w="1440"/>
           </w:tcPr>
           <w:p/>
+        </w:tc>
+      </w:tr>
+      <w:tr>
+        <w:tc>
+          <w:tcPr>
+            <w:tcW w:type="dxa" w:w="1440"/>
+          </w:tcPr>
+          <w:p/>
+        </w:tc>
+        <w:tc>
+          <w:tcPr>
+            <w:tcW w:type="dxa" w:w="1440"/>
+          </w:tcPr>
+          <w:p/>
+        </w:tc>
+        <w:tc>
+          <w:tcPr>
+            <w:tcW w:type="dxa" w:w="1440"/>
+          </w:tcPr>
+          <w:p/>
+        </w:tc>
+        <w:tc>
+          <w:tcPr>
+            <w:tcW w:type="dxa" w:w="1440"/>
+          </w:tcPr>
+          <w:p/>
+        </w:tc>
+        <w:tc>
+          <w:tcPr>
+            <w:tcW w:type="dxa" w:w="1440"/>
+          </w:tcPr>
+          <w:p/>
+        </w:tc>
+        <w:tc>
+          <w:tcPr>
+            <w:tcW w:type="dxa" w:w="1440"/>
+          </w:tcPr>
+          <w:p/>
+        </w:tc>
+      </w:tr>
+      <w:tr>
+        <w:tc>
+          <w:tcPr>
+            <w:tcW w:type="dxa" w:w="1440"/>
+          </w:tcPr>
+          <w:p>
+            <w:r>
+              <w:t>P&amp;L reconciliation against Alpaca equity — PRE GO-LIVE</w:t>
+            </w:r>
+          </w:p>
+        </w:tc>
+        <w:tc>
+          <w:tcPr>
+            <w:tcW w:type="dxa" w:w="1440"/>
+          </w:tcPr>
+          <w:p>
+            <w:r>
+              <w:t>At EOD, pull Alpaca account equity directly (get_account().equity) instead of computing P&amp;L from fill prices. Use Alpaca equity as the source of truth for ending_capital and realized_pnl. Current approach: shares × (close_price − entry_price) + starting_capital. Known gap: paper account showed $100,064.67 (Alpaca) vs $100,128.29 (our calc) on Day 1 — $63.62 discrepancy from commissions, slippage, and limit order fill differences.</w:t>
+            </w:r>
+          </w:p>
+        </w:tc>
+        <w:tc>
+          <w:tcPr>
+            <w:tcW w:type="dxa" w:w="1440"/>
+          </w:tcPr>
+          <w:p>
+            <w:r>
+              <w:t>On real capital, a $63 discrepancy per day compounds. Books must match the broker exactly. Alpaca equity is always ground truth — our P&amp;L calc is an approximation.</w:t>
+            </w:r>
+          </w:p>
+        </w:tc>
+        <w:tc>
+          <w:tcPr>
+            <w:tcW w:type="dxa" w:w="1440"/>
+          </w:tcPr>
+          <w:p>
+            <w:r>
+              <w:t>S</w:t>
+            </w:r>
+          </w:p>
+        </w:tc>
+        <w:tc>
+          <w:tcPr>
+            <w:tcW w:type="dxa" w:w="1440"/>
+          </w:tcPr>
+          <w:p>
+            <w:r>
+              <w:t>P0</w:t>
+            </w:r>
+          </w:p>
+        </w:tc>
+        <w:tc>
+          <w:tcPr>
+            <w:tcW w:type="dxa" w:w="1440"/>
+          </w:tcPr>
+          <w:p>
+            <w:r>
+              <w:t>PLANNED — must fix before real money</w:t>
+            </w:r>
+          </w:p>
         </w:tc>
       </w:tr>
       <w:tr>
@@ -9878,51 +9978,31 @@
           <w:tcPr>
             <w:tcW w:type="dxa" w:w="1728"/>
           </w:tcPr>
-          <w:p>
-            <w:r>
-              <w:t>—</w:t>
-            </w:r>
-          </w:p>
+          <w:p/>
         </w:tc>
         <w:tc>
           <w:tcPr>
             <w:tcW w:type="dxa" w:w="1728"/>
           </w:tcPr>
-          <w:p>
-            <w:r>
-              <w:t>ML candidate scorer (step 1.76)</w:t>
-            </w:r>
-          </w:p>
+          <w:p/>
         </w:tc>
         <w:tc>
           <w:tcPr>
             <w:tcW w:type="dxa" w:w="1728"/>
           </w:tcPr>
-          <w:p>
-            <w:r>
-              <w:t>Signal Quality</w:t>
-            </w:r>
-          </w:p>
+          <w:p/>
         </w:tc>
         <w:tc>
           <w:tcPr>
             <w:tcW w:type="dxa" w:w="1728"/>
           </w:tcPr>
-          <w:p>
-            <w:r>
-              <w:t>M</w:t>
-            </w:r>
-          </w:p>
+          <w:p/>
         </w:tc>
         <w:tc>
           <w:tcPr>
             <w:tcW w:type="dxa" w:w="1728"/>
           </w:tcPr>
-          <w:p>
-            <w:r>
-              <w:t>SHIPPED v5.5 — sorts candidates by P(hit +2%) before Claude; AUC 0.78</w:t>
-            </w:r>
-          </w:p>
+          <w:p/>
         </w:tc>
       </w:tr>
       <w:tr>
@@ -9942,7 +10022,7 @@
           </w:tcPr>
           <w:p>
             <w:r>
-              <w:t>Target 2% / stop 0.67% (3:1 R:R)</w:t>
+              <w:t>ML candidate scorer (step 1.76)</w:t>
             </w:r>
           </w:p>
         </w:tc>
@@ -9952,7 +10032,7 @@
           </w:tcPr>
           <w:p>
             <w:r>
-              <w:t>Risk Mgmt</w:t>
+              <w:t>Signal Quality</w:t>
             </w:r>
           </w:p>
         </w:tc>
@@ -9962,7 +10042,7 @@
           </w:tcPr>
           <w:p>
             <w:r>
-              <w:t>XS</w:t>
+              <w:t>M</w:t>
             </w:r>
           </w:p>
         </w:tc>
@@ -9972,7 +10052,7 @@
           </w:tcPr>
           <w:p>
             <w:r>
-              <w:t>SHIPPED v5.5 — lower achievable target; break-even at 25% win rate</w:t>
+              <w:t>SHIPPED v5.5 — sorts candidates by P(hit +2%) before Claude; AUC 0.78</w:t>
             </w:r>
           </w:p>
         </w:tc>
@@ -9994,7 +10074,7 @@
           </w:tcPr>
           <w:p>
             <w:r>
-              <w:t>Time-of-day entry filter (9:45 AM ET)</w:t>
+              <w:t>Target 2% / stop 0.67% (3:1 R:R)</w:t>
             </w:r>
           </w:p>
         </w:tc>
@@ -10004,7 +10084,7 @@
           </w:tcPr>
           <w:p>
             <w:r>
-              <w:t>Execution</w:t>
+              <w:t>Risk Mgmt</w:t>
             </w:r>
           </w:p>
         </w:tc>
@@ -10024,7 +10104,7 @@
           </w:tcPr>
           <w:p>
             <w:r>
-              <w:t>SHIPPED v5.4 — skips noisiest first 15 min of market</w:t>
+              <w:t>SHIPPED v5.5 — lower achievable target; break-even at 25% win rate</w:t>
             </w:r>
           </w:p>
         </w:tc>
@@ -10046,7 +10126,7 @@
           </w:tcPr>
           <w:p>
             <w:r>
-              <w:t>Live price refresh (Alpaca ask prices)</w:t>
+              <w:t>Time-of-day entry filter (9:45 AM ET)</w:t>
             </w:r>
           </w:p>
         </w:tc>
@@ -10066,7 +10146,7 @@
           </w:tcPr>
           <w:p>
             <w:r>
-              <w:t>S</w:t>
+              <w:t>XS</w:t>
             </w:r>
           </w:p>
         </w:tc>
@@ -10076,7 +10156,7 @@
           </w:tcPr>
           <w:p>
             <w:r>
-              <w:t>SHIPPED v5.4 — real-time ask prices replace 15-min stale yfinance at step 1.8</w:t>
+              <w:t>SHIPPED v5.4 — skips noisiest first 15 min of market</w:t>
             </w:r>
           </w:p>
         </w:tc>
@@ -10098,7 +10178,7 @@
           </w:tcPr>
           <w:p>
             <w:r>
-              <w:t>Native Alpaca trailing stop</w:t>
+              <w:t>Live price refresh (Alpaca ask prices)</w:t>
             </w:r>
           </w:p>
         </w:tc>
@@ -10118,7 +10198,7 @@
           </w:tcPr>
           <w:p>
             <w:r>
-              <w:t>L</w:t>
+              <w:t>S</w:t>
             </w:r>
           </w:p>
         </w:tc>
@@ -10128,7 +10208,7 @@
           </w:tcPr>
           <w:p>
             <w:r>
-              <w:t>SHIPPED v5.6 — trail_percent bracket leg; 2-week paper gate closes 2026-06-01</w:t>
+              <w:t>SHIPPED v5.4 — real-time ask prices replace 15-min stale yfinance at step 1.8</w:t>
             </w:r>
           </w:p>
         </w:tc>
@@ -10150,7 +10230,7 @@
           </w:tcPr>
           <w:p>
             <w:r>
-              <w:t>Tiered lock-in — Thread 2</w:t>
+              <w:t>Native Alpaca trailing stop</w:t>
             </w:r>
           </w:p>
         </w:tc>
@@ -10160,7 +10240,7 @@
           </w:tcPr>
           <w:p>
             <w:r>
-              <w:t>Position Mgmt</w:t>
+              <w:t>Execution</w:t>
             </w:r>
           </w:p>
         </w:tc>
@@ -10170,7 +10250,7 @@
           </w:tcPr>
           <w:p>
             <w:r>
-              <w:t>S</w:t>
+              <w:t>L</w:t>
             </w:r>
           </w:p>
         </w:tc>
@@ -10180,7 +10260,7 @@
           </w:tcPr>
           <w:p>
             <w:r>
-              <w:t>SHIPPED v5.7 — Tier 1 $716 ride with tighter trail, Tier 2 $1,000 ceiling close</w:t>
+              <w:t>SHIPPED v5.6 — trail_percent bracket leg; 2-week paper gate closes 2026-06-01</w:t>
             </w:r>
           </w:p>
         </w:tc>
@@ -10202,7 +10282,7 @@
           </w:tcPr>
           <w:p>
             <w:r>
-              <w:t>VWAP + RS vs SPY enrichment — Thread 1</w:t>
+              <w:t>Tiered lock-in — Thread 2</w:t>
             </w:r>
           </w:p>
         </w:tc>
@@ -10212,7 +10292,7 @@
           </w:tcPr>
           <w:p>
             <w:r>
-              <w:t>Signal Quality</w:t>
+              <w:t>Position Mgmt</w:t>
             </w:r>
           </w:p>
         </w:tc>
@@ -10232,7 +10312,7 @@
           </w:tcPr>
           <w:p>
             <w:r>
-              <w:t>SHIPPED v5.7 — step 1.85 enriches candidates with live institutional signals before Claude</w:t>
+              <w:t>SHIPPED v5.7 — Tier 1 $716 ride with tighter trail, Tier 2 $1,000 ceiling close</w:t>
             </w:r>
           </w:p>
         </w:tc>
@@ -10254,7 +10334,7 @@
           </w:tcPr>
           <w:p>
             <w:r>
-              <w:t>Manual override stop/restart</w:t>
+              <w:t>VWAP + RS vs SPY enrichment — Thread 1</w:t>
             </w:r>
           </w:p>
         </w:tc>
@@ -10264,7 +10344,7 @@
           </w:tcPr>
           <w:p>
             <w:r>
-              <w:t>Operational</w:t>
+              <w:t>Signal Quality</w:t>
             </w:r>
           </w:p>
         </w:tc>
@@ -10284,7 +10364,7 @@
           </w:tcPr>
           <w:p>
             <w:r>
-              <w:t>SHIPPED v5.7 — control.py + stop.yml + restart.yml; halt banner on every dashboard page</w:t>
+              <w:t>SHIPPED v5.7 — step 1.85 enriches candidates with live institutional signals before Claude</w:t>
             </w:r>
           </w:p>
         </w:tc>
@@ -10306,7 +10386,7 @@
           </w:tcPr>
           <w:p>
             <w:r>
-              <w:t>Halt history + eval markers</w:t>
+              <w:t>Manual override stop/restart</w:t>
             </w:r>
           </w:p>
         </w:tc>
@@ -10336,7 +10416,7 @@
           </w:tcPr>
           <w:p>
             <w:r>
-              <w:t>SHIPPED v5.7 — halt_flag_cleared + resumed_at; vline chart markers; INTEGRITY CHECKS in eval</w:t>
+              <w:t>SHIPPED v5.7 — control.py + stop.yml + restart.yml; halt banner on every dashboard page</w:t>
             </w:r>
           </w:p>
         </w:tc>
@@ -10358,7 +10438,7 @@
           </w:tcPr>
           <w:p>
             <w:r>
-              <w:t>Daily EOD summary (Claude Haiku)</w:t>
+              <w:t>Halt history + eval markers</w:t>
             </w:r>
           </w:p>
         </w:tc>
@@ -10368,7 +10448,7 @@
           </w:tcPr>
           <w:p>
             <w:r>
-              <w:t>Dashboard</w:t>
+              <w:t>Operational</w:t>
             </w:r>
           </w:p>
         </w:tc>
@@ -10388,7 +10468,7 @@
           </w:tcPr>
           <w:p>
             <w:r>
-              <w:t>SHIPPED v5.8 — plain-English session narrative in Performance tab after every EOD</w:t>
+              <w:t>SHIPPED v5.7 — halt_flag_cleared + resumed_at; vline chart markers; INTEGRITY CHECKS in eval</w:t>
             </w:r>
           </w:p>
         </w:tc>
@@ -10410,7 +10490,7 @@
           </w:tcPr>
           <w:p>
             <w:r>
-              <w:t>Live scorecard + dynamic date range</w:t>
+              <w:t>Daily EOD summary (Claude Haiku)</w:t>
             </w:r>
           </w:p>
         </w:tc>
@@ -10430,7 +10510,7 @@
           </w:tcPr>
           <w:p>
             <w:r>
-              <w:t>XS</w:t>
+              <w:t>S</w:t>
             </w:r>
           </w:p>
         </w:tc>
@@ -10440,7 +10520,7 @@
           </w:tcPr>
           <w:p>
             <w:r>
-              <w:t>SHIPPED v5.8 — scorecard computes from selected date range; options hidden until data threshold met</w:t>
+              <w:t>SHIPPED v5.8 — plain-English session narrative in Performance tab after every EOD</w:t>
             </w:r>
           </w:p>
         </w:tc>
@@ -10462,6 +10542,58 @@
           </w:tcPr>
           <w:p>
             <w:r>
+              <w:t>Live scorecard + dynamic date range</w:t>
+            </w:r>
+          </w:p>
+        </w:tc>
+        <w:tc>
+          <w:tcPr>
+            <w:tcW w:type="dxa" w:w="1728"/>
+          </w:tcPr>
+          <w:p>
+            <w:r>
+              <w:t>Dashboard</w:t>
+            </w:r>
+          </w:p>
+        </w:tc>
+        <w:tc>
+          <w:tcPr>
+            <w:tcW w:type="dxa" w:w="1728"/>
+          </w:tcPr>
+          <w:p>
+            <w:r>
+              <w:t>XS</w:t>
+            </w:r>
+          </w:p>
+        </w:tc>
+        <w:tc>
+          <w:tcPr>
+            <w:tcW w:type="dxa" w:w="1728"/>
+          </w:tcPr>
+          <w:p>
+            <w:r>
+              <w:t>SHIPPED v5.8 — scorecard computes from selected date range; options hidden until data threshold met</w:t>
+            </w:r>
+          </w:p>
+        </w:tc>
+      </w:tr>
+      <w:tr>
+        <w:tc>
+          <w:tcPr>
+            <w:tcW w:type="dxa" w:w="1728"/>
+          </w:tcPr>
+          <w:p>
+            <w:r>
+              <w:t>—</w:t>
+            </w:r>
+          </w:p>
+        </w:tc>
+        <w:tc>
+          <w:tcPr>
+            <w:tcW w:type="dxa" w:w="1728"/>
+          </w:tcPr>
+          <w:p>
+            <w:r>
               <w:t>Performance tab UX (Total Return, tooltips, charts)</w:t>
             </w:r>
           </w:p>
@@ -10493,6 +10625,58 @@
           <w:p>
             <w:r>
               <w:t>SHIPPED v5.8 — side-by-side charts, help= tooltips, plain-text Verdict, Total Return metric</w:t>
+            </w:r>
+          </w:p>
+        </w:tc>
+      </w:tr>
+      <w:tr>
+        <w:tc>
+          <w:tcPr>
+            <w:tcW w:type="dxa" w:w="1728"/>
+          </w:tcPr>
+          <w:p>
+            <w:r>
+              <w:t>P0</w:t>
+            </w:r>
+          </w:p>
+        </w:tc>
+        <w:tc>
+          <w:tcPr>
+            <w:tcW w:type="dxa" w:w="1728"/>
+          </w:tcPr>
+          <w:p>
+            <w:r>
+              <w:t>P&amp;L reconciliation vs Alpaca equity</w:t>
+            </w:r>
+          </w:p>
+        </w:tc>
+        <w:tc>
+          <w:tcPr>
+            <w:tcW w:type="dxa" w:w="1728"/>
+          </w:tcPr>
+          <w:p>
+            <w:r>
+              <w:t>Infrastructure</w:t>
+            </w:r>
+          </w:p>
+        </w:tc>
+        <w:tc>
+          <w:tcPr>
+            <w:tcW w:type="dxa" w:w="1728"/>
+          </w:tcPr>
+          <w:p>
+            <w:r>
+              <w:t>S</w:t>
+            </w:r>
+          </w:p>
+        </w:tc>
+        <w:tc>
+          <w:tcPr>
+            <w:tcW w:type="dxa" w:w="1728"/>
+          </w:tcPr>
+          <w:p>
+            <w:r>
+              <w:t>MUST FIX before real money — $63 gap on Day 1; pull Alpaca equity at EOD as source of truth</w:t>
             </w:r>
           </w:p>
         </w:tc>
